--- a/Angular Emergencias.docx
+++ b/Angular Emergencias.docx
@@ -38656,11 +38656,5114 @@
       </w:r>
     </w:p>
     <w:p>
+      <w:r>
+        <w:t xml:space="preserve">En la versión 22 de Angular NO detecta los cambios que hacemos mediante </w:t>
+      </w:r>
+      <w:proofErr w:type="spellStart"/>
+      <w:r>
+        <w:t>Routing</w:t>
+      </w:r>
+      <w:proofErr w:type="spellEnd"/>
+      <w:r>
+        <w:t xml:space="preserve"> cuando estamos fuera del </w:t>
+      </w:r>
+      <w:proofErr w:type="spellStart"/>
+      <w:r>
+        <w:t>component</w:t>
+      </w:r>
+      <w:proofErr w:type="spellEnd"/>
+      <w:r>
+        <w:t>.</w:t>
+      </w:r>
+    </w:p>
+    <w:p>
+      <w:r>
+        <w:t xml:space="preserve">Si estamos dentro del </w:t>
+      </w:r>
+      <w:proofErr w:type="spellStart"/>
+      <w:r>
+        <w:t>component</w:t>
+      </w:r>
+      <w:proofErr w:type="spellEnd"/>
+      <w:r>
+        <w:t xml:space="preserve">, los cambios son detectados, pero si estamos en un menú con un componente externo, no es capaz de modificar el </w:t>
+      </w:r>
+      <w:proofErr w:type="spellStart"/>
+      <w:r>
+        <w:t>Render</w:t>
+      </w:r>
+      <w:proofErr w:type="spellEnd"/>
+      <w:r>
+        <w:t xml:space="preserve"> de la página.</w:t>
+      </w:r>
+    </w:p>
+    <w:p>
+      <w:pPr>
+        <w:pStyle w:val="Prrafodelista"/>
+        <w:numPr>
+          <w:ilvl w:val="0"/>
+          <w:numId w:val="11"/>
+        </w:numPr>
+      </w:pPr>
+      <w:r>
+        <w:t xml:space="preserve">Para ello, debemos importar la clase </w:t>
+      </w:r>
+      <w:proofErr w:type="spellStart"/>
+      <w:r>
+        <w:rPr>
+          <w:b/>
+        </w:rPr>
+        <w:t>ChangeDetectorRef</w:t>
+      </w:r>
+      <w:proofErr w:type="spellEnd"/>
+    </w:p>
+    <w:p>
+      <w:r>
+        <w:rPr>
+          <w:noProof/>
+          <w:lang w:eastAsia="es-ES"/>
+        </w:rPr>
+        <w:drawing>
+          <wp:inline distT="0" distB="0" distL="0" distR="0" wp14:anchorId="18BFEE5F" wp14:editId="36E728D8">
+            <wp:extent cx="5400040" cy="266065"/>
+            <wp:effectExtent l="0" t="0" r="0" b="635"/>
+            <wp:docPr id="45" name="Imagen 45"/>
+            <wp:cNvGraphicFramePr>
+              <a:graphicFrameLocks xmlns:a="http://schemas.openxmlformats.org/drawingml/2006/main" noChangeAspect="1"/>
+            </wp:cNvGraphicFramePr>
+            <a:graphic xmlns:a="http://schemas.openxmlformats.org/drawingml/2006/main">
+              <a:graphicData uri="http://schemas.openxmlformats.org/drawingml/2006/picture">
+                <pic:pic xmlns:pic="http://schemas.openxmlformats.org/drawingml/2006/picture">
+                  <pic:nvPicPr>
+                    <pic:cNvPr id="1" name=""/>
+                    <pic:cNvPicPr/>
+                  </pic:nvPicPr>
+                  <pic:blipFill>
+                    <a:blip r:embed="rId66"/>
+                    <a:stretch>
+                      <a:fillRect/>
+                    </a:stretch>
+                  </pic:blipFill>
+                  <pic:spPr>
+                    <a:xfrm>
+                      <a:off x="0" y="0"/>
+                      <a:ext cx="5400040" cy="266065"/>
+                    </a:xfrm>
+                    <a:prstGeom prst="rect">
+                      <a:avLst/>
+                    </a:prstGeom>
+                  </pic:spPr>
+                </pic:pic>
+              </a:graphicData>
+            </a:graphic>
+          </wp:inline>
+        </w:drawing>
+      </w:r>
+    </w:p>
+    <w:p>
+      <w:pPr>
+        <w:pStyle w:val="Prrafodelista"/>
+        <w:numPr>
+          <w:ilvl w:val="0"/>
+          <w:numId w:val="11"/>
+        </w:numPr>
+      </w:pPr>
+      <w:r>
+        <w:t>Posteriormente, inyectar en el constructor un objeto de dicha clase.</w:t>
+      </w:r>
+    </w:p>
+    <w:p>
+      <w:r>
+        <w:rPr>
+          <w:noProof/>
+          <w:lang w:eastAsia="es-ES"/>
+        </w:rPr>
+        <w:drawing>
+          <wp:inline distT="0" distB="0" distL="0" distR="0" wp14:anchorId="37CB6770" wp14:editId="46703325">
+            <wp:extent cx="3672269" cy="928863"/>
+            <wp:effectExtent l="0" t="0" r="4445" b="5080"/>
+            <wp:docPr id="52" name="Imagen 52"/>
+            <wp:cNvGraphicFramePr>
+              <a:graphicFrameLocks xmlns:a="http://schemas.openxmlformats.org/drawingml/2006/main" noChangeAspect="1"/>
+            </wp:cNvGraphicFramePr>
+            <a:graphic xmlns:a="http://schemas.openxmlformats.org/drawingml/2006/main">
+              <a:graphicData uri="http://schemas.openxmlformats.org/drawingml/2006/picture">
+                <pic:pic xmlns:pic="http://schemas.openxmlformats.org/drawingml/2006/picture">
+                  <pic:nvPicPr>
+                    <pic:cNvPr id="1" name=""/>
+                    <pic:cNvPicPr/>
+                  </pic:nvPicPr>
+                  <pic:blipFill>
+                    <a:blip r:embed="rId67"/>
+                    <a:stretch>
+                      <a:fillRect/>
+                    </a:stretch>
+                  </pic:blipFill>
+                  <pic:spPr>
+                    <a:xfrm>
+                      <a:off x="0" y="0"/>
+                      <a:ext cx="3700223" cy="935934"/>
+                    </a:xfrm>
+                    <a:prstGeom prst="rect">
+                      <a:avLst/>
+                    </a:prstGeom>
+                  </pic:spPr>
+                </pic:pic>
+              </a:graphicData>
+            </a:graphic>
+          </wp:inline>
+        </w:drawing>
+      </w:r>
+    </w:p>
+    <w:p>
+      <w:pPr>
+        <w:pStyle w:val="Prrafodelista"/>
+        <w:numPr>
+          <w:ilvl w:val="0"/>
+          <w:numId w:val="11"/>
+        </w:numPr>
+      </w:pPr>
+      <w:r>
+        <w:t xml:space="preserve">Por último, cuando recibamos los cambios en </w:t>
+      </w:r>
+      <w:proofErr w:type="spellStart"/>
+      <w:r>
+        <w:t>ActivatedRouter</w:t>
+      </w:r>
+      <w:proofErr w:type="spellEnd"/>
+      <w:r>
+        <w:t xml:space="preserve">, forzar el </w:t>
+      </w:r>
+      <w:proofErr w:type="spellStart"/>
+      <w:r>
+        <w:t>Render</w:t>
+      </w:r>
+      <w:proofErr w:type="spellEnd"/>
+      <w:r>
+        <w:t>.</w:t>
+      </w:r>
+    </w:p>
+    <w:p>
+      <w:r>
+        <w:rPr>
+          <w:noProof/>
+          <w:lang w:eastAsia="es-ES"/>
+        </w:rPr>
+        <w:lastRenderedPageBreak/>
+        <w:drawing>
+          <wp:inline distT="0" distB="0" distL="0" distR="0" wp14:anchorId="6EF3B62A" wp14:editId="6D22F8FC">
+            <wp:extent cx="4131914" cy="1415365"/>
+            <wp:effectExtent l="0" t="0" r="2540" b="0"/>
+            <wp:docPr id="62" name="Imagen 62"/>
+            <wp:cNvGraphicFramePr>
+              <a:graphicFrameLocks xmlns:a="http://schemas.openxmlformats.org/drawingml/2006/main" noChangeAspect="1"/>
+            </wp:cNvGraphicFramePr>
+            <a:graphic xmlns:a="http://schemas.openxmlformats.org/drawingml/2006/main">
+              <a:graphicData uri="http://schemas.openxmlformats.org/drawingml/2006/picture">
+                <pic:pic xmlns:pic="http://schemas.openxmlformats.org/drawingml/2006/picture">
+                  <pic:nvPicPr>
+                    <pic:cNvPr id="1" name=""/>
+                    <pic:cNvPicPr/>
+                  </pic:nvPicPr>
+                  <pic:blipFill>
+                    <a:blip r:embed="rId68"/>
+                    <a:stretch>
+                      <a:fillRect/>
+                    </a:stretch>
+                  </pic:blipFill>
+                  <pic:spPr>
+                    <a:xfrm>
+                      <a:off x="0" y="0"/>
+                      <a:ext cx="4139356" cy="1417914"/>
+                    </a:xfrm>
+                    <a:prstGeom prst="rect">
+                      <a:avLst/>
+                    </a:prstGeom>
+                  </pic:spPr>
+                </pic:pic>
+              </a:graphicData>
+            </a:graphic>
+          </wp:inline>
+        </w:drawing>
+      </w:r>
+    </w:p>
+    <w:p>
+      <w:r>
+        <w:t>Vamos a realizar una práctica para generar Links dinámicos al pulsar un botón.</w:t>
+      </w:r>
+    </w:p>
+    <w:p>
+      <w:r>
+        <w:t xml:space="preserve">Lo que tendremos es un </w:t>
+      </w:r>
+      <w:proofErr w:type="spellStart"/>
+      <w:r>
+        <w:t>Array</w:t>
+      </w:r>
+      <w:proofErr w:type="spellEnd"/>
+      <w:r>
+        <w:t xml:space="preserve"> de números. Al pulsar un botón, generamos un número nuevo con </w:t>
+      </w:r>
+      <w:proofErr w:type="spellStart"/>
+      <w:r>
+        <w:t>Random</w:t>
+      </w:r>
+      <w:proofErr w:type="spellEnd"/>
+      <w:r>
+        <w:t>.</w:t>
+      </w:r>
+    </w:p>
+    <w:p>
+      <w:r>
+        <w:t xml:space="preserve">Dicho número lo iremos dibujando mediante un </w:t>
+      </w:r>
+      <w:proofErr w:type="spellStart"/>
+      <w:r>
+        <w:t>RouterLink</w:t>
+      </w:r>
+      <w:proofErr w:type="spellEnd"/>
+      <w:r>
+        <w:t xml:space="preserve"> en la página y al pulsar, mostramos su valor doble.</w:t>
+      </w:r>
+    </w:p>
+    <w:p>
+      <w:r>
+        <w:rPr>
+          <w:noProof/>
+          <w:lang w:eastAsia="es-ES"/>
+        </w:rPr>
+        <w:drawing>
+          <wp:inline distT="0" distB="0" distL="0" distR="0" wp14:anchorId="357FA128" wp14:editId="22D3F91A">
+            <wp:extent cx="2536475" cy="1985275"/>
+            <wp:effectExtent l="0" t="0" r="0" b="0"/>
+            <wp:docPr id="63" name="Imagen 63"/>
+            <wp:cNvGraphicFramePr>
+              <a:graphicFrameLocks xmlns:a="http://schemas.openxmlformats.org/drawingml/2006/main" noChangeAspect="1"/>
+            </wp:cNvGraphicFramePr>
+            <a:graphic xmlns:a="http://schemas.openxmlformats.org/drawingml/2006/main">
+              <a:graphicData uri="http://schemas.openxmlformats.org/drawingml/2006/picture">
+                <pic:pic xmlns:pic="http://schemas.openxmlformats.org/drawingml/2006/picture">
+                  <pic:nvPicPr>
+                    <pic:cNvPr id="1" name=""/>
+                    <pic:cNvPicPr/>
+                  </pic:nvPicPr>
+                  <pic:blipFill>
+                    <a:blip r:embed="rId69"/>
+                    <a:stretch>
+                      <a:fillRect/>
+                    </a:stretch>
+                  </pic:blipFill>
+                  <pic:spPr>
+                    <a:xfrm>
+                      <a:off x="0" y="0"/>
+                      <a:ext cx="2538559" cy="1986906"/>
+                    </a:xfrm>
+                    <a:prstGeom prst="rect">
+                      <a:avLst/>
+                    </a:prstGeom>
+                  </pic:spPr>
+                </pic:pic>
+              </a:graphicData>
+            </a:graphic>
+          </wp:inline>
+        </w:drawing>
+      </w:r>
+    </w:p>
+    <w:p>
+      <w:pPr>
+        <w:rPr>
+          <w:b/>
+        </w:rPr>
+      </w:pPr>
+      <w:r>
+        <w:t xml:space="preserve">Creamos un nuevo </w:t>
+      </w:r>
+      <w:proofErr w:type="spellStart"/>
+      <w:r>
+        <w:t>component</w:t>
+      </w:r>
+      <w:proofErr w:type="spellEnd"/>
+      <w:r>
+        <w:t xml:space="preserve"> llamado </w:t>
+      </w:r>
+      <w:proofErr w:type="spellStart"/>
+      <w:r>
+        <w:rPr>
+          <w:b/>
+        </w:rPr>
+        <w:t>numerosroutedinamicos</w:t>
+      </w:r>
+      <w:proofErr w:type="spellEnd"/>
+    </w:p>
+    <w:p>
+      <w:pPr>
+        <w:rPr>
+          <w:b/>
+        </w:rPr>
+      </w:pPr>
+      <w:r>
+        <w:rPr>
+          <w:b/>
+        </w:rPr>
+        <w:t>NUMEROSROUTEDINAMICOS.TS</w:t>
+      </w:r>
+    </w:p>
+    <w:p>
+      <w:pPr>
+        <w:shd w:val="clear" w:color="auto" w:fill="FFFFFF"/>
+        <w:spacing w:after="0" w:line="360" w:lineRule="atLeast"/>
+        <w:rPr>
+          <w:rFonts w:ascii="Consolas" w:eastAsia="Times New Roman" w:hAnsi="Consolas" w:cs="Times New Roman"/>
+          <w:b/>
+          <w:bCs/>
+          <w:color w:val="000000"/>
+          <w:sz w:val="27"/>
+          <w:szCs w:val="27"/>
+          <w:lang w:eastAsia="es-ES"/>
+        </w:rPr>
+      </w:pPr>
+      <w:proofErr w:type="spellStart"/>
+      <w:proofErr w:type="gramStart"/>
+      <w:r>
+        <w:rPr>
+          <w:rFonts w:ascii="Consolas" w:eastAsia="Times New Roman" w:hAnsi="Consolas" w:cs="Times New Roman"/>
+          <w:b/>
+          <w:bCs/>
+          <w:color w:val="F92672"/>
+          <w:sz w:val="27"/>
+          <w:szCs w:val="27"/>
+          <w:lang w:eastAsia="es-ES"/>
+        </w:rPr>
+        <w:t>import</w:t>
+      </w:r>
+      <w:proofErr w:type="spellEnd"/>
+      <w:proofErr w:type="gramEnd"/>
+      <w:r>
+        <w:rPr>
+          <w:rFonts w:ascii="Consolas" w:eastAsia="Times New Roman" w:hAnsi="Consolas" w:cs="Times New Roman"/>
+          <w:b/>
+          <w:bCs/>
+          <w:color w:val="000000"/>
+          <w:sz w:val="27"/>
+          <w:szCs w:val="27"/>
+          <w:lang w:eastAsia="es-ES"/>
+        </w:rPr>
+        <w:t xml:space="preserve"> { </w:t>
+      </w:r>
+      <w:proofErr w:type="spellStart"/>
+      <w:r>
+        <w:rPr>
+          <w:rFonts w:ascii="Consolas" w:eastAsia="Times New Roman" w:hAnsi="Consolas" w:cs="Times New Roman"/>
+          <w:b/>
+          <w:bCs/>
+          <w:color w:val="000000"/>
+          <w:sz w:val="27"/>
+          <w:szCs w:val="27"/>
+          <w:lang w:eastAsia="es-ES"/>
+        </w:rPr>
+        <w:t>Component</w:t>
+      </w:r>
+      <w:proofErr w:type="spellEnd"/>
+      <w:r>
+        <w:rPr>
+          <w:rFonts w:ascii="Consolas" w:eastAsia="Times New Roman" w:hAnsi="Consolas" w:cs="Times New Roman"/>
+          <w:b/>
+          <w:bCs/>
+          <w:color w:val="000000"/>
+          <w:sz w:val="27"/>
+          <w:szCs w:val="27"/>
+          <w:lang w:eastAsia="es-ES"/>
+        </w:rPr>
+        <w:t xml:space="preserve">, </w:t>
+      </w:r>
+      <w:proofErr w:type="spellStart"/>
+      <w:r>
+        <w:rPr>
+          <w:rFonts w:ascii="Consolas" w:eastAsia="Times New Roman" w:hAnsi="Consolas" w:cs="Times New Roman"/>
+          <w:b/>
+          <w:bCs/>
+          <w:color w:val="000000"/>
+          <w:sz w:val="27"/>
+          <w:szCs w:val="27"/>
+          <w:lang w:eastAsia="es-ES"/>
+        </w:rPr>
+        <w:t>OnInit</w:t>
+      </w:r>
+      <w:proofErr w:type="spellEnd"/>
+      <w:r>
+        <w:rPr>
+          <w:rFonts w:ascii="Consolas" w:eastAsia="Times New Roman" w:hAnsi="Consolas" w:cs="Times New Roman"/>
+          <w:b/>
+          <w:bCs/>
+          <w:color w:val="000000"/>
+          <w:sz w:val="27"/>
+          <w:szCs w:val="27"/>
+          <w:lang w:eastAsia="es-ES"/>
+        </w:rPr>
+        <w:t xml:space="preserve"> } </w:t>
+      </w:r>
+      <w:proofErr w:type="spellStart"/>
+      <w:r>
+        <w:rPr>
+          <w:rFonts w:ascii="Consolas" w:eastAsia="Times New Roman" w:hAnsi="Consolas" w:cs="Times New Roman"/>
+          <w:b/>
+          <w:bCs/>
+          <w:color w:val="F92672"/>
+          <w:sz w:val="27"/>
+          <w:szCs w:val="27"/>
+          <w:lang w:eastAsia="es-ES"/>
+        </w:rPr>
+        <w:t>from</w:t>
+      </w:r>
+      <w:proofErr w:type="spellEnd"/>
+      <w:r>
+        <w:rPr>
+          <w:rFonts w:ascii="Consolas" w:eastAsia="Times New Roman" w:hAnsi="Consolas" w:cs="Times New Roman"/>
+          <w:b/>
+          <w:bCs/>
+          <w:color w:val="000000"/>
+          <w:sz w:val="27"/>
+          <w:szCs w:val="27"/>
+          <w:lang w:eastAsia="es-ES"/>
+        </w:rPr>
+        <w:t xml:space="preserve"> </w:t>
+      </w:r>
+      <w:r>
+        <w:rPr>
+          <w:rFonts w:ascii="Consolas" w:eastAsia="Times New Roman" w:hAnsi="Consolas" w:cs="Times New Roman"/>
+          <w:b/>
+          <w:bCs/>
+          <w:color w:val="F25A00"/>
+          <w:sz w:val="27"/>
+          <w:szCs w:val="27"/>
+          <w:lang w:eastAsia="es-ES"/>
+        </w:rPr>
+        <w:t>'@angular/</w:t>
+      </w:r>
+      <w:proofErr w:type="spellStart"/>
+      <w:r>
+        <w:rPr>
+          <w:rFonts w:ascii="Consolas" w:eastAsia="Times New Roman" w:hAnsi="Consolas" w:cs="Times New Roman"/>
+          <w:b/>
+          <w:bCs/>
+          <w:color w:val="F25A00"/>
+          <w:sz w:val="27"/>
+          <w:szCs w:val="27"/>
+          <w:lang w:eastAsia="es-ES"/>
+        </w:rPr>
+        <w:t>core</w:t>
+      </w:r>
+      <w:proofErr w:type="spellEnd"/>
+      <w:r>
+        <w:rPr>
+          <w:rFonts w:ascii="Consolas" w:eastAsia="Times New Roman" w:hAnsi="Consolas" w:cs="Times New Roman"/>
+          <w:b/>
+          <w:bCs/>
+          <w:color w:val="F25A00"/>
+          <w:sz w:val="27"/>
+          <w:szCs w:val="27"/>
+          <w:lang w:eastAsia="es-ES"/>
+        </w:rPr>
+        <w:t>'</w:t>
+      </w:r>
+      <w:r>
+        <w:rPr>
+          <w:rFonts w:ascii="Consolas" w:eastAsia="Times New Roman" w:hAnsi="Consolas" w:cs="Times New Roman"/>
+          <w:b/>
+          <w:bCs/>
+          <w:color w:val="000000"/>
+          <w:sz w:val="27"/>
+          <w:szCs w:val="27"/>
+          <w:lang w:eastAsia="es-ES"/>
+        </w:rPr>
+        <w:t>;</w:t>
+      </w:r>
+    </w:p>
+    <w:p>
+      <w:pPr>
+        <w:shd w:val="clear" w:color="auto" w:fill="FFFFFF"/>
+        <w:spacing w:after="0" w:line="360" w:lineRule="atLeast"/>
+        <w:rPr>
+          <w:rFonts w:ascii="Consolas" w:eastAsia="Times New Roman" w:hAnsi="Consolas" w:cs="Times New Roman"/>
+          <w:b/>
+          <w:bCs/>
+          <w:color w:val="000000"/>
+          <w:sz w:val="27"/>
+          <w:szCs w:val="27"/>
+          <w:lang w:eastAsia="es-ES"/>
+        </w:rPr>
+      </w:pPr>
+      <w:proofErr w:type="spellStart"/>
+      <w:proofErr w:type="gramStart"/>
+      <w:r>
+        <w:rPr>
+          <w:rFonts w:ascii="Consolas" w:eastAsia="Times New Roman" w:hAnsi="Consolas" w:cs="Times New Roman"/>
+          <w:b/>
+          <w:bCs/>
+          <w:color w:val="F92672"/>
+          <w:sz w:val="27"/>
+          <w:szCs w:val="27"/>
+          <w:lang w:eastAsia="es-ES"/>
+        </w:rPr>
+        <w:t>import</w:t>
+      </w:r>
+      <w:proofErr w:type="spellEnd"/>
+      <w:proofErr w:type="gramEnd"/>
+      <w:r>
+        <w:rPr>
+          <w:rFonts w:ascii="Consolas" w:eastAsia="Times New Roman" w:hAnsi="Consolas" w:cs="Times New Roman"/>
+          <w:b/>
+          <w:bCs/>
+          <w:color w:val="000000"/>
+          <w:sz w:val="27"/>
+          <w:szCs w:val="27"/>
+          <w:lang w:eastAsia="es-ES"/>
+        </w:rPr>
+        <w:t xml:space="preserve"> { </w:t>
+      </w:r>
+      <w:proofErr w:type="spellStart"/>
+      <w:r>
+        <w:rPr>
+          <w:rFonts w:ascii="Consolas" w:eastAsia="Times New Roman" w:hAnsi="Consolas" w:cs="Times New Roman"/>
+          <w:b/>
+          <w:bCs/>
+          <w:color w:val="000000"/>
+          <w:sz w:val="27"/>
+          <w:szCs w:val="27"/>
+          <w:lang w:eastAsia="es-ES"/>
+        </w:rPr>
+        <w:t>ActivatedRoute</w:t>
+      </w:r>
+      <w:proofErr w:type="spellEnd"/>
+      <w:r>
+        <w:rPr>
+          <w:rFonts w:ascii="Consolas" w:eastAsia="Times New Roman" w:hAnsi="Consolas" w:cs="Times New Roman"/>
+          <w:b/>
+          <w:bCs/>
+          <w:color w:val="000000"/>
+          <w:sz w:val="27"/>
+          <w:szCs w:val="27"/>
+          <w:lang w:eastAsia="es-ES"/>
+        </w:rPr>
+        <w:t xml:space="preserve">, </w:t>
+      </w:r>
+      <w:proofErr w:type="spellStart"/>
+      <w:r>
+        <w:rPr>
+          <w:rFonts w:ascii="Consolas" w:eastAsia="Times New Roman" w:hAnsi="Consolas" w:cs="Times New Roman"/>
+          <w:b/>
+          <w:bCs/>
+          <w:color w:val="000000"/>
+          <w:sz w:val="27"/>
+          <w:szCs w:val="27"/>
+          <w:lang w:eastAsia="es-ES"/>
+        </w:rPr>
+        <w:t>Params</w:t>
+      </w:r>
+      <w:proofErr w:type="spellEnd"/>
+      <w:r>
+        <w:rPr>
+          <w:rFonts w:ascii="Consolas" w:eastAsia="Times New Roman" w:hAnsi="Consolas" w:cs="Times New Roman"/>
+          <w:b/>
+          <w:bCs/>
+          <w:color w:val="000000"/>
+          <w:sz w:val="27"/>
+          <w:szCs w:val="27"/>
+          <w:lang w:eastAsia="es-ES"/>
+        </w:rPr>
+        <w:t xml:space="preserve"> } </w:t>
+      </w:r>
+      <w:proofErr w:type="spellStart"/>
+      <w:r>
+        <w:rPr>
+          <w:rFonts w:ascii="Consolas" w:eastAsia="Times New Roman" w:hAnsi="Consolas" w:cs="Times New Roman"/>
+          <w:b/>
+          <w:bCs/>
+          <w:color w:val="F92672"/>
+          <w:sz w:val="27"/>
+          <w:szCs w:val="27"/>
+          <w:lang w:eastAsia="es-ES"/>
+        </w:rPr>
+        <w:t>from</w:t>
+      </w:r>
+      <w:proofErr w:type="spellEnd"/>
+      <w:r>
+        <w:rPr>
+          <w:rFonts w:ascii="Consolas" w:eastAsia="Times New Roman" w:hAnsi="Consolas" w:cs="Times New Roman"/>
+          <w:b/>
+          <w:bCs/>
+          <w:color w:val="000000"/>
+          <w:sz w:val="27"/>
+          <w:szCs w:val="27"/>
+          <w:lang w:eastAsia="es-ES"/>
+        </w:rPr>
+        <w:t xml:space="preserve"> </w:t>
+      </w:r>
+      <w:r>
+        <w:rPr>
+          <w:rFonts w:ascii="Consolas" w:eastAsia="Times New Roman" w:hAnsi="Consolas" w:cs="Times New Roman"/>
+          <w:b/>
+          <w:bCs/>
+          <w:color w:val="F25A00"/>
+          <w:sz w:val="27"/>
+          <w:szCs w:val="27"/>
+          <w:lang w:eastAsia="es-ES"/>
+        </w:rPr>
+        <w:t>'@angular/</w:t>
+      </w:r>
+      <w:proofErr w:type="spellStart"/>
+      <w:r>
+        <w:rPr>
+          <w:rFonts w:ascii="Consolas" w:eastAsia="Times New Roman" w:hAnsi="Consolas" w:cs="Times New Roman"/>
+          <w:b/>
+          <w:bCs/>
+          <w:color w:val="F25A00"/>
+          <w:sz w:val="27"/>
+          <w:szCs w:val="27"/>
+          <w:lang w:eastAsia="es-ES"/>
+        </w:rPr>
+        <w:t>router</w:t>
+      </w:r>
+      <w:proofErr w:type="spellEnd"/>
+      <w:r>
+        <w:rPr>
+          <w:rFonts w:ascii="Consolas" w:eastAsia="Times New Roman" w:hAnsi="Consolas" w:cs="Times New Roman"/>
+          <w:b/>
+          <w:bCs/>
+          <w:color w:val="F25A00"/>
+          <w:sz w:val="27"/>
+          <w:szCs w:val="27"/>
+          <w:lang w:eastAsia="es-ES"/>
+        </w:rPr>
+        <w:t>'</w:t>
+      </w:r>
+      <w:r>
+        <w:rPr>
+          <w:rFonts w:ascii="Consolas" w:eastAsia="Times New Roman" w:hAnsi="Consolas" w:cs="Times New Roman"/>
+          <w:b/>
+          <w:bCs/>
+          <w:color w:val="000000"/>
+          <w:sz w:val="27"/>
+          <w:szCs w:val="27"/>
+          <w:lang w:eastAsia="es-ES"/>
+        </w:rPr>
+        <w:t>;</w:t>
+      </w:r>
+    </w:p>
+    <w:p>
+      <w:pPr>
+        <w:shd w:val="clear" w:color="auto" w:fill="FFFFFF"/>
+        <w:spacing w:after="0" w:line="360" w:lineRule="atLeast"/>
+        <w:rPr>
+          <w:rFonts w:ascii="Consolas" w:eastAsia="Times New Roman" w:hAnsi="Consolas" w:cs="Times New Roman"/>
+          <w:b/>
+          <w:bCs/>
+          <w:color w:val="000000"/>
+          <w:sz w:val="27"/>
+          <w:szCs w:val="27"/>
+          <w:lang w:eastAsia="es-ES"/>
+        </w:rPr>
+      </w:pPr>
+    </w:p>
+    <w:p>
+      <w:pPr>
+        <w:shd w:val="clear" w:color="auto" w:fill="FFFFFF"/>
+        <w:spacing w:after="0" w:line="360" w:lineRule="atLeast"/>
+        <w:rPr>
+          <w:rFonts w:ascii="Consolas" w:eastAsia="Times New Roman" w:hAnsi="Consolas" w:cs="Times New Roman"/>
+          <w:b/>
+          <w:bCs/>
+          <w:color w:val="000000"/>
+          <w:sz w:val="27"/>
+          <w:szCs w:val="27"/>
+          <w:lang w:eastAsia="es-ES"/>
+        </w:rPr>
+      </w:pPr>
+      <w:proofErr w:type="gramStart"/>
+      <w:r>
+        <w:rPr>
+          <w:rFonts w:ascii="Consolas" w:eastAsia="Times New Roman" w:hAnsi="Consolas" w:cs="Times New Roman"/>
+          <w:b/>
+          <w:bCs/>
+          <w:color w:val="000000"/>
+          <w:sz w:val="27"/>
+          <w:szCs w:val="27"/>
+          <w:lang w:eastAsia="es-ES"/>
+        </w:rPr>
+        <w:t>@</w:t>
+      </w:r>
+      <w:proofErr w:type="spellStart"/>
+      <w:r>
+        <w:rPr>
+          <w:rFonts w:ascii="Consolas" w:eastAsia="Times New Roman" w:hAnsi="Consolas" w:cs="Times New Roman"/>
+          <w:b/>
+          <w:bCs/>
+          <w:color w:val="6AAF19"/>
+          <w:sz w:val="27"/>
+          <w:szCs w:val="27"/>
+          <w:lang w:eastAsia="es-ES"/>
+        </w:rPr>
+        <w:t>Component</w:t>
+      </w:r>
+      <w:proofErr w:type="spellEnd"/>
+      <w:r>
+        <w:rPr>
+          <w:rFonts w:ascii="Consolas" w:eastAsia="Times New Roman" w:hAnsi="Consolas" w:cs="Times New Roman"/>
+          <w:b/>
+          <w:bCs/>
+          <w:color w:val="000000"/>
+          <w:sz w:val="27"/>
+          <w:szCs w:val="27"/>
+          <w:lang w:eastAsia="es-ES"/>
+        </w:rPr>
+        <w:t>({</w:t>
+      </w:r>
+      <w:proofErr w:type="gramEnd"/>
+    </w:p>
+    <w:p>
+      <w:pPr>
+        <w:shd w:val="clear" w:color="auto" w:fill="FFFFFF"/>
+        <w:spacing w:after="0" w:line="360" w:lineRule="atLeast"/>
+        <w:rPr>
+          <w:rFonts w:ascii="Consolas" w:eastAsia="Times New Roman" w:hAnsi="Consolas" w:cs="Times New Roman"/>
+          <w:b/>
+          <w:bCs/>
+          <w:color w:val="000000"/>
+          <w:sz w:val="27"/>
+          <w:szCs w:val="27"/>
+          <w:lang w:eastAsia="es-ES"/>
+        </w:rPr>
+      </w:pPr>
+      <w:r>
+        <w:rPr>
+          <w:rFonts w:ascii="Consolas" w:eastAsia="Times New Roman" w:hAnsi="Consolas" w:cs="Times New Roman"/>
+          <w:b/>
+          <w:bCs/>
+          <w:color w:val="000000"/>
+          <w:sz w:val="27"/>
+          <w:szCs w:val="27"/>
+          <w:lang w:eastAsia="es-ES"/>
+        </w:rPr>
+        <w:t xml:space="preserve">  </w:t>
+      </w:r>
+      <w:proofErr w:type="gramStart"/>
+      <w:r>
+        <w:rPr>
+          <w:rFonts w:ascii="Consolas" w:eastAsia="Times New Roman" w:hAnsi="Consolas" w:cs="Times New Roman"/>
+          <w:b/>
+          <w:bCs/>
+          <w:color w:val="000000"/>
+          <w:sz w:val="27"/>
+          <w:szCs w:val="27"/>
+          <w:lang w:eastAsia="es-ES"/>
+        </w:rPr>
+        <w:t>selector</w:t>
+      </w:r>
+      <w:proofErr w:type="gramEnd"/>
+      <w:r>
+        <w:rPr>
+          <w:rFonts w:ascii="Consolas" w:eastAsia="Times New Roman" w:hAnsi="Consolas" w:cs="Times New Roman"/>
+          <w:b/>
+          <w:bCs/>
+          <w:color w:val="000000"/>
+          <w:sz w:val="27"/>
+          <w:szCs w:val="27"/>
+          <w:lang w:eastAsia="es-ES"/>
+        </w:rPr>
+        <w:t xml:space="preserve">: </w:t>
+      </w:r>
+      <w:r>
+        <w:rPr>
+          <w:rFonts w:ascii="Consolas" w:eastAsia="Times New Roman" w:hAnsi="Consolas" w:cs="Times New Roman"/>
+          <w:b/>
+          <w:bCs/>
+          <w:color w:val="F25A00"/>
+          <w:sz w:val="27"/>
+          <w:szCs w:val="27"/>
+          <w:lang w:eastAsia="es-ES"/>
+        </w:rPr>
+        <w:t>'app-</w:t>
+      </w:r>
+      <w:proofErr w:type="spellStart"/>
+      <w:r>
+        <w:rPr>
+          <w:rFonts w:ascii="Consolas" w:eastAsia="Times New Roman" w:hAnsi="Consolas" w:cs="Times New Roman"/>
+          <w:b/>
+          <w:bCs/>
+          <w:color w:val="F25A00"/>
+          <w:sz w:val="27"/>
+          <w:szCs w:val="27"/>
+          <w:lang w:eastAsia="es-ES"/>
+        </w:rPr>
+        <w:t>numerosroutedinamicos</w:t>
+      </w:r>
+      <w:proofErr w:type="spellEnd"/>
+      <w:r>
+        <w:rPr>
+          <w:rFonts w:ascii="Consolas" w:eastAsia="Times New Roman" w:hAnsi="Consolas" w:cs="Times New Roman"/>
+          <w:b/>
+          <w:bCs/>
+          <w:color w:val="F25A00"/>
+          <w:sz w:val="27"/>
+          <w:szCs w:val="27"/>
+          <w:lang w:eastAsia="es-ES"/>
+        </w:rPr>
+        <w:t>'</w:t>
+      </w:r>
+      <w:r>
+        <w:rPr>
+          <w:rFonts w:ascii="Consolas" w:eastAsia="Times New Roman" w:hAnsi="Consolas" w:cs="Times New Roman"/>
+          <w:b/>
+          <w:bCs/>
+          <w:color w:val="000000"/>
+          <w:sz w:val="27"/>
+          <w:szCs w:val="27"/>
+          <w:lang w:eastAsia="es-ES"/>
+        </w:rPr>
+        <w:t>,</w:t>
+      </w:r>
+    </w:p>
+    <w:p>
+      <w:pPr>
+        <w:shd w:val="clear" w:color="auto" w:fill="FFFFFF"/>
+        <w:spacing w:after="0" w:line="360" w:lineRule="atLeast"/>
+        <w:rPr>
+          <w:rFonts w:ascii="Consolas" w:eastAsia="Times New Roman" w:hAnsi="Consolas" w:cs="Times New Roman"/>
+          <w:b/>
+          <w:bCs/>
+          <w:color w:val="000000"/>
+          <w:sz w:val="27"/>
+          <w:szCs w:val="27"/>
+          <w:lang w:eastAsia="es-ES"/>
+        </w:rPr>
+      </w:pPr>
+      <w:r>
+        <w:rPr>
+          <w:rFonts w:ascii="Consolas" w:eastAsia="Times New Roman" w:hAnsi="Consolas" w:cs="Times New Roman"/>
+          <w:b/>
+          <w:bCs/>
+          <w:color w:val="000000"/>
+          <w:sz w:val="27"/>
+          <w:szCs w:val="27"/>
+          <w:lang w:eastAsia="es-ES"/>
+        </w:rPr>
+        <w:t xml:space="preserve">  </w:t>
+      </w:r>
+      <w:proofErr w:type="spellStart"/>
+      <w:proofErr w:type="gramStart"/>
+      <w:r>
+        <w:rPr>
+          <w:rFonts w:ascii="Consolas" w:eastAsia="Times New Roman" w:hAnsi="Consolas" w:cs="Times New Roman"/>
+          <w:b/>
+          <w:bCs/>
+          <w:color w:val="000000"/>
+          <w:sz w:val="27"/>
+          <w:szCs w:val="27"/>
+          <w:lang w:eastAsia="es-ES"/>
+        </w:rPr>
+        <w:t>standalone</w:t>
+      </w:r>
+      <w:proofErr w:type="spellEnd"/>
+      <w:proofErr w:type="gramEnd"/>
+      <w:r>
+        <w:rPr>
+          <w:rFonts w:ascii="Consolas" w:eastAsia="Times New Roman" w:hAnsi="Consolas" w:cs="Times New Roman"/>
+          <w:b/>
+          <w:bCs/>
+          <w:color w:val="000000"/>
+          <w:sz w:val="27"/>
+          <w:szCs w:val="27"/>
+          <w:lang w:eastAsia="es-ES"/>
+        </w:rPr>
+        <w:t xml:space="preserve">: </w:t>
+      </w:r>
+      <w:r>
+        <w:rPr>
+          <w:rFonts w:ascii="Consolas" w:eastAsia="Times New Roman" w:hAnsi="Consolas" w:cs="Times New Roman"/>
+          <w:b/>
+          <w:bCs/>
+          <w:color w:val="AE81FF"/>
+          <w:sz w:val="27"/>
+          <w:szCs w:val="27"/>
+          <w:lang w:eastAsia="es-ES"/>
+        </w:rPr>
+        <w:t>false</w:t>
+      </w:r>
+      <w:r>
+        <w:rPr>
+          <w:rFonts w:ascii="Consolas" w:eastAsia="Times New Roman" w:hAnsi="Consolas" w:cs="Times New Roman"/>
+          <w:b/>
+          <w:bCs/>
+          <w:color w:val="000000"/>
+          <w:sz w:val="27"/>
+          <w:szCs w:val="27"/>
+          <w:lang w:eastAsia="es-ES"/>
+        </w:rPr>
+        <w:t>,</w:t>
+      </w:r>
+    </w:p>
+    <w:p>
+      <w:pPr>
+        <w:shd w:val="clear" w:color="auto" w:fill="FFFFFF"/>
+        <w:spacing w:after="0" w:line="360" w:lineRule="atLeast"/>
+        <w:rPr>
+          <w:rFonts w:ascii="Consolas" w:eastAsia="Times New Roman" w:hAnsi="Consolas" w:cs="Times New Roman"/>
+          <w:b/>
+          <w:bCs/>
+          <w:color w:val="000000"/>
+          <w:sz w:val="27"/>
+          <w:szCs w:val="27"/>
+          <w:lang w:eastAsia="es-ES"/>
+        </w:rPr>
+      </w:pPr>
+      <w:r>
+        <w:rPr>
+          <w:rFonts w:ascii="Consolas" w:eastAsia="Times New Roman" w:hAnsi="Consolas" w:cs="Times New Roman"/>
+          <w:b/>
+          <w:bCs/>
+          <w:color w:val="000000"/>
+          <w:sz w:val="27"/>
+          <w:szCs w:val="27"/>
+          <w:lang w:eastAsia="es-ES"/>
+        </w:rPr>
+        <w:t xml:space="preserve">  </w:t>
+      </w:r>
+      <w:proofErr w:type="spellStart"/>
+      <w:proofErr w:type="gramStart"/>
+      <w:r>
+        <w:rPr>
+          <w:rFonts w:ascii="Consolas" w:eastAsia="Times New Roman" w:hAnsi="Consolas" w:cs="Times New Roman"/>
+          <w:b/>
+          <w:bCs/>
+          <w:color w:val="000000"/>
+          <w:sz w:val="27"/>
+          <w:szCs w:val="27"/>
+          <w:lang w:eastAsia="es-ES"/>
+        </w:rPr>
+        <w:t>styleUrl</w:t>
+      </w:r>
+      <w:proofErr w:type="spellEnd"/>
+      <w:proofErr w:type="gramEnd"/>
+      <w:r>
+        <w:rPr>
+          <w:rFonts w:ascii="Consolas" w:eastAsia="Times New Roman" w:hAnsi="Consolas" w:cs="Times New Roman"/>
+          <w:b/>
+          <w:bCs/>
+          <w:color w:val="000000"/>
+          <w:sz w:val="27"/>
+          <w:szCs w:val="27"/>
+          <w:lang w:eastAsia="es-ES"/>
+        </w:rPr>
+        <w:t xml:space="preserve">: </w:t>
+      </w:r>
+      <w:r>
+        <w:rPr>
+          <w:rFonts w:ascii="Consolas" w:eastAsia="Times New Roman" w:hAnsi="Consolas" w:cs="Times New Roman"/>
+          <w:b/>
+          <w:bCs/>
+          <w:color w:val="F25A00"/>
+          <w:sz w:val="27"/>
+          <w:szCs w:val="27"/>
+          <w:lang w:eastAsia="es-ES"/>
+        </w:rPr>
+        <w:t>'./numerosroutedinamicos.css'</w:t>
+      </w:r>
+      <w:r>
+        <w:rPr>
+          <w:rFonts w:ascii="Consolas" w:eastAsia="Times New Roman" w:hAnsi="Consolas" w:cs="Times New Roman"/>
+          <w:b/>
+          <w:bCs/>
+          <w:color w:val="000000"/>
+          <w:sz w:val="27"/>
+          <w:szCs w:val="27"/>
+          <w:lang w:eastAsia="es-ES"/>
+        </w:rPr>
+        <w:t>,</w:t>
+      </w:r>
+    </w:p>
+    <w:p>
+      <w:pPr>
+        <w:shd w:val="clear" w:color="auto" w:fill="FFFFFF"/>
+        <w:spacing w:after="0" w:line="360" w:lineRule="atLeast"/>
+        <w:rPr>
+          <w:rFonts w:ascii="Consolas" w:eastAsia="Times New Roman" w:hAnsi="Consolas" w:cs="Times New Roman"/>
+          <w:b/>
+          <w:bCs/>
+          <w:color w:val="000000"/>
+          <w:sz w:val="27"/>
+          <w:szCs w:val="27"/>
+          <w:lang w:eastAsia="es-ES"/>
+        </w:rPr>
+      </w:pPr>
+      <w:r>
+        <w:rPr>
+          <w:rFonts w:ascii="Consolas" w:eastAsia="Times New Roman" w:hAnsi="Consolas" w:cs="Times New Roman"/>
+          <w:b/>
+          <w:bCs/>
+          <w:color w:val="000000"/>
+          <w:sz w:val="27"/>
+          <w:szCs w:val="27"/>
+          <w:lang w:eastAsia="es-ES"/>
+        </w:rPr>
+        <w:t xml:space="preserve">  </w:t>
+      </w:r>
+      <w:proofErr w:type="spellStart"/>
+      <w:proofErr w:type="gramStart"/>
+      <w:r>
+        <w:rPr>
+          <w:rFonts w:ascii="Consolas" w:eastAsia="Times New Roman" w:hAnsi="Consolas" w:cs="Times New Roman"/>
+          <w:b/>
+          <w:bCs/>
+          <w:color w:val="000000"/>
+          <w:sz w:val="27"/>
+          <w:szCs w:val="27"/>
+          <w:lang w:eastAsia="es-ES"/>
+        </w:rPr>
+        <w:t>templateUrl</w:t>
+      </w:r>
+      <w:proofErr w:type="spellEnd"/>
+      <w:proofErr w:type="gramEnd"/>
+      <w:r>
+        <w:rPr>
+          <w:rFonts w:ascii="Consolas" w:eastAsia="Times New Roman" w:hAnsi="Consolas" w:cs="Times New Roman"/>
+          <w:b/>
+          <w:bCs/>
+          <w:color w:val="000000"/>
+          <w:sz w:val="27"/>
+          <w:szCs w:val="27"/>
+          <w:lang w:eastAsia="es-ES"/>
+        </w:rPr>
+        <w:t xml:space="preserve">: </w:t>
+      </w:r>
+      <w:r>
+        <w:rPr>
+          <w:rFonts w:ascii="Consolas" w:eastAsia="Times New Roman" w:hAnsi="Consolas" w:cs="Times New Roman"/>
+          <w:b/>
+          <w:bCs/>
+          <w:color w:val="F25A00"/>
+          <w:sz w:val="27"/>
+          <w:szCs w:val="27"/>
+          <w:lang w:eastAsia="es-ES"/>
+        </w:rPr>
+        <w:t>'./numerosroutedinamicos.html'</w:t>
+      </w:r>
+      <w:r>
+        <w:rPr>
+          <w:rFonts w:ascii="Consolas" w:eastAsia="Times New Roman" w:hAnsi="Consolas" w:cs="Times New Roman"/>
+          <w:b/>
+          <w:bCs/>
+          <w:color w:val="000000"/>
+          <w:sz w:val="27"/>
+          <w:szCs w:val="27"/>
+          <w:lang w:eastAsia="es-ES"/>
+        </w:rPr>
+        <w:t>,</w:t>
+      </w:r>
+    </w:p>
+    <w:p>
+      <w:pPr>
+        <w:shd w:val="clear" w:color="auto" w:fill="FFFFFF"/>
+        <w:spacing w:after="0" w:line="360" w:lineRule="atLeast"/>
+        <w:rPr>
+          <w:rFonts w:ascii="Consolas" w:eastAsia="Times New Roman" w:hAnsi="Consolas" w:cs="Times New Roman"/>
+          <w:b/>
+          <w:bCs/>
+          <w:color w:val="000000"/>
+          <w:sz w:val="27"/>
+          <w:szCs w:val="27"/>
+          <w:lang w:eastAsia="es-ES"/>
+        </w:rPr>
+      </w:pPr>
+      <w:r>
+        <w:rPr>
+          <w:rFonts w:ascii="Consolas" w:eastAsia="Times New Roman" w:hAnsi="Consolas" w:cs="Times New Roman"/>
+          <w:b/>
+          <w:bCs/>
+          <w:color w:val="000000"/>
+          <w:sz w:val="27"/>
+          <w:szCs w:val="27"/>
+          <w:lang w:eastAsia="es-ES"/>
+        </w:rPr>
+        <w:t>})</w:t>
+      </w:r>
+    </w:p>
+    <w:p>
+      <w:pPr>
+        <w:shd w:val="clear" w:color="auto" w:fill="FFFFFF"/>
+        <w:spacing w:after="0" w:line="360" w:lineRule="atLeast"/>
+        <w:rPr>
+          <w:rFonts w:ascii="Consolas" w:eastAsia="Times New Roman" w:hAnsi="Consolas" w:cs="Times New Roman"/>
+          <w:b/>
+          <w:bCs/>
+          <w:color w:val="000000"/>
+          <w:sz w:val="27"/>
+          <w:szCs w:val="27"/>
+          <w:lang w:eastAsia="es-ES"/>
+        </w:rPr>
+      </w:pPr>
+      <w:proofErr w:type="spellStart"/>
+      <w:proofErr w:type="gramStart"/>
+      <w:r>
+        <w:rPr>
+          <w:rFonts w:ascii="Consolas" w:eastAsia="Times New Roman" w:hAnsi="Consolas" w:cs="Times New Roman"/>
+          <w:b/>
+          <w:bCs/>
+          <w:color w:val="F92672"/>
+          <w:sz w:val="27"/>
+          <w:szCs w:val="27"/>
+          <w:lang w:eastAsia="es-ES"/>
+        </w:rPr>
+        <w:t>export</w:t>
+      </w:r>
+      <w:proofErr w:type="spellEnd"/>
+      <w:proofErr w:type="gramEnd"/>
+      <w:r>
+        <w:rPr>
+          <w:rFonts w:ascii="Consolas" w:eastAsia="Times New Roman" w:hAnsi="Consolas" w:cs="Times New Roman"/>
+          <w:b/>
+          <w:bCs/>
+          <w:color w:val="000000"/>
+          <w:sz w:val="27"/>
+          <w:szCs w:val="27"/>
+          <w:lang w:eastAsia="es-ES"/>
+        </w:rPr>
+        <w:t xml:space="preserve"> </w:t>
+      </w:r>
+      <w:proofErr w:type="spellStart"/>
+      <w:r>
+        <w:rPr>
+          <w:rFonts w:ascii="Consolas" w:eastAsia="Times New Roman" w:hAnsi="Consolas" w:cs="Times New Roman"/>
+          <w:b/>
+          <w:bCs/>
+          <w:i/>
+          <w:iCs/>
+          <w:color w:val="28C6E4"/>
+          <w:sz w:val="27"/>
+          <w:szCs w:val="27"/>
+          <w:lang w:eastAsia="es-ES"/>
+        </w:rPr>
+        <w:t>class</w:t>
+      </w:r>
+      <w:proofErr w:type="spellEnd"/>
+      <w:r>
+        <w:rPr>
+          <w:rFonts w:ascii="Consolas" w:eastAsia="Times New Roman" w:hAnsi="Consolas" w:cs="Times New Roman"/>
+          <w:b/>
+          <w:bCs/>
+          <w:color w:val="000000"/>
+          <w:sz w:val="27"/>
+          <w:szCs w:val="27"/>
+          <w:lang w:eastAsia="es-ES"/>
+        </w:rPr>
+        <w:t xml:space="preserve"> </w:t>
+      </w:r>
+      <w:proofErr w:type="spellStart"/>
+      <w:r>
+        <w:rPr>
+          <w:rFonts w:ascii="Consolas" w:eastAsia="Times New Roman" w:hAnsi="Consolas" w:cs="Times New Roman"/>
+          <w:b/>
+          <w:bCs/>
+          <w:color w:val="000000"/>
+          <w:sz w:val="27"/>
+          <w:szCs w:val="27"/>
+          <w:lang w:eastAsia="es-ES"/>
+        </w:rPr>
+        <w:t>Numerosroutedinamicos</w:t>
+      </w:r>
+      <w:proofErr w:type="spellEnd"/>
+      <w:r>
+        <w:rPr>
+          <w:rFonts w:ascii="Consolas" w:eastAsia="Times New Roman" w:hAnsi="Consolas" w:cs="Times New Roman"/>
+          <w:b/>
+          <w:bCs/>
+          <w:color w:val="000000"/>
+          <w:sz w:val="27"/>
+          <w:szCs w:val="27"/>
+          <w:lang w:eastAsia="es-ES"/>
+        </w:rPr>
+        <w:t xml:space="preserve"> </w:t>
+      </w:r>
+      <w:proofErr w:type="spellStart"/>
+      <w:r>
+        <w:rPr>
+          <w:rFonts w:ascii="Consolas" w:eastAsia="Times New Roman" w:hAnsi="Consolas" w:cs="Times New Roman"/>
+          <w:b/>
+          <w:bCs/>
+          <w:color w:val="F92672"/>
+          <w:sz w:val="27"/>
+          <w:szCs w:val="27"/>
+          <w:lang w:eastAsia="es-ES"/>
+        </w:rPr>
+        <w:t>implements</w:t>
+      </w:r>
+      <w:proofErr w:type="spellEnd"/>
+      <w:r>
+        <w:rPr>
+          <w:rFonts w:ascii="Consolas" w:eastAsia="Times New Roman" w:hAnsi="Consolas" w:cs="Times New Roman"/>
+          <w:b/>
+          <w:bCs/>
+          <w:color w:val="000000"/>
+          <w:sz w:val="27"/>
+          <w:szCs w:val="27"/>
+          <w:lang w:eastAsia="es-ES"/>
+        </w:rPr>
+        <w:t xml:space="preserve"> </w:t>
+      </w:r>
+      <w:proofErr w:type="spellStart"/>
+      <w:r>
+        <w:rPr>
+          <w:rFonts w:ascii="Consolas" w:eastAsia="Times New Roman" w:hAnsi="Consolas" w:cs="Times New Roman"/>
+          <w:b/>
+          <w:bCs/>
+          <w:i/>
+          <w:iCs/>
+          <w:color w:val="6AAF19"/>
+          <w:sz w:val="27"/>
+          <w:szCs w:val="27"/>
+          <w:u w:val="single"/>
+          <w:lang w:eastAsia="es-ES"/>
+        </w:rPr>
+        <w:t>OnInit</w:t>
+      </w:r>
+      <w:proofErr w:type="spellEnd"/>
+      <w:r>
+        <w:rPr>
+          <w:rFonts w:ascii="Consolas" w:eastAsia="Times New Roman" w:hAnsi="Consolas" w:cs="Times New Roman"/>
+          <w:b/>
+          <w:bCs/>
+          <w:color w:val="000000"/>
+          <w:sz w:val="27"/>
+          <w:szCs w:val="27"/>
+          <w:lang w:eastAsia="es-ES"/>
+        </w:rPr>
+        <w:t xml:space="preserve"> {</w:t>
+      </w:r>
+    </w:p>
+    <w:p>
+      <w:pPr>
+        <w:shd w:val="clear" w:color="auto" w:fill="FFFFFF"/>
+        <w:spacing w:after="0" w:line="360" w:lineRule="atLeast"/>
+        <w:rPr>
+          <w:rFonts w:ascii="Consolas" w:eastAsia="Times New Roman" w:hAnsi="Consolas" w:cs="Times New Roman"/>
+          <w:b/>
+          <w:bCs/>
+          <w:color w:val="000000"/>
+          <w:sz w:val="27"/>
+          <w:szCs w:val="27"/>
+          <w:lang w:eastAsia="es-ES"/>
+        </w:rPr>
+      </w:pPr>
+      <w:r>
+        <w:rPr>
+          <w:rFonts w:ascii="Consolas" w:eastAsia="Times New Roman" w:hAnsi="Consolas" w:cs="Times New Roman"/>
+          <w:b/>
+          <w:bCs/>
+          <w:color w:val="000000"/>
+          <w:sz w:val="27"/>
+          <w:szCs w:val="27"/>
+          <w:lang w:eastAsia="es-ES"/>
+        </w:rPr>
+        <w:t xml:space="preserve">  </w:t>
+      </w:r>
+      <w:proofErr w:type="spellStart"/>
+      <w:proofErr w:type="gramStart"/>
+      <w:r>
+        <w:rPr>
+          <w:rFonts w:ascii="Consolas" w:eastAsia="Times New Roman" w:hAnsi="Consolas" w:cs="Times New Roman"/>
+          <w:b/>
+          <w:bCs/>
+          <w:color w:val="F92672"/>
+          <w:sz w:val="27"/>
+          <w:szCs w:val="27"/>
+          <w:lang w:eastAsia="es-ES"/>
+        </w:rPr>
+        <w:t>public</w:t>
+      </w:r>
+      <w:proofErr w:type="spellEnd"/>
+      <w:proofErr w:type="gramEnd"/>
+      <w:r>
+        <w:rPr>
+          <w:rFonts w:ascii="Consolas" w:eastAsia="Times New Roman" w:hAnsi="Consolas" w:cs="Times New Roman"/>
+          <w:b/>
+          <w:bCs/>
+          <w:color w:val="000000"/>
+          <w:sz w:val="27"/>
+          <w:szCs w:val="27"/>
+          <w:lang w:eastAsia="es-ES"/>
+        </w:rPr>
+        <w:t xml:space="preserve"> </w:t>
+      </w:r>
+      <w:proofErr w:type="spellStart"/>
+      <w:r>
+        <w:rPr>
+          <w:rFonts w:ascii="Consolas" w:eastAsia="Times New Roman" w:hAnsi="Consolas" w:cs="Times New Roman"/>
+          <w:b/>
+          <w:bCs/>
+          <w:color w:val="000000"/>
+          <w:sz w:val="27"/>
+          <w:szCs w:val="27"/>
+          <w:lang w:eastAsia="es-ES"/>
+        </w:rPr>
+        <w:t>numerosRandom</w:t>
+      </w:r>
+      <w:proofErr w:type="spellEnd"/>
+      <w:r>
+        <w:rPr>
+          <w:rFonts w:ascii="Consolas" w:eastAsia="Times New Roman" w:hAnsi="Consolas" w:cs="Times New Roman"/>
+          <w:b/>
+          <w:bCs/>
+          <w:color w:val="F92672"/>
+          <w:sz w:val="27"/>
+          <w:szCs w:val="27"/>
+          <w:lang w:eastAsia="es-ES"/>
+        </w:rPr>
+        <w:t>:</w:t>
+      </w:r>
+      <w:r>
+        <w:rPr>
+          <w:rFonts w:ascii="Consolas" w:eastAsia="Times New Roman" w:hAnsi="Consolas" w:cs="Times New Roman"/>
+          <w:b/>
+          <w:bCs/>
+          <w:color w:val="000000"/>
+          <w:sz w:val="27"/>
+          <w:szCs w:val="27"/>
+          <w:lang w:eastAsia="es-ES"/>
+        </w:rPr>
+        <w:t xml:space="preserve"> </w:t>
+      </w:r>
+      <w:proofErr w:type="spellStart"/>
+      <w:r>
+        <w:rPr>
+          <w:rFonts w:ascii="Consolas" w:eastAsia="Times New Roman" w:hAnsi="Consolas" w:cs="Times New Roman"/>
+          <w:b/>
+          <w:bCs/>
+          <w:color w:val="000000"/>
+          <w:sz w:val="27"/>
+          <w:szCs w:val="27"/>
+          <w:lang w:eastAsia="es-ES"/>
+        </w:rPr>
+        <w:t>Array</w:t>
+      </w:r>
+      <w:proofErr w:type="spellEnd"/>
+      <w:r>
+        <w:rPr>
+          <w:rFonts w:ascii="Consolas" w:eastAsia="Times New Roman" w:hAnsi="Consolas" w:cs="Times New Roman"/>
+          <w:b/>
+          <w:bCs/>
+          <w:color w:val="000000"/>
+          <w:sz w:val="27"/>
+          <w:szCs w:val="27"/>
+          <w:lang w:eastAsia="es-ES"/>
+        </w:rPr>
+        <w:t>&lt;</w:t>
+      </w:r>
+      <w:proofErr w:type="spellStart"/>
+      <w:r>
+        <w:rPr>
+          <w:rFonts w:ascii="Consolas" w:eastAsia="Times New Roman" w:hAnsi="Consolas" w:cs="Times New Roman"/>
+          <w:b/>
+          <w:bCs/>
+          <w:i/>
+          <w:iCs/>
+          <w:color w:val="28C6E4"/>
+          <w:sz w:val="27"/>
+          <w:szCs w:val="27"/>
+          <w:lang w:eastAsia="es-ES"/>
+        </w:rPr>
+        <w:t>number</w:t>
+      </w:r>
+      <w:proofErr w:type="spellEnd"/>
+      <w:r>
+        <w:rPr>
+          <w:rFonts w:ascii="Consolas" w:eastAsia="Times New Roman" w:hAnsi="Consolas" w:cs="Times New Roman"/>
+          <w:b/>
+          <w:bCs/>
+          <w:color w:val="000000"/>
+          <w:sz w:val="27"/>
+          <w:szCs w:val="27"/>
+          <w:lang w:eastAsia="es-ES"/>
+        </w:rPr>
+        <w:t>&gt;;</w:t>
+      </w:r>
+    </w:p>
+    <w:p>
+      <w:pPr>
+        <w:shd w:val="clear" w:color="auto" w:fill="FFFFFF"/>
+        <w:spacing w:after="0" w:line="360" w:lineRule="atLeast"/>
+        <w:rPr>
+          <w:rFonts w:ascii="Consolas" w:eastAsia="Times New Roman" w:hAnsi="Consolas" w:cs="Times New Roman"/>
+          <w:b/>
+          <w:bCs/>
+          <w:color w:val="000000"/>
+          <w:sz w:val="27"/>
+          <w:szCs w:val="27"/>
+          <w:lang w:eastAsia="es-ES"/>
+        </w:rPr>
+      </w:pPr>
+      <w:r>
+        <w:rPr>
+          <w:rFonts w:ascii="Consolas" w:eastAsia="Times New Roman" w:hAnsi="Consolas" w:cs="Times New Roman"/>
+          <w:b/>
+          <w:bCs/>
+          <w:color w:val="000000"/>
+          <w:sz w:val="27"/>
+          <w:szCs w:val="27"/>
+          <w:lang w:eastAsia="es-ES"/>
+        </w:rPr>
+        <w:t xml:space="preserve">  </w:t>
+      </w:r>
+      <w:r>
+        <w:rPr>
+          <w:rFonts w:ascii="Consolas" w:eastAsia="Times New Roman" w:hAnsi="Consolas" w:cs="Times New Roman"/>
+          <w:b/>
+          <w:bCs/>
+          <w:color w:val="9F9F8F"/>
+          <w:sz w:val="27"/>
+          <w:szCs w:val="27"/>
+          <w:lang w:eastAsia="es-ES"/>
+        </w:rPr>
+        <w:t>//NUMERO QUE VIENE EN NUESTRO PATH</w:t>
+      </w:r>
+    </w:p>
+    <w:p>
+      <w:pPr>
+        <w:shd w:val="clear" w:color="auto" w:fill="FFFFFF"/>
+        <w:spacing w:after="0" w:line="360" w:lineRule="atLeast"/>
+        <w:rPr>
+          <w:rFonts w:ascii="Consolas" w:eastAsia="Times New Roman" w:hAnsi="Consolas" w:cs="Times New Roman"/>
+          <w:b/>
+          <w:bCs/>
+          <w:color w:val="000000"/>
+          <w:sz w:val="27"/>
+          <w:szCs w:val="27"/>
+          <w:lang w:eastAsia="es-ES"/>
+        </w:rPr>
+      </w:pPr>
+      <w:r>
+        <w:rPr>
+          <w:rFonts w:ascii="Consolas" w:eastAsia="Times New Roman" w:hAnsi="Consolas" w:cs="Times New Roman"/>
+          <w:b/>
+          <w:bCs/>
+          <w:color w:val="000000"/>
+          <w:sz w:val="27"/>
+          <w:szCs w:val="27"/>
+          <w:lang w:eastAsia="es-ES"/>
+        </w:rPr>
+        <w:t xml:space="preserve">  </w:t>
+      </w:r>
+      <w:proofErr w:type="spellStart"/>
+      <w:proofErr w:type="gramStart"/>
+      <w:r>
+        <w:rPr>
+          <w:rFonts w:ascii="Consolas" w:eastAsia="Times New Roman" w:hAnsi="Consolas" w:cs="Times New Roman"/>
+          <w:b/>
+          <w:bCs/>
+          <w:color w:val="F92672"/>
+          <w:sz w:val="27"/>
+          <w:szCs w:val="27"/>
+          <w:lang w:eastAsia="es-ES"/>
+        </w:rPr>
+        <w:t>public</w:t>
+      </w:r>
+      <w:proofErr w:type="spellEnd"/>
+      <w:proofErr w:type="gramEnd"/>
+      <w:r>
+        <w:rPr>
+          <w:rFonts w:ascii="Consolas" w:eastAsia="Times New Roman" w:hAnsi="Consolas" w:cs="Times New Roman"/>
+          <w:b/>
+          <w:bCs/>
+          <w:color w:val="000000"/>
+          <w:sz w:val="27"/>
+          <w:szCs w:val="27"/>
+          <w:lang w:eastAsia="es-ES"/>
+        </w:rPr>
+        <w:t xml:space="preserve"> numero</w:t>
+      </w:r>
+      <w:r>
+        <w:rPr>
+          <w:rFonts w:ascii="Consolas" w:eastAsia="Times New Roman" w:hAnsi="Consolas" w:cs="Times New Roman"/>
+          <w:b/>
+          <w:bCs/>
+          <w:color w:val="F92672"/>
+          <w:sz w:val="27"/>
+          <w:szCs w:val="27"/>
+          <w:lang w:eastAsia="es-ES"/>
+        </w:rPr>
+        <w:t>!:</w:t>
+      </w:r>
+      <w:r>
+        <w:rPr>
+          <w:rFonts w:ascii="Consolas" w:eastAsia="Times New Roman" w:hAnsi="Consolas" w:cs="Times New Roman"/>
+          <w:b/>
+          <w:bCs/>
+          <w:color w:val="000000"/>
+          <w:sz w:val="27"/>
+          <w:szCs w:val="27"/>
+          <w:lang w:eastAsia="es-ES"/>
+        </w:rPr>
+        <w:t xml:space="preserve"> </w:t>
+      </w:r>
+      <w:proofErr w:type="spellStart"/>
+      <w:r>
+        <w:rPr>
+          <w:rFonts w:ascii="Consolas" w:eastAsia="Times New Roman" w:hAnsi="Consolas" w:cs="Times New Roman"/>
+          <w:b/>
+          <w:bCs/>
+          <w:i/>
+          <w:iCs/>
+          <w:color w:val="28C6E4"/>
+          <w:sz w:val="27"/>
+          <w:szCs w:val="27"/>
+          <w:lang w:eastAsia="es-ES"/>
+        </w:rPr>
+        <w:t>number</w:t>
+      </w:r>
+      <w:proofErr w:type="spellEnd"/>
+      <w:r>
+        <w:rPr>
+          <w:rFonts w:ascii="Consolas" w:eastAsia="Times New Roman" w:hAnsi="Consolas" w:cs="Times New Roman"/>
+          <w:b/>
+          <w:bCs/>
+          <w:color w:val="000000"/>
+          <w:sz w:val="27"/>
+          <w:szCs w:val="27"/>
+          <w:lang w:eastAsia="es-ES"/>
+        </w:rPr>
+        <w:t>;</w:t>
+      </w:r>
+    </w:p>
+    <w:p>
+      <w:pPr>
+        <w:shd w:val="clear" w:color="auto" w:fill="FFFFFF"/>
+        <w:spacing w:after="0" w:line="360" w:lineRule="atLeast"/>
+        <w:rPr>
+          <w:rFonts w:ascii="Consolas" w:eastAsia="Times New Roman" w:hAnsi="Consolas" w:cs="Times New Roman"/>
+          <w:b/>
+          <w:bCs/>
+          <w:color w:val="000000"/>
+          <w:sz w:val="27"/>
+          <w:szCs w:val="27"/>
+          <w:lang w:eastAsia="es-ES"/>
+        </w:rPr>
+      </w:pPr>
+      <w:r>
+        <w:rPr>
+          <w:rFonts w:ascii="Consolas" w:eastAsia="Times New Roman" w:hAnsi="Consolas" w:cs="Times New Roman"/>
+          <w:b/>
+          <w:bCs/>
+          <w:color w:val="000000"/>
+          <w:sz w:val="27"/>
+          <w:szCs w:val="27"/>
+          <w:lang w:eastAsia="es-ES"/>
+        </w:rPr>
+        <w:t xml:space="preserve">  </w:t>
+      </w:r>
+      <w:proofErr w:type="spellStart"/>
+      <w:proofErr w:type="gramStart"/>
+      <w:r>
+        <w:rPr>
+          <w:rFonts w:ascii="Consolas" w:eastAsia="Times New Roman" w:hAnsi="Consolas" w:cs="Times New Roman"/>
+          <w:b/>
+          <w:bCs/>
+          <w:color w:val="F92672"/>
+          <w:sz w:val="27"/>
+          <w:szCs w:val="27"/>
+          <w:lang w:eastAsia="es-ES"/>
+        </w:rPr>
+        <w:t>public</w:t>
+      </w:r>
+      <w:proofErr w:type="spellEnd"/>
+      <w:proofErr w:type="gramEnd"/>
+      <w:r>
+        <w:rPr>
+          <w:rFonts w:ascii="Consolas" w:eastAsia="Times New Roman" w:hAnsi="Consolas" w:cs="Times New Roman"/>
+          <w:b/>
+          <w:bCs/>
+          <w:color w:val="000000"/>
+          <w:sz w:val="27"/>
+          <w:szCs w:val="27"/>
+          <w:lang w:eastAsia="es-ES"/>
+        </w:rPr>
+        <w:t xml:space="preserve"> doble</w:t>
+      </w:r>
+      <w:r>
+        <w:rPr>
+          <w:rFonts w:ascii="Consolas" w:eastAsia="Times New Roman" w:hAnsi="Consolas" w:cs="Times New Roman"/>
+          <w:b/>
+          <w:bCs/>
+          <w:color w:val="F92672"/>
+          <w:sz w:val="27"/>
+          <w:szCs w:val="27"/>
+          <w:lang w:eastAsia="es-ES"/>
+        </w:rPr>
+        <w:t>!:</w:t>
+      </w:r>
+      <w:r>
+        <w:rPr>
+          <w:rFonts w:ascii="Consolas" w:eastAsia="Times New Roman" w:hAnsi="Consolas" w:cs="Times New Roman"/>
+          <w:b/>
+          <w:bCs/>
+          <w:color w:val="000000"/>
+          <w:sz w:val="27"/>
+          <w:szCs w:val="27"/>
+          <w:lang w:eastAsia="es-ES"/>
+        </w:rPr>
+        <w:t xml:space="preserve"> </w:t>
+      </w:r>
+      <w:proofErr w:type="spellStart"/>
+      <w:r>
+        <w:rPr>
+          <w:rFonts w:ascii="Consolas" w:eastAsia="Times New Roman" w:hAnsi="Consolas" w:cs="Times New Roman"/>
+          <w:b/>
+          <w:bCs/>
+          <w:i/>
+          <w:iCs/>
+          <w:color w:val="28C6E4"/>
+          <w:sz w:val="27"/>
+          <w:szCs w:val="27"/>
+          <w:lang w:eastAsia="es-ES"/>
+        </w:rPr>
+        <w:t>number</w:t>
+      </w:r>
+      <w:proofErr w:type="spellEnd"/>
+      <w:r>
+        <w:rPr>
+          <w:rFonts w:ascii="Consolas" w:eastAsia="Times New Roman" w:hAnsi="Consolas" w:cs="Times New Roman"/>
+          <w:b/>
+          <w:bCs/>
+          <w:color w:val="000000"/>
+          <w:sz w:val="27"/>
+          <w:szCs w:val="27"/>
+          <w:lang w:eastAsia="es-ES"/>
+        </w:rPr>
+        <w:t>;</w:t>
+      </w:r>
+    </w:p>
+    <w:p>
+      <w:pPr>
+        <w:shd w:val="clear" w:color="auto" w:fill="FFFFFF"/>
+        <w:spacing w:after="0" w:line="360" w:lineRule="atLeast"/>
+        <w:rPr>
+          <w:rFonts w:ascii="Consolas" w:eastAsia="Times New Roman" w:hAnsi="Consolas" w:cs="Times New Roman"/>
+          <w:b/>
+          <w:bCs/>
+          <w:color w:val="000000"/>
+          <w:sz w:val="27"/>
+          <w:szCs w:val="27"/>
+          <w:lang w:eastAsia="es-ES"/>
+        </w:rPr>
+      </w:pPr>
+      <w:r>
+        <w:rPr>
+          <w:rFonts w:ascii="Consolas" w:eastAsia="Times New Roman" w:hAnsi="Consolas" w:cs="Times New Roman"/>
+          <w:b/>
+          <w:bCs/>
+          <w:color w:val="000000"/>
+          <w:sz w:val="27"/>
+          <w:szCs w:val="27"/>
+          <w:lang w:eastAsia="es-ES"/>
+        </w:rPr>
+        <w:t xml:space="preserve">  </w:t>
+      </w:r>
+      <w:proofErr w:type="gramStart"/>
+      <w:r>
+        <w:rPr>
+          <w:rFonts w:ascii="Consolas" w:eastAsia="Times New Roman" w:hAnsi="Consolas" w:cs="Times New Roman"/>
+          <w:b/>
+          <w:bCs/>
+          <w:i/>
+          <w:iCs/>
+          <w:color w:val="28C6E4"/>
+          <w:sz w:val="27"/>
+          <w:szCs w:val="27"/>
+          <w:lang w:eastAsia="es-ES"/>
+        </w:rPr>
+        <w:t>constructor</w:t>
+      </w:r>
+      <w:proofErr w:type="gramEnd"/>
+      <w:r>
+        <w:rPr>
+          <w:rFonts w:ascii="Consolas" w:eastAsia="Times New Roman" w:hAnsi="Consolas" w:cs="Times New Roman"/>
+          <w:b/>
+          <w:bCs/>
+          <w:color w:val="000000"/>
+          <w:sz w:val="27"/>
+          <w:szCs w:val="27"/>
+          <w:lang w:eastAsia="es-ES"/>
+        </w:rPr>
+        <w:t xml:space="preserve"> (</w:t>
+      </w:r>
+      <w:proofErr w:type="spellStart"/>
+      <w:r>
+        <w:rPr>
+          <w:rFonts w:ascii="Consolas" w:eastAsia="Times New Roman" w:hAnsi="Consolas" w:cs="Times New Roman"/>
+          <w:b/>
+          <w:bCs/>
+          <w:color w:val="F92672"/>
+          <w:sz w:val="27"/>
+          <w:szCs w:val="27"/>
+          <w:lang w:eastAsia="es-ES"/>
+        </w:rPr>
+        <w:t>private</w:t>
+      </w:r>
+      <w:proofErr w:type="spellEnd"/>
+      <w:r>
+        <w:rPr>
+          <w:rFonts w:ascii="Consolas" w:eastAsia="Times New Roman" w:hAnsi="Consolas" w:cs="Times New Roman"/>
+          <w:b/>
+          <w:bCs/>
+          <w:color w:val="000000"/>
+          <w:sz w:val="27"/>
+          <w:szCs w:val="27"/>
+          <w:lang w:eastAsia="es-ES"/>
+        </w:rPr>
+        <w:t xml:space="preserve"> </w:t>
+      </w:r>
+      <w:r>
+        <w:rPr>
+          <w:rFonts w:ascii="Consolas" w:eastAsia="Times New Roman" w:hAnsi="Consolas" w:cs="Times New Roman"/>
+          <w:b/>
+          <w:bCs/>
+          <w:i/>
+          <w:iCs/>
+          <w:color w:val="FD971F"/>
+          <w:sz w:val="27"/>
+          <w:szCs w:val="27"/>
+          <w:lang w:eastAsia="es-ES"/>
+        </w:rPr>
+        <w:t>_</w:t>
+      </w:r>
+      <w:proofErr w:type="spellStart"/>
+      <w:r>
+        <w:rPr>
+          <w:rFonts w:ascii="Consolas" w:eastAsia="Times New Roman" w:hAnsi="Consolas" w:cs="Times New Roman"/>
+          <w:b/>
+          <w:bCs/>
+          <w:i/>
+          <w:iCs/>
+          <w:color w:val="FD971F"/>
+          <w:sz w:val="27"/>
+          <w:szCs w:val="27"/>
+          <w:lang w:eastAsia="es-ES"/>
+        </w:rPr>
+        <w:t>activeRoute</w:t>
+      </w:r>
+      <w:proofErr w:type="spellEnd"/>
+      <w:r>
+        <w:rPr>
+          <w:rFonts w:ascii="Consolas" w:eastAsia="Times New Roman" w:hAnsi="Consolas" w:cs="Times New Roman"/>
+          <w:b/>
+          <w:bCs/>
+          <w:color w:val="F92672"/>
+          <w:sz w:val="27"/>
+          <w:szCs w:val="27"/>
+          <w:lang w:eastAsia="es-ES"/>
+        </w:rPr>
+        <w:t>:</w:t>
+      </w:r>
+      <w:r>
+        <w:rPr>
+          <w:rFonts w:ascii="Consolas" w:eastAsia="Times New Roman" w:hAnsi="Consolas" w:cs="Times New Roman"/>
+          <w:b/>
+          <w:bCs/>
+          <w:color w:val="000000"/>
+          <w:sz w:val="27"/>
+          <w:szCs w:val="27"/>
+          <w:lang w:eastAsia="es-ES"/>
+        </w:rPr>
+        <w:t xml:space="preserve"> </w:t>
+      </w:r>
+      <w:proofErr w:type="spellStart"/>
+      <w:r>
+        <w:rPr>
+          <w:rFonts w:ascii="Consolas" w:eastAsia="Times New Roman" w:hAnsi="Consolas" w:cs="Times New Roman"/>
+          <w:b/>
+          <w:bCs/>
+          <w:color w:val="000000"/>
+          <w:sz w:val="27"/>
+          <w:szCs w:val="27"/>
+          <w:lang w:eastAsia="es-ES"/>
+        </w:rPr>
+        <w:t>ActivatedRoute</w:t>
+      </w:r>
+      <w:proofErr w:type="spellEnd"/>
+      <w:r>
+        <w:rPr>
+          <w:rFonts w:ascii="Consolas" w:eastAsia="Times New Roman" w:hAnsi="Consolas" w:cs="Times New Roman"/>
+          <w:b/>
+          <w:bCs/>
+          <w:color w:val="000000"/>
+          <w:sz w:val="27"/>
+          <w:szCs w:val="27"/>
+          <w:lang w:eastAsia="es-ES"/>
+        </w:rPr>
+        <w:t>){</w:t>
+      </w:r>
+    </w:p>
+    <w:p>
+      <w:pPr>
+        <w:shd w:val="clear" w:color="auto" w:fill="FFFFFF"/>
+        <w:spacing w:after="0" w:line="360" w:lineRule="atLeast"/>
+        <w:rPr>
+          <w:rFonts w:ascii="Consolas" w:eastAsia="Times New Roman" w:hAnsi="Consolas" w:cs="Times New Roman"/>
+          <w:b/>
+          <w:bCs/>
+          <w:color w:val="000000"/>
+          <w:sz w:val="27"/>
+          <w:szCs w:val="27"/>
+          <w:lang w:eastAsia="es-ES"/>
+        </w:rPr>
+      </w:pPr>
+      <w:r>
+        <w:rPr>
+          <w:rFonts w:ascii="Consolas" w:eastAsia="Times New Roman" w:hAnsi="Consolas" w:cs="Times New Roman"/>
+          <w:b/>
+          <w:bCs/>
+          <w:color w:val="000000"/>
+          <w:sz w:val="27"/>
+          <w:szCs w:val="27"/>
+          <w:lang w:eastAsia="es-ES"/>
+        </w:rPr>
+        <w:lastRenderedPageBreak/>
+        <w:t xml:space="preserve">    </w:t>
+      </w:r>
+      <w:proofErr w:type="spellStart"/>
+      <w:r>
+        <w:rPr>
+          <w:rFonts w:ascii="Consolas" w:eastAsia="Times New Roman" w:hAnsi="Consolas" w:cs="Times New Roman"/>
+          <w:b/>
+          <w:bCs/>
+          <w:i/>
+          <w:iCs/>
+          <w:color w:val="FD971F"/>
+          <w:sz w:val="27"/>
+          <w:szCs w:val="27"/>
+          <w:lang w:eastAsia="es-ES"/>
+        </w:rPr>
+        <w:t>this</w:t>
+      </w:r>
+      <w:r>
+        <w:rPr>
+          <w:rFonts w:ascii="Consolas" w:eastAsia="Times New Roman" w:hAnsi="Consolas" w:cs="Times New Roman"/>
+          <w:b/>
+          <w:bCs/>
+          <w:color w:val="000000"/>
+          <w:sz w:val="27"/>
+          <w:szCs w:val="27"/>
+          <w:lang w:eastAsia="es-ES"/>
+        </w:rPr>
+        <w:t>.numerosRandom</w:t>
+      </w:r>
+      <w:proofErr w:type="spellEnd"/>
+      <w:r>
+        <w:rPr>
+          <w:rFonts w:ascii="Consolas" w:eastAsia="Times New Roman" w:hAnsi="Consolas" w:cs="Times New Roman"/>
+          <w:b/>
+          <w:bCs/>
+          <w:color w:val="000000"/>
+          <w:sz w:val="27"/>
+          <w:szCs w:val="27"/>
+          <w:lang w:eastAsia="es-ES"/>
+        </w:rPr>
+        <w:t xml:space="preserve"> </w:t>
+      </w:r>
+      <w:r>
+        <w:rPr>
+          <w:rFonts w:ascii="Consolas" w:eastAsia="Times New Roman" w:hAnsi="Consolas" w:cs="Times New Roman"/>
+          <w:b/>
+          <w:bCs/>
+          <w:color w:val="F92672"/>
+          <w:sz w:val="27"/>
+          <w:szCs w:val="27"/>
+          <w:lang w:eastAsia="es-ES"/>
+        </w:rPr>
+        <w:t>=</w:t>
+      </w:r>
+      <w:r>
+        <w:rPr>
+          <w:rFonts w:ascii="Consolas" w:eastAsia="Times New Roman" w:hAnsi="Consolas" w:cs="Times New Roman"/>
+          <w:b/>
+          <w:bCs/>
+          <w:color w:val="000000"/>
+          <w:sz w:val="27"/>
+          <w:szCs w:val="27"/>
+          <w:lang w:eastAsia="es-ES"/>
+        </w:rPr>
+        <w:t xml:space="preserve"> [</w:t>
+      </w:r>
+      <w:r>
+        <w:rPr>
+          <w:rFonts w:ascii="Consolas" w:eastAsia="Times New Roman" w:hAnsi="Consolas" w:cs="Times New Roman"/>
+          <w:b/>
+          <w:bCs/>
+          <w:color w:val="AE81FF"/>
+          <w:sz w:val="27"/>
+          <w:szCs w:val="27"/>
+          <w:lang w:eastAsia="es-ES"/>
+        </w:rPr>
+        <w:t>2</w:t>
+      </w:r>
+      <w:r>
+        <w:rPr>
+          <w:rFonts w:ascii="Consolas" w:eastAsia="Times New Roman" w:hAnsi="Consolas" w:cs="Times New Roman"/>
+          <w:b/>
+          <w:bCs/>
+          <w:color w:val="000000"/>
+          <w:sz w:val="27"/>
+          <w:szCs w:val="27"/>
+          <w:lang w:eastAsia="es-ES"/>
+        </w:rPr>
+        <w:t xml:space="preserve">, </w:t>
+      </w:r>
+      <w:r>
+        <w:rPr>
+          <w:rFonts w:ascii="Consolas" w:eastAsia="Times New Roman" w:hAnsi="Consolas" w:cs="Times New Roman"/>
+          <w:b/>
+          <w:bCs/>
+          <w:color w:val="AE81FF"/>
+          <w:sz w:val="27"/>
+          <w:szCs w:val="27"/>
+          <w:lang w:eastAsia="es-ES"/>
+        </w:rPr>
+        <w:t>4</w:t>
+      </w:r>
+      <w:r>
+        <w:rPr>
+          <w:rFonts w:ascii="Consolas" w:eastAsia="Times New Roman" w:hAnsi="Consolas" w:cs="Times New Roman"/>
+          <w:b/>
+          <w:bCs/>
+          <w:color w:val="000000"/>
+          <w:sz w:val="27"/>
+          <w:szCs w:val="27"/>
+          <w:lang w:eastAsia="es-ES"/>
+        </w:rPr>
+        <w:t xml:space="preserve">, </w:t>
+      </w:r>
+      <w:r>
+        <w:rPr>
+          <w:rFonts w:ascii="Consolas" w:eastAsia="Times New Roman" w:hAnsi="Consolas" w:cs="Times New Roman"/>
+          <w:b/>
+          <w:bCs/>
+          <w:color w:val="AE81FF"/>
+          <w:sz w:val="27"/>
+          <w:szCs w:val="27"/>
+          <w:lang w:eastAsia="es-ES"/>
+        </w:rPr>
+        <w:t>6</w:t>
+      </w:r>
+      <w:r>
+        <w:rPr>
+          <w:rFonts w:ascii="Consolas" w:eastAsia="Times New Roman" w:hAnsi="Consolas" w:cs="Times New Roman"/>
+          <w:b/>
+          <w:bCs/>
+          <w:color w:val="000000"/>
+          <w:sz w:val="27"/>
+          <w:szCs w:val="27"/>
+          <w:lang w:eastAsia="es-ES"/>
+        </w:rPr>
+        <w:t xml:space="preserve">, </w:t>
+      </w:r>
+      <w:r>
+        <w:rPr>
+          <w:rFonts w:ascii="Consolas" w:eastAsia="Times New Roman" w:hAnsi="Consolas" w:cs="Times New Roman"/>
+          <w:b/>
+          <w:bCs/>
+          <w:color w:val="AE81FF"/>
+          <w:sz w:val="27"/>
+          <w:szCs w:val="27"/>
+          <w:lang w:eastAsia="es-ES"/>
+        </w:rPr>
+        <w:t>7</w:t>
+      </w:r>
+      <w:r>
+        <w:rPr>
+          <w:rFonts w:ascii="Consolas" w:eastAsia="Times New Roman" w:hAnsi="Consolas" w:cs="Times New Roman"/>
+          <w:b/>
+          <w:bCs/>
+          <w:color w:val="000000"/>
+          <w:sz w:val="27"/>
+          <w:szCs w:val="27"/>
+          <w:lang w:eastAsia="es-ES"/>
+        </w:rPr>
+        <w:t>];</w:t>
+      </w:r>
+    </w:p>
+    <w:p>
+      <w:pPr>
+        <w:shd w:val="clear" w:color="auto" w:fill="FFFFFF"/>
+        <w:spacing w:after="0" w:line="360" w:lineRule="atLeast"/>
+        <w:rPr>
+          <w:rFonts w:ascii="Consolas" w:eastAsia="Times New Roman" w:hAnsi="Consolas" w:cs="Times New Roman"/>
+          <w:b/>
+          <w:bCs/>
+          <w:color w:val="000000"/>
+          <w:sz w:val="27"/>
+          <w:szCs w:val="27"/>
+          <w:lang w:eastAsia="es-ES"/>
+        </w:rPr>
+      </w:pPr>
+      <w:r>
+        <w:rPr>
+          <w:rFonts w:ascii="Consolas" w:eastAsia="Times New Roman" w:hAnsi="Consolas" w:cs="Times New Roman"/>
+          <w:b/>
+          <w:bCs/>
+          <w:color w:val="000000"/>
+          <w:sz w:val="27"/>
+          <w:szCs w:val="27"/>
+          <w:lang w:eastAsia="es-ES"/>
+        </w:rPr>
+        <w:t>  }</w:t>
+      </w:r>
+    </w:p>
+    <w:p>
+      <w:pPr>
+        <w:shd w:val="clear" w:color="auto" w:fill="FFFFFF"/>
+        <w:spacing w:after="0" w:line="360" w:lineRule="atLeast"/>
+        <w:rPr>
+          <w:rFonts w:ascii="Consolas" w:eastAsia="Times New Roman" w:hAnsi="Consolas" w:cs="Times New Roman"/>
+          <w:b/>
+          <w:bCs/>
+          <w:color w:val="000000"/>
+          <w:sz w:val="27"/>
+          <w:szCs w:val="27"/>
+          <w:lang w:eastAsia="es-ES"/>
+        </w:rPr>
+      </w:pPr>
+    </w:p>
+    <w:p>
+      <w:pPr>
+        <w:shd w:val="clear" w:color="auto" w:fill="FFFFFF"/>
+        <w:spacing w:after="0" w:line="360" w:lineRule="atLeast"/>
+        <w:rPr>
+          <w:rFonts w:ascii="Consolas" w:eastAsia="Times New Roman" w:hAnsi="Consolas" w:cs="Times New Roman"/>
+          <w:b/>
+          <w:bCs/>
+          <w:color w:val="000000"/>
+          <w:sz w:val="27"/>
+          <w:szCs w:val="27"/>
+          <w:lang w:eastAsia="es-ES"/>
+        </w:rPr>
+      </w:pPr>
+      <w:r>
+        <w:rPr>
+          <w:rFonts w:ascii="Consolas" w:eastAsia="Times New Roman" w:hAnsi="Consolas" w:cs="Times New Roman"/>
+          <w:b/>
+          <w:bCs/>
+          <w:color w:val="000000"/>
+          <w:sz w:val="27"/>
+          <w:szCs w:val="27"/>
+          <w:lang w:eastAsia="es-ES"/>
+        </w:rPr>
+        <w:t xml:space="preserve">  </w:t>
+      </w:r>
+      <w:proofErr w:type="spellStart"/>
+      <w:proofErr w:type="gramStart"/>
+      <w:r>
+        <w:rPr>
+          <w:rFonts w:ascii="Consolas" w:eastAsia="Times New Roman" w:hAnsi="Consolas" w:cs="Times New Roman"/>
+          <w:b/>
+          <w:bCs/>
+          <w:color w:val="6AAF19"/>
+          <w:sz w:val="27"/>
+          <w:szCs w:val="27"/>
+          <w:lang w:eastAsia="es-ES"/>
+        </w:rPr>
+        <w:t>ngOnInit</w:t>
+      </w:r>
+      <w:proofErr w:type="spellEnd"/>
+      <w:proofErr w:type="gramEnd"/>
+      <w:r>
+        <w:rPr>
+          <w:rFonts w:ascii="Consolas" w:eastAsia="Times New Roman" w:hAnsi="Consolas" w:cs="Times New Roman"/>
+          <w:b/>
+          <w:bCs/>
+          <w:color w:val="000000"/>
+          <w:sz w:val="27"/>
+          <w:szCs w:val="27"/>
+          <w:lang w:eastAsia="es-ES"/>
+        </w:rPr>
+        <w:t>()</w:t>
+      </w:r>
+      <w:r>
+        <w:rPr>
+          <w:rFonts w:ascii="Consolas" w:eastAsia="Times New Roman" w:hAnsi="Consolas" w:cs="Times New Roman"/>
+          <w:b/>
+          <w:bCs/>
+          <w:color w:val="F92672"/>
+          <w:sz w:val="27"/>
+          <w:szCs w:val="27"/>
+          <w:lang w:eastAsia="es-ES"/>
+        </w:rPr>
+        <w:t>:</w:t>
+      </w:r>
+      <w:r>
+        <w:rPr>
+          <w:rFonts w:ascii="Consolas" w:eastAsia="Times New Roman" w:hAnsi="Consolas" w:cs="Times New Roman"/>
+          <w:b/>
+          <w:bCs/>
+          <w:color w:val="000000"/>
+          <w:sz w:val="27"/>
+          <w:szCs w:val="27"/>
+          <w:lang w:eastAsia="es-ES"/>
+        </w:rPr>
+        <w:t xml:space="preserve"> </w:t>
+      </w:r>
+      <w:proofErr w:type="spellStart"/>
+      <w:r>
+        <w:rPr>
+          <w:rFonts w:ascii="Consolas" w:eastAsia="Times New Roman" w:hAnsi="Consolas" w:cs="Times New Roman"/>
+          <w:b/>
+          <w:bCs/>
+          <w:i/>
+          <w:iCs/>
+          <w:color w:val="28C6E4"/>
+          <w:sz w:val="27"/>
+          <w:szCs w:val="27"/>
+          <w:lang w:eastAsia="es-ES"/>
+        </w:rPr>
+        <w:t>void</w:t>
+      </w:r>
+      <w:proofErr w:type="spellEnd"/>
+      <w:r>
+        <w:rPr>
+          <w:rFonts w:ascii="Consolas" w:eastAsia="Times New Roman" w:hAnsi="Consolas" w:cs="Times New Roman"/>
+          <w:b/>
+          <w:bCs/>
+          <w:color w:val="000000"/>
+          <w:sz w:val="27"/>
+          <w:szCs w:val="27"/>
+          <w:lang w:eastAsia="es-ES"/>
+        </w:rPr>
+        <w:t xml:space="preserve"> {</w:t>
+      </w:r>
+    </w:p>
+    <w:p>
+      <w:pPr>
+        <w:shd w:val="clear" w:color="auto" w:fill="FFFFFF"/>
+        <w:spacing w:after="0" w:line="360" w:lineRule="atLeast"/>
+        <w:rPr>
+          <w:rFonts w:ascii="Consolas" w:eastAsia="Times New Roman" w:hAnsi="Consolas" w:cs="Times New Roman"/>
+          <w:b/>
+          <w:bCs/>
+          <w:color w:val="000000"/>
+          <w:sz w:val="27"/>
+          <w:szCs w:val="27"/>
+          <w:lang w:eastAsia="es-ES"/>
+        </w:rPr>
+      </w:pPr>
+      <w:r>
+        <w:rPr>
+          <w:rFonts w:ascii="Consolas" w:eastAsia="Times New Roman" w:hAnsi="Consolas" w:cs="Times New Roman"/>
+          <w:b/>
+          <w:bCs/>
+          <w:color w:val="000000"/>
+          <w:sz w:val="27"/>
+          <w:szCs w:val="27"/>
+          <w:lang w:eastAsia="es-ES"/>
+        </w:rPr>
+        <w:t xml:space="preserve">    </w:t>
+      </w:r>
+      <w:proofErr w:type="spellStart"/>
+      <w:r>
+        <w:rPr>
+          <w:rFonts w:ascii="Consolas" w:eastAsia="Times New Roman" w:hAnsi="Consolas" w:cs="Times New Roman"/>
+          <w:b/>
+          <w:bCs/>
+          <w:i/>
+          <w:iCs/>
+          <w:color w:val="FD971F"/>
+          <w:sz w:val="27"/>
+          <w:szCs w:val="27"/>
+          <w:lang w:eastAsia="es-ES"/>
+        </w:rPr>
+        <w:t>this</w:t>
+      </w:r>
+      <w:proofErr w:type="spellEnd"/>
+      <w:r>
+        <w:rPr>
+          <w:rFonts w:ascii="Consolas" w:eastAsia="Times New Roman" w:hAnsi="Consolas" w:cs="Times New Roman"/>
+          <w:b/>
+          <w:bCs/>
+          <w:color w:val="000000"/>
+          <w:sz w:val="27"/>
+          <w:szCs w:val="27"/>
+          <w:lang w:eastAsia="es-ES"/>
+        </w:rPr>
+        <w:t>._</w:t>
+      </w:r>
+      <w:proofErr w:type="spellStart"/>
+      <w:proofErr w:type="gramStart"/>
+      <w:r>
+        <w:rPr>
+          <w:rFonts w:ascii="Consolas" w:eastAsia="Times New Roman" w:hAnsi="Consolas" w:cs="Times New Roman"/>
+          <w:b/>
+          <w:bCs/>
+          <w:color w:val="000000"/>
+          <w:sz w:val="27"/>
+          <w:szCs w:val="27"/>
+          <w:lang w:eastAsia="es-ES"/>
+        </w:rPr>
+        <w:t>activeRoute.params.</w:t>
+      </w:r>
+      <w:r>
+        <w:rPr>
+          <w:rFonts w:ascii="Consolas" w:eastAsia="Times New Roman" w:hAnsi="Consolas" w:cs="Times New Roman"/>
+          <w:b/>
+          <w:bCs/>
+          <w:color w:val="6AAF19"/>
+          <w:sz w:val="27"/>
+          <w:szCs w:val="27"/>
+          <w:lang w:eastAsia="es-ES"/>
+        </w:rPr>
+        <w:t>subscribe</w:t>
+      </w:r>
+      <w:proofErr w:type="spellEnd"/>
+      <w:r>
+        <w:rPr>
+          <w:rFonts w:ascii="Consolas" w:eastAsia="Times New Roman" w:hAnsi="Consolas" w:cs="Times New Roman"/>
+          <w:b/>
+          <w:bCs/>
+          <w:color w:val="000000"/>
+          <w:sz w:val="27"/>
+          <w:szCs w:val="27"/>
+          <w:lang w:eastAsia="es-ES"/>
+        </w:rPr>
+        <w:t>(</w:t>
+      </w:r>
+      <w:proofErr w:type="gramEnd"/>
+      <w:r>
+        <w:rPr>
+          <w:rFonts w:ascii="Consolas" w:eastAsia="Times New Roman" w:hAnsi="Consolas" w:cs="Times New Roman"/>
+          <w:b/>
+          <w:bCs/>
+          <w:color w:val="000000"/>
+          <w:sz w:val="27"/>
+          <w:szCs w:val="27"/>
+          <w:lang w:eastAsia="es-ES"/>
+        </w:rPr>
+        <w:t>(</w:t>
+      </w:r>
+      <w:proofErr w:type="spellStart"/>
+      <w:r>
+        <w:rPr>
+          <w:rFonts w:ascii="Consolas" w:eastAsia="Times New Roman" w:hAnsi="Consolas" w:cs="Times New Roman"/>
+          <w:b/>
+          <w:bCs/>
+          <w:i/>
+          <w:iCs/>
+          <w:color w:val="FD971F"/>
+          <w:sz w:val="27"/>
+          <w:szCs w:val="27"/>
+          <w:lang w:eastAsia="es-ES"/>
+        </w:rPr>
+        <w:t>params</w:t>
+      </w:r>
+      <w:proofErr w:type="spellEnd"/>
+      <w:r>
+        <w:rPr>
+          <w:rFonts w:ascii="Consolas" w:eastAsia="Times New Roman" w:hAnsi="Consolas" w:cs="Times New Roman"/>
+          <w:b/>
+          <w:bCs/>
+          <w:color w:val="F92672"/>
+          <w:sz w:val="27"/>
+          <w:szCs w:val="27"/>
+          <w:lang w:eastAsia="es-ES"/>
+        </w:rPr>
+        <w:t>:</w:t>
+      </w:r>
+      <w:r>
+        <w:rPr>
+          <w:rFonts w:ascii="Consolas" w:eastAsia="Times New Roman" w:hAnsi="Consolas" w:cs="Times New Roman"/>
+          <w:b/>
+          <w:bCs/>
+          <w:color w:val="000000"/>
+          <w:sz w:val="27"/>
+          <w:szCs w:val="27"/>
+          <w:lang w:eastAsia="es-ES"/>
+        </w:rPr>
+        <w:t xml:space="preserve"> </w:t>
+      </w:r>
+      <w:proofErr w:type="spellStart"/>
+      <w:r>
+        <w:rPr>
+          <w:rFonts w:ascii="Consolas" w:eastAsia="Times New Roman" w:hAnsi="Consolas" w:cs="Times New Roman"/>
+          <w:b/>
+          <w:bCs/>
+          <w:color w:val="000000"/>
+          <w:sz w:val="27"/>
+          <w:szCs w:val="27"/>
+          <w:lang w:eastAsia="es-ES"/>
+        </w:rPr>
+        <w:t>Params</w:t>
+      </w:r>
+      <w:proofErr w:type="spellEnd"/>
+      <w:r>
+        <w:rPr>
+          <w:rFonts w:ascii="Consolas" w:eastAsia="Times New Roman" w:hAnsi="Consolas" w:cs="Times New Roman"/>
+          <w:b/>
+          <w:bCs/>
+          <w:color w:val="000000"/>
+          <w:sz w:val="27"/>
+          <w:szCs w:val="27"/>
+          <w:lang w:eastAsia="es-ES"/>
+        </w:rPr>
+        <w:t xml:space="preserve">) </w:t>
+      </w:r>
+      <w:r>
+        <w:rPr>
+          <w:rFonts w:ascii="Consolas" w:eastAsia="Times New Roman" w:hAnsi="Consolas" w:cs="Times New Roman"/>
+          <w:b/>
+          <w:bCs/>
+          <w:i/>
+          <w:iCs/>
+          <w:color w:val="28C6E4"/>
+          <w:sz w:val="27"/>
+          <w:szCs w:val="27"/>
+          <w:lang w:eastAsia="es-ES"/>
+        </w:rPr>
+        <w:t>=&gt;</w:t>
+      </w:r>
+      <w:r>
+        <w:rPr>
+          <w:rFonts w:ascii="Consolas" w:eastAsia="Times New Roman" w:hAnsi="Consolas" w:cs="Times New Roman"/>
+          <w:b/>
+          <w:bCs/>
+          <w:color w:val="000000"/>
+          <w:sz w:val="27"/>
+          <w:szCs w:val="27"/>
+          <w:lang w:eastAsia="es-ES"/>
+        </w:rPr>
+        <w:t xml:space="preserve"> {</w:t>
+      </w:r>
+    </w:p>
+    <w:p>
+      <w:pPr>
+        <w:shd w:val="clear" w:color="auto" w:fill="FFFFFF"/>
+        <w:spacing w:after="0" w:line="360" w:lineRule="atLeast"/>
+        <w:rPr>
+          <w:rFonts w:ascii="Consolas" w:eastAsia="Times New Roman" w:hAnsi="Consolas" w:cs="Times New Roman"/>
+          <w:b/>
+          <w:bCs/>
+          <w:color w:val="000000"/>
+          <w:sz w:val="27"/>
+          <w:szCs w:val="27"/>
+          <w:lang w:eastAsia="es-ES"/>
+        </w:rPr>
+      </w:pPr>
+      <w:r>
+        <w:rPr>
+          <w:rFonts w:ascii="Consolas" w:eastAsia="Times New Roman" w:hAnsi="Consolas" w:cs="Times New Roman"/>
+          <w:b/>
+          <w:bCs/>
+          <w:color w:val="000000"/>
+          <w:sz w:val="27"/>
+          <w:szCs w:val="27"/>
+          <w:lang w:eastAsia="es-ES"/>
+        </w:rPr>
+        <w:t xml:space="preserve">      </w:t>
+      </w:r>
+      <w:proofErr w:type="spellStart"/>
+      <w:proofErr w:type="gramStart"/>
+      <w:r>
+        <w:rPr>
+          <w:rFonts w:ascii="Consolas" w:eastAsia="Times New Roman" w:hAnsi="Consolas" w:cs="Times New Roman"/>
+          <w:b/>
+          <w:bCs/>
+          <w:color w:val="F92672"/>
+          <w:sz w:val="27"/>
+          <w:szCs w:val="27"/>
+          <w:lang w:eastAsia="es-ES"/>
+        </w:rPr>
+        <w:t>if</w:t>
+      </w:r>
+      <w:proofErr w:type="spellEnd"/>
+      <w:proofErr w:type="gramEnd"/>
+      <w:r>
+        <w:rPr>
+          <w:rFonts w:ascii="Consolas" w:eastAsia="Times New Roman" w:hAnsi="Consolas" w:cs="Times New Roman"/>
+          <w:b/>
+          <w:bCs/>
+          <w:color w:val="000000"/>
+          <w:sz w:val="27"/>
+          <w:szCs w:val="27"/>
+          <w:lang w:eastAsia="es-ES"/>
+        </w:rPr>
+        <w:t xml:space="preserve"> (</w:t>
+      </w:r>
+      <w:proofErr w:type="spellStart"/>
+      <w:r>
+        <w:rPr>
+          <w:rFonts w:ascii="Consolas" w:eastAsia="Times New Roman" w:hAnsi="Consolas" w:cs="Times New Roman"/>
+          <w:b/>
+          <w:bCs/>
+          <w:color w:val="000000"/>
+          <w:sz w:val="27"/>
+          <w:szCs w:val="27"/>
+          <w:lang w:eastAsia="es-ES"/>
+        </w:rPr>
+        <w:t>params</w:t>
+      </w:r>
+      <w:proofErr w:type="spellEnd"/>
+      <w:r>
+        <w:rPr>
+          <w:rFonts w:ascii="Consolas" w:eastAsia="Times New Roman" w:hAnsi="Consolas" w:cs="Times New Roman"/>
+          <w:b/>
+          <w:bCs/>
+          <w:color w:val="000000"/>
+          <w:sz w:val="27"/>
+          <w:szCs w:val="27"/>
+          <w:lang w:eastAsia="es-ES"/>
+        </w:rPr>
+        <w:t>[</w:t>
+      </w:r>
+      <w:r>
+        <w:rPr>
+          <w:rFonts w:ascii="Consolas" w:eastAsia="Times New Roman" w:hAnsi="Consolas" w:cs="Times New Roman"/>
+          <w:b/>
+          <w:bCs/>
+          <w:color w:val="F25A00"/>
+          <w:sz w:val="27"/>
+          <w:szCs w:val="27"/>
+          <w:lang w:eastAsia="es-ES"/>
+        </w:rPr>
+        <w:t>'numero'</w:t>
+      </w:r>
+      <w:r>
+        <w:rPr>
+          <w:rFonts w:ascii="Consolas" w:eastAsia="Times New Roman" w:hAnsi="Consolas" w:cs="Times New Roman"/>
+          <w:b/>
+          <w:bCs/>
+          <w:color w:val="000000"/>
+          <w:sz w:val="27"/>
+          <w:szCs w:val="27"/>
+          <w:lang w:eastAsia="es-ES"/>
+        </w:rPr>
+        <w:t xml:space="preserve">] </w:t>
+      </w:r>
+      <w:r>
+        <w:rPr>
+          <w:rFonts w:ascii="Consolas" w:eastAsia="Times New Roman" w:hAnsi="Consolas" w:cs="Times New Roman"/>
+          <w:b/>
+          <w:bCs/>
+          <w:color w:val="F92672"/>
+          <w:sz w:val="27"/>
+          <w:szCs w:val="27"/>
+          <w:lang w:eastAsia="es-ES"/>
+        </w:rPr>
+        <w:t>!=</w:t>
+      </w:r>
+      <w:r>
+        <w:rPr>
+          <w:rFonts w:ascii="Consolas" w:eastAsia="Times New Roman" w:hAnsi="Consolas" w:cs="Times New Roman"/>
+          <w:b/>
+          <w:bCs/>
+          <w:color w:val="000000"/>
+          <w:sz w:val="27"/>
+          <w:szCs w:val="27"/>
+          <w:lang w:eastAsia="es-ES"/>
+        </w:rPr>
+        <w:t xml:space="preserve"> </w:t>
+      </w:r>
+      <w:proofErr w:type="spellStart"/>
+      <w:r>
+        <w:rPr>
+          <w:rFonts w:ascii="Consolas" w:eastAsia="Times New Roman" w:hAnsi="Consolas" w:cs="Times New Roman"/>
+          <w:b/>
+          <w:bCs/>
+          <w:color w:val="AE81FF"/>
+          <w:sz w:val="27"/>
+          <w:szCs w:val="27"/>
+          <w:lang w:eastAsia="es-ES"/>
+        </w:rPr>
+        <w:t>null</w:t>
+      </w:r>
+      <w:proofErr w:type="spellEnd"/>
+      <w:r>
+        <w:rPr>
+          <w:rFonts w:ascii="Consolas" w:eastAsia="Times New Roman" w:hAnsi="Consolas" w:cs="Times New Roman"/>
+          <w:b/>
+          <w:bCs/>
+          <w:color w:val="000000"/>
+          <w:sz w:val="27"/>
+          <w:szCs w:val="27"/>
+          <w:lang w:eastAsia="es-ES"/>
+        </w:rPr>
+        <w:t>){</w:t>
+      </w:r>
+    </w:p>
+    <w:p>
+      <w:pPr>
+        <w:shd w:val="clear" w:color="auto" w:fill="FFFFFF"/>
+        <w:spacing w:after="0" w:line="360" w:lineRule="atLeast"/>
+        <w:rPr>
+          <w:rFonts w:ascii="Consolas" w:eastAsia="Times New Roman" w:hAnsi="Consolas" w:cs="Times New Roman"/>
+          <w:b/>
+          <w:bCs/>
+          <w:color w:val="000000"/>
+          <w:sz w:val="27"/>
+          <w:szCs w:val="27"/>
+          <w:lang w:eastAsia="es-ES"/>
+        </w:rPr>
+      </w:pPr>
+      <w:r>
+        <w:rPr>
+          <w:rFonts w:ascii="Consolas" w:eastAsia="Times New Roman" w:hAnsi="Consolas" w:cs="Times New Roman"/>
+          <w:b/>
+          <w:bCs/>
+          <w:color w:val="000000"/>
+          <w:sz w:val="27"/>
+          <w:szCs w:val="27"/>
+          <w:lang w:eastAsia="es-ES"/>
+        </w:rPr>
+        <w:t xml:space="preserve">        </w:t>
+      </w:r>
+      <w:proofErr w:type="spellStart"/>
+      <w:r>
+        <w:rPr>
+          <w:rFonts w:ascii="Consolas" w:eastAsia="Times New Roman" w:hAnsi="Consolas" w:cs="Times New Roman"/>
+          <w:b/>
+          <w:bCs/>
+          <w:i/>
+          <w:iCs/>
+          <w:color w:val="FD971F"/>
+          <w:sz w:val="27"/>
+          <w:szCs w:val="27"/>
+          <w:lang w:eastAsia="es-ES"/>
+        </w:rPr>
+        <w:t>this</w:t>
+      </w:r>
+      <w:r>
+        <w:rPr>
+          <w:rFonts w:ascii="Consolas" w:eastAsia="Times New Roman" w:hAnsi="Consolas" w:cs="Times New Roman"/>
+          <w:b/>
+          <w:bCs/>
+          <w:color w:val="000000"/>
+          <w:sz w:val="27"/>
+          <w:szCs w:val="27"/>
+          <w:lang w:eastAsia="es-ES"/>
+        </w:rPr>
+        <w:t>.numero</w:t>
+      </w:r>
+      <w:proofErr w:type="spellEnd"/>
+      <w:r>
+        <w:rPr>
+          <w:rFonts w:ascii="Consolas" w:eastAsia="Times New Roman" w:hAnsi="Consolas" w:cs="Times New Roman"/>
+          <w:b/>
+          <w:bCs/>
+          <w:color w:val="000000"/>
+          <w:sz w:val="27"/>
+          <w:szCs w:val="27"/>
+          <w:lang w:eastAsia="es-ES"/>
+        </w:rPr>
+        <w:t xml:space="preserve"> </w:t>
+      </w:r>
+      <w:r>
+        <w:rPr>
+          <w:rFonts w:ascii="Consolas" w:eastAsia="Times New Roman" w:hAnsi="Consolas" w:cs="Times New Roman"/>
+          <w:b/>
+          <w:bCs/>
+          <w:color w:val="F92672"/>
+          <w:sz w:val="27"/>
+          <w:szCs w:val="27"/>
+          <w:lang w:eastAsia="es-ES"/>
+        </w:rPr>
+        <w:t>=</w:t>
+      </w:r>
+      <w:r>
+        <w:rPr>
+          <w:rFonts w:ascii="Consolas" w:eastAsia="Times New Roman" w:hAnsi="Consolas" w:cs="Times New Roman"/>
+          <w:b/>
+          <w:bCs/>
+          <w:color w:val="000000"/>
+          <w:sz w:val="27"/>
+          <w:szCs w:val="27"/>
+          <w:lang w:eastAsia="es-ES"/>
+        </w:rPr>
+        <w:t xml:space="preserve"> </w:t>
+      </w:r>
+      <w:proofErr w:type="spellStart"/>
+      <w:proofErr w:type="gramStart"/>
+      <w:r>
+        <w:rPr>
+          <w:rFonts w:ascii="Consolas" w:eastAsia="Times New Roman" w:hAnsi="Consolas" w:cs="Times New Roman"/>
+          <w:b/>
+          <w:bCs/>
+          <w:color w:val="6AAF19"/>
+          <w:sz w:val="27"/>
+          <w:szCs w:val="27"/>
+          <w:lang w:eastAsia="es-ES"/>
+        </w:rPr>
+        <w:t>parseInt</w:t>
+      </w:r>
+      <w:proofErr w:type="spellEnd"/>
+      <w:r>
+        <w:rPr>
+          <w:rFonts w:ascii="Consolas" w:eastAsia="Times New Roman" w:hAnsi="Consolas" w:cs="Times New Roman"/>
+          <w:b/>
+          <w:bCs/>
+          <w:color w:val="000000"/>
+          <w:sz w:val="27"/>
+          <w:szCs w:val="27"/>
+          <w:lang w:eastAsia="es-ES"/>
+        </w:rPr>
+        <w:t>(</w:t>
+      </w:r>
+      <w:proofErr w:type="spellStart"/>
+      <w:proofErr w:type="gramEnd"/>
+      <w:r>
+        <w:rPr>
+          <w:rFonts w:ascii="Consolas" w:eastAsia="Times New Roman" w:hAnsi="Consolas" w:cs="Times New Roman"/>
+          <w:b/>
+          <w:bCs/>
+          <w:color w:val="000000"/>
+          <w:sz w:val="27"/>
+          <w:szCs w:val="27"/>
+          <w:lang w:eastAsia="es-ES"/>
+        </w:rPr>
+        <w:t>params</w:t>
+      </w:r>
+      <w:proofErr w:type="spellEnd"/>
+      <w:r>
+        <w:rPr>
+          <w:rFonts w:ascii="Consolas" w:eastAsia="Times New Roman" w:hAnsi="Consolas" w:cs="Times New Roman"/>
+          <w:b/>
+          <w:bCs/>
+          <w:color w:val="000000"/>
+          <w:sz w:val="27"/>
+          <w:szCs w:val="27"/>
+          <w:lang w:eastAsia="es-ES"/>
+        </w:rPr>
+        <w:t>[</w:t>
+      </w:r>
+      <w:r>
+        <w:rPr>
+          <w:rFonts w:ascii="Consolas" w:eastAsia="Times New Roman" w:hAnsi="Consolas" w:cs="Times New Roman"/>
+          <w:b/>
+          <w:bCs/>
+          <w:color w:val="F25A00"/>
+          <w:sz w:val="27"/>
+          <w:szCs w:val="27"/>
+          <w:lang w:eastAsia="es-ES"/>
+        </w:rPr>
+        <w:t>'numero'</w:t>
+      </w:r>
+      <w:r>
+        <w:rPr>
+          <w:rFonts w:ascii="Consolas" w:eastAsia="Times New Roman" w:hAnsi="Consolas" w:cs="Times New Roman"/>
+          <w:b/>
+          <w:bCs/>
+          <w:color w:val="000000"/>
+          <w:sz w:val="27"/>
+          <w:szCs w:val="27"/>
+          <w:lang w:eastAsia="es-ES"/>
+        </w:rPr>
+        <w:t>]);</w:t>
+      </w:r>
+    </w:p>
+    <w:p>
+      <w:pPr>
+        <w:shd w:val="clear" w:color="auto" w:fill="FFFFFF"/>
+        <w:spacing w:after="0" w:line="360" w:lineRule="atLeast"/>
+        <w:rPr>
+          <w:rFonts w:ascii="Consolas" w:eastAsia="Times New Roman" w:hAnsi="Consolas" w:cs="Times New Roman"/>
+          <w:b/>
+          <w:bCs/>
+          <w:color w:val="000000"/>
+          <w:sz w:val="27"/>
+          <w:szCs w:val="27"/>
+          <w:lang w:eastAsia="es-ES"/>
+        </w:rPr>
+      </w:pPr>
+      <w:r>
+        <w:rPr>
+          <w:rFonts w:ascii="Consolas" w:eastAsia="Times New Roman" w:hAnsi="Consolas" w:cs="Times New Roman"/>
+          <w:b/>
+          <w:bCs/>
+          <w:color w:val="000000"/>
+          <w:sz w:val="27"/>
+          <w:szCs w:val="27"/>
+          <w:lang w:eastAsia="es-ES"/>
+        </w:rPr>
+        <w:t xml:space="preserve">        </w:t>
+      </w:r>
+      <w:proofErr w:type="spellStart"/>
+      <w:r>
+        <w:rPr>
+          <w:rFonts w:ascii="Consolas" w:eastAsia="Times New Roman" w:hAnsi="Consolas" w:cs="Times New Roman"/>
+          <w:b/>
+          <w:bCs/>
+          <w:i/>
+          <w:iCs/>
+          <w:color w:val="FD971F"/>
+          <w:sz w:val="27"/>
+          <w:szCs w:val="27"/>
+          <w:lang w:eastAsia="es-ES"/>
+        </w:rPr>
+        <w:t>this</w:t>
+      </w:r>
+      <w:r>
+        <w:rPr>
+          <w:rFonts w:ascii="Consolas" w:eastAsia="Times New Roman" w:hAnsi="Consolas" w:cs="Times New Roman"/>
+          <w:b/>
+          <w:bCs/>
+          <w:color w:val="000000"/>
+          <w:sz w:val="27"/>
+          <w:szCs w:val="27"/>
+          <w:lang w:eastAsia="es-ES"/>
+        </w:rPr>
+        <w:t>.doble</w:t>
+      </w:r>
+      <w:proofErr w:type="spellEnd"/>
+      <w:r>
+        <w:rPr>
+          <w:rFonts w:ascii="Consolas" w:eastAsia="Times New Roman" w:hAnsi="Consolas" w:cs="Times New Roman"/>
+          <w:b/>
+          <w:bCs/>
+          <w:color w:val="000000"/>
+          <w:sz w:val="27"/>
+          <w:szCs w:val="27"/>
+          <w:lang w:eastAsia="es-ES"/>
+        </w:rPr>
+        <w:t xml:space="preserve"> </w:t>
+      </w:r>
+      <w:r>
+        <w:rPr>
+          <w:rFonts w:ascii="Consolas" w:eastAsia="Times New Roman" w:hAnsi="Consolas" w:cs="Times New Roman"/>
+          <w:b/>
+          <w:bCs/>
+          <w:color w:val="F92672"/>
+          <w:sz w:val="27"/>
+          <w:szCs w:val="27"/>
+          <w:lang w:eastAsia="es-ES"/>
+        </w:rPr>
+        <w:t>=</w:t>
+      </w:r>
+      <w:r>
+        <w:rPr>
+          <w:rFonts w:ascii="Consolas" w:eastAsia="Times New Roman" w:hAnsi="Consolas" w:cs="Times New Roman"/>
+          <w:b/>
+          <w:bCs/>
+          <w:color w:val="000000"/>
+          <w:sz w:val="27"/>
+          <w:szCs w:val="27"/>
+          <w:lang w:eastAsia="es-ES"/>
+        </w:rPr>
+        <w:t xml:space="preserve"> </w:t>
+      </w:r>
+      <w:proofErr w:type="spellStart"/>
+      <w:r>
+        <w:rPr>
+          <w:rFonts w:ascii="Consolas" w:eastAsia="Times New Roman" w:hAnsi="Consolas" w:cs="Times New Roman"/>
+          <w:b/>
+          <w:bCs/>
+          <w:i/>
+          <w:iCs/>
+          <w:color w:val="FD971F"/>
+          <w:sz w:val="27"/>
+          <w:szCs w:val="27"/>
+          <w:lang w:eastAsia="es-ES"/>
+        </w:rPr>
+        <w:t>this</w:t>
+      </w:r>
+      <w:r>
+        <w:rPr>
+          <w:rFonts w:ascii="Consolas" w:eastAsia="Times New Roman" w:hAnsi="Consolas" w:cs="Times New Roman"/>
+          <w:b/>
+          <w:bCs/>
+          <w:color w:val="000000"/>
+          <w:sz w:val="27"/>
+          <w:szCs w:val="27"/>
+          <w:lang w:eastAsia="es-ES"/>
+        </w:rPr>
+        <w:t>.numero</w:t>
+      </w:r>
+      <w:proofErr w:type="spellEnd"/>
+      <w:r>
+        <w:rPr>
+          <w:rFonts w:ascii="Consolas" w:eastAsia="Times New Roman" w:hAnsi="Consolas" w:cs="Times New Roman"/>
+          <w:b/>
+          <w:bCs/>
+          <w:color w:val="000000"/>
+          <w:sz w:val="27"/>
+          <w:szCs w:val="27"/>
+          <w:lang w:eastAsia="es-ES"/>
+        </w:rPr>
+        <w:t xml:space="preserve"> </w:t>
+      </w:r>
+      <w:r>
+        <w:rPr>
+          <w:rFonts w:ascii="Consolas" w:eastAsia="Times New Roman" w:hAnsi="Consolas" w:cs="Times New Roman"/>
+          <w:b/>
+          <w:bCs/>
+          <w:color w:val="F92672"/>
+          <w:sz w:val="27"/>
+          <w:szCs w:val="27"/>
+          <w:lang w:eastAsia="es-ES"/>
+        </w:rPr>
+        <w:t>*</w:t>
+      </w:r>
+      <w:r>
+        <w:rPr>
+          <w:rFonts w:ascii="Consolas" w:eastAsia="Times New Roman" w:hAnsi="Consolas" w:cs="Times New Roman"/>
+          <w:b/>
+          <w:bCs/>
+          <w:color w:val="000000"/>
+          <w:sz w:val="27"/>
+          <w:szCs w:val="27"/>
+          <w:lang w:eastAsia="es-ES"/>
+        </w:rPr>
+        <w:t xml:space="preserve"> </w:t>
+      </w:r>
+      <w:r>
+        <w:rPr>
+          <w:rFonts w:ascii="Consolas" w:eastAsia="Times New Roman" w:hAnsi="Consolas" w:cs="Times New Roman"/>
+          <w:b/>
+          <w:bCs/>
+          <w:color w:val="AE81FF"/>
+          <w:sz w:val="27"/>
+          <w:szCs w:val="27"/>
+          <w:lang w:eastAsia="es-ES"/>
+        </w:rPr>
+        <w:t>2</w:t>
+      </w:r>
+      <w:r>
+        <w:rPr>
+          <w:rFonts w:ascii="Consolas" w:eastAsia="Times New Roman" w:hAnsi="Consolas" w:cs="Times New Roman"/>
+          <w:b/>
+          <w:bCs/>
+          <w:color w:val="000000"/>
+          <w:sz w:val="27"/>
+          <w:szCs w:val="27"/>
+          <w:lang w:eastAsia="es-ES"/>
+        </w:rPr>
+        <w:t>;</w:t>
+      </w:r>
+    </w:p>
+    <w:p>
+      <w:pPr>
+        <w:shd w:val="clear" w:color="auto" w:fill="FFFFFF"/>
+        <w:spacing w:after="0" w:line="360" w:lineRule="atLeast"/>
+        <w:rPr>
+          <w:rFonts w:ascii="Consolas" w:eastAsia="Times New Roman" w:hAnsi="Consolas" w:cs="Times New Roman"/>
+          <w:b/>
+          <w:bCs/>
+          <w:color w:val="000000"/>
+          <w:sz w:val="27"/>
+          <w:szCs w:val="27"/>
+          <w:lang w:eastAsia="es-ES"/>
+        </w:rPr>
+      </w:pPr>
+      <w:r>
+        <w:rPr>
+          <w:rFonts w:ascii="Consolas" w:eastAsia="Times New Roman" w:hAnsi="Consolas" w:cs="Times New Roman"/>
+          <w:b/>
+          <w:bCs/>
+          <w:color w:val="000000"/>
+          <w:sz w:val="27"/>
+          <w:szCs w:val="27"/>
+          <w:lang w:eastAsia="es-ES"/>
+        </w:rPr>
+        <w:t>      }</w:t>
+      </w:r>
+    </w:p>
+    <w:p>
+      <w:pPr>
+        <w:shd w:val="clear" w:color="auto" w:fill="FFFFFF"/>
+        <w:spacing w:after="0" w:line="360" w:lineRule="atLeast"/>
+        <w:rPr>
+          <w:rFonts w:ascii="Consolas" w:eastAsia="Times New Roman" w:hAnsi="Consolas" w:cs="Times New Roman"/>
+          <w:b/>
+          <w:bCs/>
+          <w:color w:val="000000"/>
+          <w:sz w:val="27"/>
+          <w:szCs w:val="27"/>
+          <w:lang w:eastAsia="es-ES"/>
+        </w:rPr>
+      </w:pPr>
+      <w:r>
+        <w:rPr>
+          <w:rFonts w:ascii="Consolas" w:eastAsia="Times New Roman" w:hAnsi="Consolas" w:cs="Times New Roman"/>
+          <w:b/>
+          <w:bCs/>
+          <w:color w:val="000000"/>
+          <w:sz w:val="27"/>
+          <w:szCs w:val="27"/>
+          <w:lang w:eastAsia="es-ES"/>
+        </w:rPr>
+        <w:t>    })</w:t>
+      </w:r>
+    </w:p>
+    <w:p>
+      <w:pPr>
+        <w:shd w:val="clear" w:color="auto" w:fill="FFFFFF"/>
+        <w:spacing w:after="0" w:line="360" w:lineRule="atLeast"/>
+        <w:rPr>
+          <w:rFonts w:ascii="Consolas" w:eastAsia="Times New Roman" w:hAnsi="Consolas" w:cs="Times New Roman"/>
+          <w:b/>
+          <w:bCs/>
+          <w:color w:val="000000"/>
+          <w:sz w:val="27"/>
+          <w:szCs w:val="27"/>
+          <w:lang w:eastAsia="es-ES"/>
+        </w:rPr>
+      </w:pPr>
+      <w:r>
+        <w:rPr>
+          <w:rFonts w:ascii="Consolas" w:eastAsia="Times New Roman" w:hAnsi="Consolas" w:cs="Times New Roman"/>
+          <w:b/>
+          <w:bCs/>
+          <w:color w:val="000000"/>
+          <w:sz w:val="27"/>
+          <w:szCs w:val="27"/>
+          <w:lang w:eastAsia="es-ES"/>
+        </w:rPr>
+        <w:t>  }</w:t>
+      </w:r>
+    </w:p>
+    <w:p>
+      <w:pPr>
+        <w:shd w:val="clear" w:color="auto" w:fill="FFFFFF"/>
+        <w:spacing w:after="0" w:line="360" w:lineRule="atLeast"/>
+        <w:rPr>
+          <w:rFonts w:ascii="Consolas" w:eastAsia="Times New Roman" w:hAnsi="Consolas" w:cs="Times New Roman"/>
+          <w:b/>
+          <w:bCs/>
+          <w:color w:val="000000"/>
+          <w:sz w:val="27"/>
+          <w:szCs w:val="27"/>
+          <w:lang w:eastAsia="es-ES"/>
+        </w:rPr>
+      </w:pPr>
+      <w:r>
+        <w:rPr>
+          <w:rFonts w:ascii="Consolas" w:eastAsia="Times New Roman" w:hAnsi="Consolas" w:cs="Times New Roman"/>
+          <w:b/>
+          <w:bCs/>
+          <w:color w:val="000000"/>
+          <w:sz w:val="27"/>
+          <w:szCs w:val="27"/>
+          <w:lang w:eastAsia="es-ES"/>
+        </w:rPr>
+        <w:t xml:space="preserve">  </w:t>
+      </w:r>
+      <w:proofErr w:type="spellStart"/>
+      <w:proofErr w:type="gramStart"/>
+      <w:r>
+        <w:rPr>
+          <w:rFonts w:ascii="Consolas" w:eastAsia="Times New Roman" w:hAnsi="Consolas" w:cs="Times New Roman"/>
+          <w:b/>
+          <w:bCs/>
+          <w:color w:val="6AAF19"/>
+          <w:sz w:val="27"/>
+          <w:szCs w:val="27"/>
+          <w:lang w:eastAsia="es-ES"/>
+        </w:rPr>
+        <w:t>generarNumeroRandom</w:t>
+      </w:r>
+      <w:proofErr w:type="spellEnd"/>
+      <w:proofErr w:type="gramEnd"/>
+      <w:r>
+        <w:rPr>
+          <w:rFonts w:ascii="Consolas" w:eastAsia="Times New Roman" w:hAnsi="Consolas" w:cs="Times New Roman"/>
+          <w:b/>
+          <w:bCs/>
+          <w:color w:val="000000"/>
+          <w:sz w:val="27"/>
+          <w:szCs w:val="27"/>
+          <w:lang w:eastAsia="es-ES"/>
+        </w:rPr>
+        <w:t>()</w:t>
+      </w:r>
+      <w:r>
+        <w:rPr>
+          <w:rFonts w:ascii="Consolas" w:eastAsia="Times New Roman" w:hAnsi="Consolas" w:cs="Times New Roman"/>
+          <w:b/>
+          <w:bCs/>
+          <w:color w:val="F92672"/>
+          <w:sz w:val="27"/>
+          <w:szCs w:val="27"/>
+          <w:lang w:eastAsia="es-ES"/>
+        </w:rPr>
+        <w:t>:</w:t>
+      </w:r>
+      <w:r>
+        <w:rPr>
+          <w:rFonts w:ascii="Consolas" w:eastAsia="Times New Roman" w:hAnsi="Consolas" w:cs="Times New Roman"/>
+          <w:b/>
+          <w:bCs/>
+          <w:color w:val="000000"/>
+          <w:sz w:val="27"/>
+          <w:szCs w:val="27"/>
+          <w:lang w:eastAsia="es-ES"/>
+        </w:rPr>
+        <w:t xml:space="preserve"> </w:t>
+      </w:r>
+      <w:proofErr w:type="spellStart"/>
+      <w:r>
+        <w:rPr>
+          <w:rFonts w:ascii="Consolas" w:eastAsia="Times New Roman" w:hAnsi="Consolas" w:cs="Times New Roman"/>
+          <w:b/>
+          <w:bCs/>
+          <w:i/>
+          <w:iCs/>
+          <w:color w:val="28C6E4"/>
+          <w:sz w:val="27"/>
+          <w:szCs w:val="27"/>
+          <w:lang w:eastAsia="es-ES"/>
+        </w:rPr>
+        <w:t>void</w:t>
+      </w:r>
+      <w:proofErr w:type="spellEnd"/>
+      <w:r>
+        <w:rPr>
+          <w:rFonts w:ascii="Consolas" w:eastAsia="Times New Roman" w:hAnsi="Consolas" w:cs="Times New Roman"/>
+          <w:b/>
+          <w:bCs/>
+          <w:color w:val="000000"/>
+          <w:sz w:val="27"/>
+          <w:szCs w:val="27"/>
+          <w:lang w:eastAsia="es-ES"/>
+        </w:rPr>
+        <w:t>{</w:t>
+      </w:r>
+    </w:p>
+    <w:p>
+      <w:pPr>
+        <w:shd w:val="clear" w:color="auto" w:fill="FFFFFF"/>
+        <w:spacing w:after="0" w:line="360" w:lineRule="atLeast"/>
+        <w:rPr>
+          <w:rFonts w:ascii="Consolas" w:eastAsia="Times New Roman" w:hAnsi="Consolas" w:cs="Times New Roman"/>
+          <w:b/>
+          <w:bCs/>
+          <w:color w:val="000000"/>
+          <w:sz w:val="27"/>
+          <w:szCs w:val="27"/>
+          <w:lang w:eastAsia="es-ES"/>
+        </w:rPr>
+      </w:pPr>
+      <w:r>
+        <w:rPr>
+          <w:rFonts w:ascii="Consolas" w:eastAsia="Times New Roman" w:hAnsi="Consolas" w:cs="Times New Roman"/>
+          <w:b/>
+          <w:bCs/>
+          <w:color w:val="000000"/>
+          <w:sz w:val="27"/>
+          <w:szCs w:val="27"/>
+          <w:lang w:eastAsia="es-ES"/>
+        </w:rPr>
+        <w:t xml:space="preserve">    </w:t>
+      </w:r>
+      <w:proofErr w:type="spellStart"/>
+      <w:proofErr w:type="gramStart"/>
+      <w:r>
+        <w:rPr>
+          <w:rFonts w:ascii="Consolas" w:eastAsia="Times New Roman" w:hAnsi="Consolas" w:cs="Times New Roman"/>
+          <w:b/>
+          <w:bCs/>
+          <w:i/>
+          <w:iCs/>
+          <w:color w:val="28C6E4"/>
+          <w:sz w:val="27"/>
+          <w:szCs w:val="27"/>
+          <w:lang w:eastAsia="es-ES"/>
+        </w:rPr>
+        <w:t>let</w:t>
+      </w:r>
+      <w:proofErr w:type="spellEnd"/>
+      <w:proofErr w:type="gramEnd"/>
+      <w:r>
+        <w:rPr>
+          <w:rFonts w:ascii="Consolas" w:eastAsia="Times New Roman" w:hAnsi="Consolas" w:cs="Times New Roman"/>
+          <w:b/>
+          <w:bCs/>
+          <w:color w:val="000000"/>
+          <w:sz w:val="27"/>
+          <w:szCs w:val="27"/>
+          <w:lang w:eastAsia="es-ES"/>
+        </w:rPr>
+        <w:t xml:space="preserve"> </w:t>
+      </w:r>
+      <w:proofErr w:type="spellStart"/>
+      <w:r>
+        <w:rPr>
+          <w:rFonts w:ascii="Consolas" w:eastAsia="Times New Roman" w:hAnsi="Consolas" w:cs="Times New Roman"/>
+          <w:b/>
+          <w:bCs/>
+          <w:color w:val="000000"/>
+          <w:sz w:val="27"/>
+          <w:szCs w:val="27"/>
+          <w:lang w:eastAsia="es-ES"/>
+        </w:rPr>
+        <w:t>random</w:t>
+      </w:r>
+      <w:proofErr w:type="spellEnd"/>
+      <w:r>
+        <w:rPr>
+          <w:rFonts w:ascii="Consolas" w:eastAsia="Times New Roman" w:hAnsi="Consolas" w:cs="Times New Roman"/>
+          <w:b/>
+          <w:bCs/>
+          <w:color w:val="000000"/>
+          <w:sz w:val="27"/>
+          <w:szCs w:val="27"/>
+          <w:lang w:eastAsia="es-ES"/>
+        </w:rPr>
+        <w:t xml:space="preserve"> </w:t>
+      </w:r>
+      <w:r>
+        <w:rPr>
+          <w:rFonts w:ascii="Consolas" w:eastAsia="Times New Roman" w:hAnsi="Consolas" w:cs="Times New Roman"/>
+          <w:b/>
+          <w:bCs/>
+          <w:color w:val="F92672"/>
+          <w:sz w:val="27"/>
+          <w:szCs w:val="27"/>
+          <w:lang w:eastAsia="es-ES"/>
+        </w:rPr>
+        <w:t>=</w:t>
+      </w:r>
+      <w:r>
+        <w:rPr>
+          <w:rFonts w:ascii="Consolas" w:eastAsia="Times New Roman" w:hAnsi="Consolas" w:cs="Times New Roman"/>
+          <w:b/>
+          <w:bCs/>
+          <w:color w:val="000000"/>
+          <w:sz w:val="27"/>
+          <w:szCs w:val="27"/>
+          <w:lang w:eastAsia="es-ES"/>
+        </w:rPr>
+        <w:t xml:space="preserve"> </w:t>
+      </w:r>
+      <w:proofErr w:type="spellStart"/>
+      <w:r>
+        <w:rPr>
+          <w:rFonts w:ascii="Consolas" w:eastAsia="Times New Roman" w:hAnsi="Consolas" w:cs="Times New Roman"/>
+          <w:b/>
+          <w:bCs/>
+          <w:color w:val="000000"/>
+          <w:sz w:val="27"/>
+          <w:szCs w:val="27"/>
+          <w:lang w:eastAsia="es-ES"/>
+        </w:rPr>
+        <w:t>Math.</w:t>
+      </w:r>
+      <w:r>
+        <w:rPr>
+          <w:rFonts w:ascii="Consolas" w:eastAsia="Times New Roman" w:hAnsi="Consolas" w:cs="Times New Roman"/>
+          <w:b/>
+          <w:bCs/>
+          <w:color w:val="6AAF19"/>
+          <w:sz w:val="27"/>
+          <w:szCs w:val="27"/>
+          <w:lang w:eastAsia="es-ES"/>
+        </w:rPr>
+        <w:t>floor</w:t>
+      </w:r>
+      <w:proofErr w:type="spellEnd"/>
+      <w:r>
+        <w:rPr>
+          <w:rFonts w:ascii="Consolas" w:eastAsia="Times New Roman" w:hAnsi="Consolas" w:cs="Times New Roman"/>
+          <w:b/>
+          <w:bCs/>
+          <w:color w:val="000000"/>
+          <w:sz w:val="27"/>
+          <w:szCs w:val="27"/>
+          <w:lang w:eastAsia="es-ES"/>
+        </w:rPr>
+        <w:t>(</w:t>
+      </w:r>
+      <w:proofErr w:type="spellStart"/>
+      <w:r>
+        <w:rPr>
+          <w:rFonts w:ascii="Consolas" w:eastAsia="Times New Roman" w:hAnsi="Consolas" w:cs="Times New Roman"/>
+          <w:b/>
+          <w:bCs/>
+          <w:color w:val="000000"/>
+          <w:sz w:val="27"/>
+          <w:szCs w:val="27"/>
+          <w:lang w:eastAsia="es-ES"/>
+        </w:rPr>
+        <w:t>Math.</w:t>
+      </w:r>
+      <w:r>
+        <w:rPr>
+          <w:rFonts w:ascii="Consolas" w:eastAsia="Times New Roman" w:hAnsi="Consolas" w:cs="Times New Roman"/>
+          <w:b/>
+          <w:bCs/>
+          <w:color w:val="6AAF19"/>
+          <w:sz w:val="27"/>
+          <w:szCs w:val="27"/>
+          <w:lang w:eastAsia="es-ES"/>
+        </w:rPr>
+        <w:t>random</w:t>
+      </w:r>
+      <w:proofErr w:type="spellEnd"/>
+      <w:r>
+        <w:rPr>
+          <w:rFonts w:ascii="Consolas" w:eastAsia="Times New Roman" w:hAnsi="Consolas" w:cs="Times New Roman"/>
+          <w:b/>
+          <w:bCs/>
+          <w:color w:val="000000"/>
+          <w:sz w:val="27"/>
+          <w:szCs w:val="27"/>
+          <w:lang w:eastAsia="es-ES"/>
+        </w:rPr>
+        <w:t xml:space="preserve">() </w:t>
+      </w:r>
+      <w:r>
+        <w:rPr>
+          <w:rFonts w:ascii="Consolas" w:eastAsia="Times New Roman" w:hAnsi="Consolas" w:cs="Times New Roman"/>
+          <w:b/>
+          <w:bCs/>
+          <w:color w:val="F92672"/>
+          <w:sz w:val="27"/>
+          <w:szCs w:val="27"/>
+          <w:lang w:eastAsia="es-ES"/>
+        </w:rPr>
+        <w:t>*</w:t>
+      </w:r>
+      <w:r>
+        <w:rPr>
+          <w:rFonts w:ascii="Consolas" w:eastAsia="Times New Roman" w:hAnsi="Consolas" w:cs="Times New Roman"/>
+          <w:b/>
+          <w:bCs/>
+          <w:color w:val="000000"/>
+          <w:sz w:val="27"/>
+          <w:szCs w:val="27"/>
+          <w:lang w:eastAsia="es-ES"/>
+        </w:rPr>
+        <w:t xml:space="preserve"> </w:t>
+      </w:r>
+      <w:r>
+        <w:rPr>
+          <w:rFonts w:ascii="Consolas" w:eastAsia="Times New Roman" w:hAnsi="Consolas" w:cs="Times New Roman"/>
+          <w:b/>
+          <w:bCs/>
+          <w:color w:val="AE81FF"/>
+          <w:sz w:val="27"/>
+          <w:szCs w:val="27"/>
+          <w:lang w:eastAsia="es-ES"/>
+        </w:rPr>
+        <w:t>100</w:t>
+      </w:r>
+      <w:r>
+        <w:rPr>
+          <w:rFonts w:ascii="Consolas" w:eastAsia="Times New Roman" w:hAnsi="Consolas" w:cs="Times New Roman"/>
+          <w:b/>
+          <w:bCs/>
+          <w:color w:val="000000"/>
+          <w:sz w:val="27"/>
+          <w:szCs w:val="27"/>
+          <w:lang w:eastAsia="es-ES"/>
+        </w:rPr>
+        <w:t xml:space="preserve">) </w:t>
+      </w:r>
+      <w:r>
+        <w:rPr>
+          <w:rFonts w:ascii="Consolas" w:eastAsia="Times New Roman" w:hAnsi="Consolas" w:cs="Times New Roman"/>
+          <w:b/>
+          <w:bCs/>
+          <w:color w:val="F92672"/>
+          <w:sz w:val="27"/>
+          <w:szCs w:val="27"/>
+          <w:lang w:eastAsia="es-ES"/>
+        </w:rPr>
+        <w:t>+</w:t>
+      </w:r>
+      <w:r>
+        <w:rPr>
+          <w:rFonts w:ascii="Consolas" w:eastAsia="Times New Roman" w:hAnsi="Consolas" w:cs="Times New Roman"/>
+          <w:b/>
+          <w:bCs/>
+          <w:color w:val="000000"/>
+          <w:sz w:val="27"/>
+          <w:szCs w:val="27"/>
+          <w:lang w:eastAsia="es-ES"/>
+        </w:rPr>
+        <w:t xml:space="preserve"> </w:t>
+      </w:r>
+      <w:r>
+        <w:rPr>
+          <w:rFonts w:ascii="Consolas" w:eastAsia="Times New Roman" w:hAnsi="Consolas" w:cs="Times New Roman"/>
+          <w:b/>
+          <w:bCs/>
+          <w:color w:val="AE81FF"/>
+          <w:sz w:val="27"/>
+          <w:szCs w:val="27"/>
+          <w:lang w:eastAsia="es-ES"/>
+        </w:rPr>
+        <w:t>1</w:t>
+      </w:r>
+      <w:r>
+        <w:rPr>
+          <w:rFonts w:ascii="Consolas" w:eastAsia="Times New Roman" w:hAnsi="Consolas" w:cs="Times New Roman"/>
+          <w:b/>
+          <w:bCs/>
+          <w:color w:val="000000"/>
+          <w:sz w:val="27"/>
+          <w:szCs w:val="27"/>
+          <w:lang w:eastAsia="es-ES"/>
+        </w:rPr>
+        <w:t>;</w:t>
+      </w:r>
+    </w:p>
+    <w:p>
+      <w:pPr>
+        <w:shd w:val="clear" w:color="auto" w:fill="FFFFFF"/>
+        <w:spacing w:after="0" w:line="360" w:lineRule="atLeast"/>
+        <w:rPr>
+          <w:rFonts w:ascii="Consolas" w:eastAsia="Times New Roman" w:hAnsi="Consolas" w:cs="Times New Roman"/>
+          <w:b/>
+          <w:bCs/>
+          <w:color w:val="000000"/>
+          <w:sz w:val="27"/>
+          <w:szCs w:val="27"/>
+          <w:lang w:eastAsia="es-ES"/>
+        </w:rPr>
+      </w:pPr>
+      <w:r>
+        <w:rPr>
+          <w:rFonts w:ascii="Consolas" w:eastAsia="Times New Roman" w:hAnsi="Consolas" w:cs="Times New Roman"/>
+          <w:b/>
+          <w:bCs/>
+          <w:color w:val="000000"/>
+          <w:sz w:val="27"/>
+          <w:szCs w:val="27"/>
+          <w:lang w:eastAsia="es-ES"/>
+        </w:rPr>
+        <w:t xml:space="preserve">    </w:t>
+      </w:r>
+      <w:proofErr w:type="spellStart"/>
+      <w:proofErr w:type="gramStart"/>
+      <w:r>
+        <w:rPr>
+          <w:rFonts w:ascii="Consolas" w:eastAsia="Times New Roman" w:hAnsi="Consolas" w:cs="Times New Roman"/>
+          <w:b/>
+          <w:bCs/>
+          <w:i/>
+          <w:iCs/>
+          <w:color w:val="FD971F"/>
+          <w:sz w:val="27"/>
+          <w:szCs w:val="27"/>
+          <w:lang w:eastAsia="es-ES"/>
+        </w:rPr>
+        <w:t>this</w:t>
+      </w:r>
+      <w:r>
+        <w:rPr>
+          <w:rFonts w:ascii="Consolas" w:eastAsia="Times New Roman" w:hAnsi="Consolas" w:cs="Times New Roman"/>
+          <w:b/>
+          <w:bCs/>
+          <w:color w:val="000000"/>
+          <w:sz w:val="27"/>
+          <w:szCs w:val="27"/>
+          <w:lang w:eastAsia="es-ES"/>
+        </w:rPr>
+        <w:t>.numerosRandom.</w:t>
+      </w:r>
+      <w:r>
+        <w:rPr>
+          <w:rFonts w:ascii="Consolas" w:eastAsia="Times New Roman" w:hAnsi="Consolas" w:cs="Times New Roman"/>
+          <w:b/>
+          <w:bCs/>
+          <w:color w:val="6AAF19"/>
+          <w:sz w:val="27"/>
+          <w:szCs w:val="27"/>
+          <w:lang w:eastAsia="es-ES"/>
+        </w:rPr>
+        <w:t>push</w:t>
+      </w:r>
+      <w:proofErr w:type="spellEnd"/>
+      <w:r>
+        <w:rPr>
+          <w:rFonts w:ascii="Consolas" w:eastAsia="Times New Roman" w:hAnsi="Consolas" w:cs="Times New Roman"/>
+          <w:b/>
+          <w:bCs/>
+          <w:color w:val="000000"/>
+          <w:sz w:val="27"/>
+          <w:szCs w:val="27"/>
+          <w:lang w:eastAsia="es-ES"/>
+        </w:rPr>
+        <w:t>(</w:t>
+      </w:r>
+      <w:proofErr w:type="spellStart"/>
+      <w:proofErr w:type="gramEnd"/>
+      <w:r>
+        <w:rPr>
+          <w:rFonts w:ascii="Consolas" w:eastAsia="Times New Roman" w:hAnsi="Consolas" w:cs="Times New Roman"/>
+          <w:b/>
+          <w:bCs/>
+          <w:color w:val="000000"/>
+          <w:sz w:val="27"/>
+          <w:szCs w:val="27"/>
+          <w:lang w:eastAsia="es-ES"/>
+        </w:rPr>
+        <w:t>random</w:t>
+      </w:r>
+      <w:proofErr w:type="spellEnd"/>
+      <w:r>
+        <w:rPr>
+          <w:rFonts w:ascii="Consolas" w:eastAsia="Times New Roman" w:hAnsi="Consolas" w:cs="Times New Roman"/>
+          <w:b/>
+          <w:bCs/>
+          <w:color w:val="000000"/>
+          <w:sz w:val="27"/>
+          <w:szCs w:val="27"/>
+          <w:lang w:eastAsia="es-ES"/>
+        </w:rPr>
+        <w:t>);</w:t>
+      </w:r>
+    </w:p>
+    <w:p>
+      <w:pPr>
+        <w:shd w:val="clear" w:color="auto" w:fill="FFFFFF"/>
+        <w:spacing w:after="0" w:line="360" w:lineRule="atLeast"/>
+        <w:rPr>
+          <w:rFonts w:ascii="Consolas" w:eastAsia="Times New Roman" w:hAnsi="Consolas" w:cs="Times New Roman"/>
+          <w:b/>
+          <w:bCs/>
+          <w:color w:val="000000"/>
+          <w:sz w:val="27"/>
+          <w:szCs w:val="27"/>
+          <w:lang w:eastAsia="es-ES"/>
+        </w:rPr>
+      </w:pPr>
+      <w:r>
+        <w:rPr>
+          <w:rFonts w:ascii="Consolas" w:eastAsia="Times New Roman" w:hAnsi="Consolas" w:cs="Times New Roman"/>
+          <w:b/>
+          <w:bCs/>
+          <w:color w:val="000000"/>
+          <w:sz w:val="27"/>
+          <w:szCs w:val="27"/>
+          <w:lang w:eastAsia="es-ES"/>
+        </w:rPr>
+        <w:t>  }</w:t>
+      </w:r>
+    </w:p>
+    <w:p>
+      <w:pPr>
+        <w:shd w:val="clear" w:color="auto" w:fill="FFFFFF"/>
+        <w:spacing w:after="0" w:line="360" w:lineRule="atLeast"/>
+        <w:rPr>
+          <w:rFonts w:ascii="Consolas" w:eastAsia="Times New Roman" w:hAnsi="Consolas" w:cs="Times New Roman"/>
+          <w:b/>
+          <w:bCs/>
+          <w:color w:val="000000"/>
+          <w:sz w:val="27"/>
+          <w:szCs w:val="27"/>
+          <w:lang w:eastAsia="es-ES"/>
+        </w:rPr>
+      </w:pPr>
+      <w:r>
+        <w:rPr>
+          <w:rFonts w:ascii="Consolas" w:eastAsia="Times New Roman" w:hAnsi="Consolas" w:cs="Times New Roman"/>
+          <w:b/>
+          <w:bCs/>
+          <w:color w:val="000000"/>
+          <w:sz w:val="27"/>
+          <w:szCs w:val="27"/>
+          <w:lang w:eastAsia="es-ES"/>
+        </w:rPr>
+        <w:t>}</w:t>
+      </w:r>
+    </w:p>
+    <w:p/>
+    <w:p>
+      <w:pPr>
+        <w:rPr>
+          <w:b/>
+        </w:rPr>
+      </w:pPr>
+      <w:r>
+        <w:rPr>
+          <w:b/>
+        </w:rPr>
+        <w:t>NUMEROROUTESDINAMICOS.HTML</w:t>
+      </w:r>
+    </w:p>
+    <w:p>
+      <w:pPr>
+        <w:shd w:val="clear" w:color="auto" w:fill="FFFFFF"/>
+        <w:spacing w:after="0" w:line="360" w:lineRule="atLeast"/>
+        <w:rPr>
+          <w:rFonts w:ascii="Consolas" w:eastAsia="Times New Roman" w:hAnsi="Consolas" w:cs="Times New Roman"/>
+          <w:b/>
+          <w:bCs/>
+          <w:color w:val="000000"/>
+          <w:sz w:val="27"/>
+          <w:szCs w:val="27"/>
+          <w:lang w:eastAsia="es-ES"/>
+        </w:rPr>
+      </w:pPr>
+      <w:r>
+        <w:rPr>
+          <w:rFonts w:ascii="Consolas" w:eastAsia="Times New Roman" w:hAnsi="Consolas" w:cs="Times New Roman"/>
+          <w:b/>
+          <w:bCs/>
+          <w:color w:val="000000"/>
+          <w:sz w:val="27"/>
+          <w:szCs w:val="27"/>
+          <w:lang w:eastAsia="es-ES"/>
+        </w:rPr>
+        <w:t>&lt;</w:t>
+      </w:r>
+      <w:proofErr w:type="gramStart"/>
+      <w:r>
+        <w:rPr>
+          <w:rFonts w:ascii="Consolas" w:eastAsia="Times New Roman" w:hAnsi="Consolas" w:cs="Times New Roman"/>
+          <w:b/>
+          <w:bCs/>
+          <w:color w:val="F92672"/>
+          <w:sz w:val="27"/>
+          <w:szCs w:val="27"/>
+          <w:lang w:eastAsia="es-ES"/>
+        </w:rPr>
+        <w:t>div</w:t>
+      </w:r>
+      <w:proofErr w:type="gramEnd"/>
+      <w:r>
+        <w:rPr>
+          <w:rFonts w:ascii="Consolas" w:eastAsia="Times New Roman" w:hAnsi="Consolas" w:cs="Times New Roman"/>
+          <w:b/>
+          <w:bCs/>
+          <w:color w:val="000000"/>
+          <w:sz w:val="27"/>
+          <w:szCs w:val="27"/>
+          <w:lang w:eastAsia="es-ES"/>
+        </w:rPr>
+        <w:t>&gt;</w:t>
+      </w:r>
+    </w:p>
+    <w:p>
+      <w:pPr>
+        <w:shd w:val="clear" w:color="auto" w:fill="FFFFFF"/>
+        <w:spacing w:after="0" w:line="360" w:lineRule="atLeast"/>
+        <w:rPr>
+          <w:rFonts w:ascii="Consolas" w:eastAsia="Times New Roman" w:hAnsi="Consolas" w:cs="Times New Roman"/>
+          <w:b/>
+          <w:bCs/>
+          <w:color w:val="000000"/>
+          <w:sz w:val="27"/>
+          <w:szCs w:val="27"/>
+          <w:lang w:eastAsia="es-ES"/>
+        </w:rPr>
+      </w:pPr>
+      <w:r>
+        <w:rPr>
+          <w:rFonts w:ascii="Consolas" w:eastAsia="Times New Roman" w:hAnsi="Consolas" w:cs="Times New Roman"/>
+          <w:b/>
+          <w:bCs/>
+          <w:color w:val="000000"/>
+          <w:sz w:val="27"/>
+          <w:szCs w:val="27"/>
+          <w:lang w:eastAsia="es-ES"/>
+        </w:rPr>
+        <w:t>    &lt;</w:t>
+      </w:r>
+      <w:r>
+        <w:rPr>
+          <w:rFonts w:ascii="Consolas" w:eastAsia="Times New Roman" w:hAnsi="Consolas" w:cs="Times New Roman"/>
+          <w:b/>
+          <w:bCs/>
+          <w:color w:val="F92672"/>
+          <w:sz w:val="27"/>
+          <w:szCs w:val="27"/>
+          <w:lang w:eastAsia="es-ES"/>
+        </w:rPr>
+        <w:t>h1</w:t>
+      </w:r>
+      <w:r>
+        <w:rPr>
+          <w:rFonts w:ascii="Consolas" w:eastAsia="Times New Roman" w:hAnsi="Consolas" w:cs="Times New Roman"/>
+          <w:b/>
+          <w:bCs/>
+          <w:color w:val="000000"/>
+          <w:sz w:val="27"/>
+          <w:szCs w:val="27"/>
+          <w:lang w:eastAsia="es-ES"/>
+        </w:rPr>
+        <w:t>&gt;</w:t>
+      </w:r>
+      <w:proofErr w:type="spellStart"/>
+      <w:r>
+        <w:rPr>
+          <w:rFonts w:ascii="Consolas" w:eastAsia="Times New Roman" w:hAnsi="Consolas" w:cs="Times New Roman"/>
+          <w:b/>
+          <w:bCs/>
+          <w:color w:val="000000"/>
+          <w:sz w:val="27"/>
+          <w:szCs w:val="27"/>
+          <w:lang w:eastAsia="es-ES"/>
+        </w:rPr>
+        <w:t>Route</w:t>
+      </w:r>
+      <w:proofErr w:type="spellEnd"/>
+      <w:r>
+        <w:rPr>
+          <w:rFonts w:ascii="Consolas" w:eastAsia="Times New Roman" w:hAnsi="Consolas" w:cs="Times New Roman"/>
+          <w:b/>
+          <w:bCs/>
+          <w:color w:val="000000"/>
+          <w:sz w:val="27"/>
+          <w:szCs w:val="27"/>
+          <w:lang w:eastAsia="es-ES"/>
+        </w:rPr>
+        <w:t xml:space="preserve"> dinámicos&lt;/</w:t>
+      </w:r>
+      <w:r>
+        <w:rPr>
+          <w:rFonts w:ascii="Consolas" w:eastAsia="Times New Roman" w:hAnsi="Consolas" w:cs="Times New Roman"/>
+          <w:b/>
+          <w:bCs/>
+          <w:color w:val="F92672"/>
+          <w:sz w:val="27"/>
+          <w:szCs w:val="27"/>
+          <w:lang w:eastAsia="es-ES"/>
+        </w:rPr>
+        <w:t>h1</w:t>
+      </w:r>
+      <w:r>
+        <w:rPr>
+          <w:rFonts w:ascii="Consolas" w:eastAsia="Times New Roman" w:hAnsi="Consolas" w:cs="Times New Roman"/>
+          <w:b/>
+          <w:bCs/>
+          <w:color w:val="000000"/>
+          <w:sz w:val="27"/>
+          <w:szCs w:val="27"/>
+          <w:lang w:eastAsia="es-ES"/>
+        </w:rPr>
+        <w:t>&gt;</w:t>
+      </w:r>
+    </w:p>
+    <w:p>
+      <w:pPr>
+        <w:shd w:val="clear" w:color="auto" w:fill="FFFFFF"/>
+        <w:spacing w:after="0" w:line="360" w:lineRule="atLeast"/>
+        <w:rPr>
+          <w:rFonts w:ascii="Consolas" w:eastAsia="Times New Roman" w:hAnsi="Consolas" w:cs="Times New Roman"/>
+          <w:b/>
+          <w:bCs/>
+          <w:color w:val="000000"/>
+          <w:sz w:val="27"/>
+          <w:szCs w:val="27"/>
+          <w:lang w:eastAsia="es-ES"/>
+        </w:rPr>
+      </w:pPr>
+      <w:r>
+        <w:rPr>
+          <w:rFonts w:ascii="Consolas" w:eastAsia="Times New Roman" w:hAnsi="Consolas" w:cs="Times New Roman"/>
+          <w:b/>
+          <w:bCs/>
+          <w:color w:val="000000"/>
+          <w:sz w:val="27"/>
+          <w:szCs w:val="27"/>
+          <w:lang w:eastAsia="es-ES"/>
+        </w:rPr>
+        <w:t>    &lt;</w:t>
+      </w:r>
+      <w:proofErr w:type="spellStart"/>
+      <w:r>
+        <w:rPr>
+          <w:rFonts w:ascii="Consolas" w:eastAsia="Times New Roman" w:hAnsi="Consolas" w:cs="Times New Roman"/>
+          <w:b/>
+          <w:bCs/>
+          <w:color w:val="F92672"/>
+          <w:sz w:val="27"/>
+          <w:szCs w:val="27"/>
+          <w:lang w:eastAsia="es-ES"/>
+        </w:rPr>
+        <w:t>button</w:t>
+      </w:r>
+      <w:proofErr w:type="spellEnd"/>
+      <w:r>
+        <w:rPr>
+          <w:rFonts w:ascii="Consolas" w:eastAsia="Times New Roman" w:hAnsi="Consolas" w:cs="Times New Roman"/>
+          <w:b/>
+          <w:bCs/>
+          <w:color w:val="000000"/>
+          <w:sz w:val="27"/>
+          <w:szCs w:val="27"/>
+          <w:lang w:eastAsia="es-ES"/>
+        </w:rPr>
+        <w:t xml:space="preserve"> </w:t>
+      </w:r>
+      <w:r>
+        <w:rPr>
+          <w:rFonts w:ascii="Consolas" w:eastAsia="Times New Roman" w:hAnsi="Consolas" w:cs="Times New Roman"/>
+          <w:b/>
+          <w:bCs/>
+          <w:color w:val="6AAF19"/>
+          <w:sz w:val="27"/>
+          <w:szCs w:val="27"/>
+          <w:lang w:eastAsia="es-ES"/>
+        </w:rPr>
+        <w:t>(</w:t>
+      </w:r>
+      <w:proofErr w:type="spellStart"/>
+      <w:r>
+        <w:rPr>
+          <w:rFonts w:ascii="Consolas" w:eastAsia="Times New Roman" w:hAnsi="Consolas" w:cs="Times New Roman"/>
+          <w:b/>
+          <w:bCs/>
+          <w:color w:val="6AAF19"/>
+          <w:sz w:val="27"/>
+          <w:szCs w:val="27"/>
+          <w:lang w:eastAsia="es-ES"/>
+        </w:rPr>
+        <w:t>click</w:t>
+      </w:r>
+      <w:proofErr w:type="spellEnd"/>
+      <w:r>
+        <w:rPr>
+          <w:rFonts w:ascii="Consolas" w:eastAsia="Times New Roman" w:hAnsi="Consolas" w:cs="Times New Roman"/>
+          <w:b/>
+          <w:bCs/>
+          <w:color w:val="6AAF19"/>
+          <w:sz w:val="27"/>
+          <w:szCs w:val="27"/>
+          <w:lang w:eastAsia="es-ES"/>
+        </w:rPr>
+        <w:t>)</w:t>
+      </w:r>
+      <w:r>
+        <w:rPr>
+          <w:rFonts w:ascii="Consolas" w:eastAsia="Times New Roman" w:hAnsi="Consolas" w:cs="Times New Roman"/>
+          <w:b/>
+          <w:bCs/>
+          <w:i/>
+          <w:iCs/>
+          <w:color w:val="CD3704"/>
+          <w:sz w:val="27"/>
+          <w:szCs w:val="27"/>
+          <w:lang w:eastAsia="es-ES"/>
+        </w:rPr>
+        <w:t>=</w:t>
+      </w:r>
+      <w:r>
+        <w:rPr>
+          <w:rFonts w:ascii="Consolas" w:eastAsia="Times New Roman" w:hAnsi="Consolas" w:cs="Times New Roman"/>
+          <w:b/>
+          <w:bCs/>
+          <w:i/>
+          <w:iCs/>
+          <w:color w:val="F25A00"/>
+          <w:sz w:val="27"/>
+          <w:szCs w:val="27"/>
+          <w:lang w:eastAsia="es-ES"/>
+        </w:rPr>
+        <w:t>"</w:t>
+      </w:r>
+      <w:proofErr w:type="spellStart"/>
+      <w:proofErr w:type="gramStart"/>
+      <w:r>
+        <w:rPr>
+          <w:rFonts w:ascii="Consolas" w:eastAsia="Times New Roman" w:hAnsi="Consolas" w:cs="Times New Roman"/>
+          <w:b/>
+          <w:bCs/>
+          <w:i/>
+          <w:iCs/>
+          <w:color w:val="F25A00"/>
+          <w:sz w:val="27"/>
+          <w:szCs w:val="27"/>
+          <w:lang w:eastAsia="es-ES"/>
+        </w:rPr>
+        <w:t>generarNumeroRandom</w:t>
+      </w:r>
+      <w:proofErr w:type="spellEnd"/>
+      <w:r>
+        <w:rPr>
+          <w:rFonts w:ascii="Consolas" w:eastAsia="Times New Roman" w:hAnsi="Consolas" w:cs="Times New Roman"/>
+          <w:b/>
+          <w:bCs/>
+          <w:i/>
+          <w:iCs/>
+          <w:color w:val="F25A00"/>
+          <w:sz w:val="27"/>
+          <w:szCs w:val="27"/>
+          <w:lang w:eastAsia="es-ES"/>
+        </w:rPr>
+        <w:t>(</w:t>
+      </w:r>
+      <w:proofErr w:type="gramEnd"/>
+      <w:r>
+        <w:rPr>
+          <w:rFonts w:ascii="Consolas" w:eastAsia="Times New Roman" w:hAnsi="Consolas" w:cs="Times New Roman"/>
+          <w:b/>
+          <w:bCs/>
+          <w:i/>
+          <w:iCs/>
+          <w:color w:val="F25A00"/>
+          <w:sz w:val="27"/>
+          <w:szCs w:val="27"/>
+          <w:lang w:eastAsia="es-ES"/>
+        </w:rPr>
+        <w:t>)"</w:t>
+      </w:r>
+      <w:r>
+        <w:rPr>
+          <w:rFonts w:ascii="Consolas" w:eastAsia="Times New Roman" w:hAnsi="Consolas" w:cs="Times New Roman"/>
+          <w:b/>
+          <w:bCs/>
+          <w:color w:val="000000"/>
+          <w:sz w:val="27"/>
+          <w:szCs w:val="27"/>
+          <w:lang w:eastAsia="es-ES"/>
+        </w:rPr>
+        <w:t>&gt;</w:t>
+      </w:r>
+    </w:p>
+    <w:p>
+      <w:pPr>
+        <w:shd w:val="clear" w:color="auto" w:fill="FFFFFF"/>
+        <w:spacing w:after="0" w:line="360" w:lineRule="atLeast"/>
+        <w:rPr>
+          <w:rFonts w:ascii="Consolas" w:eastAsia="Times New Roman" w:hAnsi="Consolas" w:cs="Times New Roman"/>
+          <w:b/>
+          <w:bCs/>
+          <w:color w:val="000000"/>
+          <w:sz w:val="27"/>
+          <w:szCs w:val="27"/>
+          <w:lang w:eastAsia="es-ES"/>
+        </w:rPr>
+      </w:pPr>
+      <w:r>
+        <w:rPr>
+          <w:rFonts w:ascii="Consolas" w:eastAsia="Times New Roman" w:hAnsi="Consolas" w:cs="Times New Roman"/>
+          <w:b/>
+          <w:bCs/>
+          <w:color w:val="000000"/>
+          <w:sz w:val="27"/>
+          <w:szCs w:val="27"/>
+          <w:lang w:eastAsia="es-ES"/>
+        </w:rPr>
+        <w:t xml:space="preserve">        Generar </w:t>
+      </w:r>
+      <w:proofErr w:type="spellStart"/>
+      <w:r>
+        <w:rPr>
+          <w:rFonts w:ascii="Consolas" w:eastAsia="Times New Roman" w:hAnsi="Consolas" w:cs="Times New Roman"/>
+          <w:b/>
+          <w:bCs/>
+          <w:color w:val="000000"/>
+          <w:sz w:val="27"/>
+          <w:szCs w:val="27"/>
+          <w:lang w:eastAsia="es-ES"/>
+        </w:rPr>
+        <w:t>Random</w:t>
+      </w:r>
+      <w:proofErr w:type="spellEnd"/>
+    </w:p>
+    <w:p>
+      <w:pPr>
+        <w:shd w:val="clear" w:color="auto" w:fill="FFFFFF"/>
+        <w:spacing w:after="0" w:line="360" w:lineRule="atLeast"/>
+        <w:rPr>
+          <w:rFonts w:ascii="Consolas" w:eastAsia="Times New Roman" w:hAnsi="Consolas" w:cs="Times New Roman"/>
+          <w:b/>
+          <w:bCs/>
+          <w:color w:val="000000"/>
+          <w:sz w:val="27"/>
+          <w:szCs w:val="27"/>
+          <w:lang w:eastAsia="es-ES"/>
+        </w:rPr>
+      </w:pPr>
+      <w:r>
+        <w:rPr>
+          <w:rFonts w:ascii="Consolas" w:eastAsia="Times New Roman" w:hAnsi="Consolas" w:cs="Times New Roman"/>
+          <w:b/>
+          <w:bCs/>
+          <w:color w:val="000000"/>
+          <w:sz w:val="27"/>
+          <w:szCs w:val="27"/>
+          <w:lang w:eastAsia="es-ES"/>
+        </w:rPr>
+        <w:t>    &lt;/</w:t>
+      </w:r>
+      <w:proofErr w:type="spellStart"/>
+      <w:proofErr w:type="gramStart"/>
+      <w:r>
+        <w:rPr>
+          <w:rFonts w:ascii="Consolas" w:eastAsia="Times New Roman" w:hAnsi="Consolas" w:cs="Times New Roman"/>
+          <w:b/>
+          <w:bCs/>
+          <w:color w:val="F92672"/>
+          <w:sz w:val="27"/>
+          <w:szCs w:val="27"/>
+          <w:lang w:eastAsia="es-ES"/>
+        </w:rPr>
+        <w:t>button</w:t>
+      </w:r>
+      <w:proofErr w:type="spellEnd"/>
+      <w:proofErr w:type="gramEnd"/>
+      <w:r>
+        <w:rPr>
+          <w:rFonts w:ascii="Consolas" w:eastAsia="Times New Roman" w:hAnsi="Consolas" w:cs="Times New Roman"/>
+          <w:b/>
+          <w:bCs/>
+          <w:color w:val="000000"/>
+          <w:sz w:val="27"/>
+          <w:szCs w:val="27"/>
+          <w:lang w:eastAsia="es-ES"/>
+        </w:rPr>
+        <w:t>&gt;</w:t>
+      </w:r>
+    </w:p>
+    <w:p>
+      <w:pPr>
+        <w:shd w:val="clear" w:color="auto" w:fill="FFFFFF"/>
+        <w:spacing w:after="0" w:line="360" w:lineRule="atLeast"/>
+        <w:rPr>
+          <w:rFonts w:ascii="Consolas" w:eastAsia="Times New Roman" w:hAnsi="Consolas" w:cs="Times New Roman"/>
+          <w:b/>
+          <w:bCs/>
+          <w:color w:val="000000"/>
+          <w:sz w:val="27"/>
+          <w:szCs w:val="27"/>
+          <w:lang w:eastAsia="es-ES"/>
+        </w:rPr>
+      </w:pPr>
+      <w:r>
+        <w:rPr>
+          <w:rFonts w:ascii="Consolas" w:eastAsia="Times New Roman" w:hAnsi="Consolas" w:cs="Times New Roman"/>
+          <w:b/>
+          <w:bCs/>
+          <w:color w:val="000000"/>
+          <w:sz w:val="27"/>
+          <w:szCs w:val="27"/>
+          <w:lang w:eastAsia="es-ES"/>
+        </w:rPr>
+        <w:t>    &lt;</w:t>
+      </w:r>
+      <w:r>
+        <w:rPr>
+          <w:rFonts w:ascii="Consolas" w:eastAsia="Times New Roman" w:hAnsi="Consolas" w:cs="Times New Roman"/>
+          <w:b/>
+          <w:bCs/>
+          <w:color w:val="F92672"/>
+          <w:sz w:val="27"/>
+          <w:szCs w:val="27"/>
+          <w:lang w:eastAsia="es-ES"/>
+        </w:rPr>
+        <w:t>h2</w:t>
+      </w:r>
+      <w:r>
+        <w:rPr>
+          <w:rFonts w:ascii="Consolas" w:eastAsia="Times New Roman" w:hAnsi="Consolas" w:cs="Times New Roman"/>
+          <w:b/>
+          <w:bCs/>
+          <w:color w:val="000000"/>
+          <w:sz w:val="27"/>
+          <w:szCs w:val="27"/>
+          <w:lang w:eastAsia="es-ES"/>
+        </w:rPr>
+        <w:t xml:space="preserve"> </w:t>
+      </w:r>
+      <w:proofErr w:type="spellStart"/>
+      <w:r>
+        <w:rPr>
+          <w:rFonts w:ascii="Consolas" w:eastAsia="Times New Roman" w:hAnsi="Consolas" w:cs="Times New Roman"/>
+          <w:b/>
+          <w:bCs/>
+          <w:color w:val="6AAF19"/>
+          <w:sz w:val="27"/>
+          <w:szCs w:val="27"/>
+          <w:lang w:eastAsia="es-ES"/>
+        </w:rPr>
+        <w:t>style</w:t>
+      </w:r>
+      <w:proofErr w:type="spellEnd"/>
+      <w:r>
+        <w:rPr>
+          <w:rFonts w:ascii="Consolas" w:eastAsia="Times New Roman" w:hAnsi="Consolas" w:cs="Times New Roman"/>
+          <w:b/>
+          <w:bCs/>
+          <w:i/>
+          <w:iCs/>
+          <w:color w:val="CD3704"/>
+          <w:sz w:val="27"/>
+          <w:szCs w:val="27"/>
+          <w:lang w:eastAsia="es-ES"/>
+        </w:rPr>
+        <w:t>=</w:t>
+      </w:r>
+      <w:r>
+        <w:rPr>
+          <w:rFonts w:ascii="Consolas" w:eastAsia="Times New Roman" w:hAnsi="Consolas" w:cs="Times New Roman"/>
+          <w:b/>
+          <w:bCs/>
+          <w:i/>
+          <w:iCs/>
+          <w:color w:val="F25A00"/>
+          <w:sz w:val="27"/>
+          <w:szCs w:val="27"/>
+          <w:lang w:eastAsia="es-ES"/>
+        </w:rPr>
+        <w:t>"</w:t>
+      </w:r>
+      <w:proofErr w:type="spellStart"/>
+      <w:r>
+        <w:rPr>
+          <w:rFonts w:ascii="Consolas" w:eastAsia="Times New Roman" w:hAnsi="Consolas" w:cs="Times New Roman"/>
+          <w:b/>
+          <w:bCs/>
+          <w:i/>
+          <w:iCs/>
+          <w:color w:val="F25A00"/>
+          <w:sz w:val="27"/>
+          <w:szCs w:val="27"/>
+          <w:lang w:eastAsia="es-ES"/>
+        </w:rPr>
+        <w:t>color</w:t>
+      </w:r>
+      <w:proofErr w:type="gramStart"/>
+      <w:r>
+        <w:rPr>
+          <w:rFonts w:ascii="Consolas" w:eastAsia="Times New Roman" w:hAnsi="Consolas" w:cs="Times New Roman"/>
+          <w:b/>
+          <w:bCs/>
+          <w:i/>
+          <w:iCs/>
+          <w:color w:val="F25A00"/>
+          <w:sz w:val="27"/>
+          <w:szCs w:val="27"/>
+          <w:lang w:eastAsia="es-ES"/>
+        </w:rPr>
+        <w:t>:blue</w:t>
+      </w:r>
+      <w:proofErr w:type="spellEnd"/>
+      <w:proofErr w:type="gramEnd"/>
+      <w:r>
+        <w:rPr>
+          <w:rFonts w:ascii="Consolas" w:eastAsia="Times New Roman" w:hAnsi="Consolas" w:cs="Times New Roman"/>
+          <w:b/>
+          <w:bCs/>
+          <w:i/>
+          <w:iCs/>
+          <w:color w:val="F25A00"/>
+          <w:sz w:val="27"/>
+          <w:szCs w:val="27"/>
+          <w:lang w:eastAsia="es-ES"/>
+        </w:rPr>
+        <w:t>"</w:t>
+      </w:r>
+      <w:r>
+        <w:rPr>
+          <w:rFonts w:ascii="Consolas" w:eastAsia="Times New Roman" w:hAnsi="Consolas" w:cs="Times New Roman"/>
+          <w:b/>
+          <w:bCs/>
+          <w:color w:val="000000"/>
+          <w:sz w:val="27"/>
+          <w:szCs w:val="27"/>
+          <w:lang w:eastAsia="es-ES"/>
+        </w:rPr>
+        <w:t>&gt;</w:t>
+      </w:r>
+    </w:p>
+    <w:p>
+      <w:pPr>
+        <w:shd w:val="clear" w:color="auto" w:fill="FFFFFF"/>
+        <w:spacing w:after="0" w:line="360" w:lineRule="atLeast"/>
+        <w:rPr>
+          <w:rFonts w:ascii="Consolas" w:eastAsia="Times New Roman" w:hAnsi="Consolas" w:cs="Times New Roman"/>
+          <w:b/>
+          <w:bCs/>
+          <w:color w:val="000000"/>
+          <w:sz w:val="27"/>
+          <w:szCs w:val="27"/>
+          <w:lang w:eastAsia="es-ES"/>
+        </w:rPr>
+      </w:pPr>
+      <w:r>
+        <w:rPr>
+          <w:rFonts w:ascii="Consolas" w:eastAsia="Times New Roman" w:hAnsi="Consolas" w:cs="Times New Roman"/>
+          <w:b/>
+          <w:bCs/>
+          <w:color w:val="000000"/>
+          <w:sz w:val="27"/>
+          <w:szCs w:val="27"/>
+          <w:lang w:eastAsia="es-ES"/>
+        </w:rPr>
+        <w:t>        El doble de {{</w:t>
+      </w:r>
+      <w:proofErr w:type="gramStart"/>
+      <w:r>
+        <w:rPr>
+          <w:rFonts w:ascii="Consolas" w:eastAsia="Times New Roman" w:hAnsi="Consolas" w:cs="Times New Roman"/>
+          <w:b/>
+          <w:bCs/>
+          <w:color w:val="000000"/>
+          <w:sz w:val="27"/>
+          <w:szCs w:val="27"/>
+          <w:lang w:eastAsia="es-ES"/>
+        </w:rPr>
+        <w:t>numero }</w:t>
+      </w:r>
+      <w:proofErr w:type="gramEnd"/>
+      <w:r>
+        <w:rPr>
+          <w:rFonts w:ascii="Consolas" w:eastAsia="Times New Roman" w:hAnsi="Consolas" w:cs="Times New Roman"/>
+          <w:b/>
+          <w:bCs/>
+          <w:color w:val="000000"/>
+          <w:sz w:val="27"/>
+          <w:szCs w:val="27"/>
+          <w:lang w:eastAsia="es-ES"/>
+        </w:rPr>
+        <w:t>} es {{doble}}</w:t>
+      </w:r>
+    </w:p>
+    <w:p>
+      <w:pPr>
+        <w:shd w:val="clear" w:color="auto" w:fill="FFFFFF"/>
+        <w:spacing w:after="0" w:line="360" w:lineRule="atLeast"/>
+        <w:rPr>
+          <w:rFonts w:ascii="Consolas" w:eastAsia="Times New Roman" w:hAnsi="Consolas" w:cs="Times New Roman"/>
+          <w:b/>
+          <w:bCs/>
+          <w:color w:val="000000"/>
+          <w:sz w:val="27"/>
+          <w:szCs w:val="27"/>
+          <w:lang w:eastAsia="es-ES"/>
+        </w:rPr>
+      </w:pPr>
+      <w:r>
+        <w:rPr>
+          <w:rFonts w:ascii="Consolas" w:eastAsia="Times New Roman" w:hAnsi="Consolas" w:cs="Times New Roman"/>
+          <w:b/>
+          <w:bCs/>
+          <w:color w:val="000000"/>
+          <w:sz w:val="27"/>
+          <w:szCs w:val="27"/>
+          <w:lang w:eastAsia="es-ES"/>
+        </w:rPr>
+        <w:t>    &lt;/</w:t>
+      </w:r>
+      <w:r>
+        <w:rPr>
+          <w:rFonts w:ascii="Consolas" w:eastAsia="Times New Roman" w:hAnsi="Consolas" w:cs="Times New Roman"/>
+          <w:b/>
+          <w:bCs/>
+          <w:color w:val="F92672"/>
+          <w:sz w:val="27"/>
+          <w:szCs w:val="27"/>
+          <w:lang w:eastAsia="es-ES"/>
+        </w:rPr>
+        <w:t>h2</w:t>
+      </w:r>
+      <w:r>
+        <w:rPr>
+          <w:rFonts w:ascii="Consolas" w:eastAsia="Times New Roman" w:hAnsi="Consolas" w:cs="Times New Roman"/>
+          <w:b/>
+          <w:bCs/>
+          <w:color w:val="000000"/>
+          <w:sz w:val="27"/>
+          <w:szCs w:val="27"/>
+          <w:lang w:eastAsia="es-ES"/>
+        </w:rPr>
+        <w:t>&gt;</w:t>
+      </w:r>
+    </w:p>
+    <w:p>
+      <w:pPr>
+        <w:shd w:val="clear" w:color="auto" w:fill="FFFFFF"/>
+        <w:spacing w:after="0" w:line="360" w:lineRule="atLeast"/>
+        <w:rPr>
+          <w:rFonts w:ascii="Consolas" w:eastAsia="Times New Roman" w:hAnsi="Consolas" w:cs="Times New Roman"/>
+          <w:b/>
+          <w:bCs/>
+          <w:color w:val="000000"/>
+          <w:sz w:val="27"/>
+          <w:szCs w:val="27"/>
+          <w:lang w:eastAsia="es-ES"/>
+        </w:rPr>
+      </w:pPr>
+      <w:r>
+        <w:rPr>
+          <w:rFonts w:ascii="Consolas" w:eastAsia="Times New Roman" w:hAnsi="Consolas" w:cs="Times New Roman"/>
+          <w:b/>
+          <w:bCs/>
+          <w:color w:val="000000"/>
+          <w:sz w:val="27"/>
+          <w:szCs w:val="27"/>
+          <w:lang w:eastAsia="es-ES"/>
+        </w:rPr>
+        <w:t>    &lt;</w:t>
+      </w:r>
+      <w:proofErr w:type="spellStart"/>
+      <w:r>
+        <w:rPr>
+          <w:rFonts w:ascii="Consolas" w:eastAsia="Times New Roman" w:hAnsi="Consolas" w:cs="Times New Roman"/>
+          <w:b/>
+          <w:bCs/>
+          <w:color w:val="F92672"/>
+          <w:sz w:val="27"/>
+          <w:szCs w:val="27"/>
+          <w:lang w:eastAsia="es-ES"/>
+        </w:rPr>
+        <w:t>hr</w:t>
+      </w:r>
+      <w:proofErr w:type="spellEnd"/>
+      <w:r>
+        <w:rPr>
+          <w:rFonts w:ascii="Consolas" w:eastAsia="Times New Roman" w:hAnsi="Consolas" w:cs="Times New Roman"/>
+          <w:b/>
+          <w:bCs/>
+          <w:color w:val="000000"/>
+          <w:sz w:val="27"/>
+          <w:szCs w:val="27"/>
+          <w:lang w:eastAsia="es-ES"/>
+        </w:rPr>
+        <w:t>/&gt;</w:t>
+      </w:r>
+    </w:p>
+    <w:p>
+      <w:pPr>
+        <w:shd w:val="clear" w:color="auto" w:fill="FFFFFF"/>
+        <w:spacing w:after="0" w:line="360" w:lineRule="atLeast"/>
+        <w:rPr>
+          <w:rFonts w:ascii="Consolas" w:eastAsia="Times New Roman" w:hAnsi="Consolas" w:cs="Times New Roman"/>
+          <w:b/>
+          <w:bCs/>
+          <w:color w:val="000000"/>
+          <w:sz w:val="27"/>
+          <w:szCs w:val="27"/>
+          <w:lang w:eastAsia="es-ES"/>
+        </w:rPr>
+      </w:pPr>
+      <w:r>
+        <w:rPr>
+          <w:rFonts w:ascii="Consolas" w:eastAsia="Times New Roman" w:hAnsi="Consolas" w:cs="Times New Roman"/>
+          <w:b/>
+          <w:bCs/>
+          <w:color w:val="000000"/>
+          <w:sz w:val="27"/>
+          <w:szCs w:val="27"/>
+          <w:lang w:eastAsia="es-ES"/>
+        </w:rPr>
+        <w:t xml:space="preserve">    </w:t>
+      </w:r>
+      <w:r>
+        <w:rPr>
+          <w:rFonts w:ascii="Consolas" w:eastAsia="Times New Roman" w:hAnsi="Consolas" w:cs="Times New Roman"/>
+          <w:b/>
+          <w:bCs/>
+          <w:color w:val="9F9F8F"/>
+          <w:sz w:val="27"/>
+          <w:szCs w:val="27"/>
+          <w:lang w:eastAsia="es-ES"/>
+        </w:rPr>
+        <w:t>&lt;</w:t>
+      </w:r>
+      <w:proofErr w:type="gramStart"/>
+      <w:r>
+        <w:rPr>
+          <w:rFonts w:ascii="Consolas" w:eastAsia="Times New Roman" w:hAnsi="Consolas" w:cs="Times New Roman"/>
+          <w:b/>
+          <w:bCs/>
+          <w:color w:val="9F9F8F"/>
+          <w:sz w:val="27"/>
+          <w:szCs w:val="27"/>
+          <w:lang w:eastAsia="es-ES"/>
+        </w:rPr>
+        <w:t>!</w:t>
+      </w:r>
+      <w:proofErr w:type="gramEnd"/>
+      <w:r>
+        <w:rPr>
+          <w:rFonts w:ascii="Consolas" w:eastAsia="Times New Roman" w:hAnsi="Consolas" w:cs="Times New Roman"/>
+          <w:b/>
+          <w:bCs/>
+          <w:color w:val="9F9F8F"/>
+          <w:sz w:val="27"/>
+          <w:szCs w:val="27"/>
+          <w:lang w:eastAsia="es-ES"/>
+        </w:rPr>
+        <w:t xml:space="preserve">-- RECORRIDO POR EL ARRAY DE NUMEROS Y GENERAMOS UN </w:t>
+      </w:r>
+    </w:p>
+    <w:p>
+      <w:pPr>
+        <w:shd w:val="clear" w:color="auto" w:fill="FFFFFF"/>
+        <w:spacing w:after="0" w:line="360" w:lineRule="atLeast"/>
+        <w:rPr>
+          <w:rFonts w:ascii="Consolas" w:eastAsia="Times New Roman" w:hAnsi="Consolas" w:cs="Times New Roman"/>
+          <w:b/>
+          <w:bCs/>
+          <w:color w:val="000000"/>
+          <w:sz w:val="27"/>
+          <w:szCs w:val="27"/>
+          <w:lang w:eastAsia="es-ES"/>
+        </w:rPr>
+      </w:pPr>
+      <w:r>
+        <w:rPr>
+          <w:rFonts w:ascii="Consolas" w:eastAsia="Times New Roman" w:hAnsi="Consolas" w:cs="Times New Roman"/>
+          <w:b/>
+          <w:bCs/>
+          <w:color w:val="9F9F8F"/>
+          <w:sz w:val="27"/>
+          <w:szCs w:val="27"/>
+          <w:lang w:eastAsia="es-ES"/>
+        </w:rPr>
+        <w:t>     LINK DINAMICO PARA CADA NUMERO --&gt;</w:t>
+      </w:r>
+    </w:p>
+    <w:p>
+      <w:pPr>
+        <w:shd w:val="clear" w:color="auto" w:fill="FFFFFF"/>
+        <w:spacing w:after="0" w:line="360" w:lineRule="atLeast"/>
+        <w:rPr>
+          <w:rFonts w:ascii="Consolas" w:eastAsia="Times New Roman" w:hAnsi="Consolas" w:cs="Times New Roman"/>
+          <w:b/>
+          <w:bCs/>
+          <w:color w:val="000000"/>
+          <w:sz w:val="27"/>
+          <w:szCs w:val="27"/>
+          <w:lang w:eastAsia="es-ES"/>
+        </w:rPr>
+      </w:pPr>
+      <w:r>
+        <w:rPr>
+          <w:rFonts w:ascii="Consolas" w:eastAsia="Times New Roman" w:hAnsi="Consolas" w:cs="Times New Roman"/>
+          <w:b/>
+          <w:bCs/>
+          <w:color w:val="000000"/>
+          <w:sz w:val="27"/>
+          <w:szCs w:val="27"/>
+          <w:lang w:eastAsia="es-ES"/>
+        </w:rPr>
+        <w:t>     &lt;</w:t>
+      </w:r>
+      <w:proofErr w:type="spellStart"/>
+      <w:proofErr w:type="gramStart"/>
+      <w:r>
+        <w:rPr>
+          <w:rFonts w:ascii="Consolas" w:eastAsia="Times New Roman" w:hAnsi="Consolas" w:cs="Times New Roman"/>
+          <w:b/>
+          <w:bCs/>
+          <w:color w:val="F92672"/>
+          <w:sz w:val="27"/>
+          <w:szCs w:val="27"/>
+          <w:lang w:eastAsia="es-ES"/>
+        </w:rPr>
+        <w:t>ul</w:t>
+      </w:r>
+      <w:proofErr w:type="spellEnd"/>
+      <w:proofErr w:type="gramEnd"/>
+      <w:r>
+        <w:rPr>
+          <w:rFonts w:ascii="Consolas" w:eastAsia="Times New Roman" w:hAnsi="Consolas" w:cs="Times New Roman"/>
+          <w:b/>
+          <w:bCs/>
+          <w:color w:val="000000"/>
+          <w:sz w:val="27"/>
+          <w:szCs w:val="27"/>
+          <w:lang w:eastAsia="es-ES"/>
+        </w:rPr>
+        <w:t>&gt;</w:t>
+      </w:r>
+    </w:p>
+    <w:p>
+      <w:pPr>
+        <w:shd w:val="clear" w:color="auto" w:fill="FFFFFF"/>
+        <w:spacing w:after="0" w:line="360" w:lineRule="atLeast"/>
+        <w:rPr>
+          <w:rFonts w:ascii="Consolas" w:eastAsia="Times New Roman" w:hAnsi="Consolas" w:cs="Times New Roman"/>
+          <w:b/>
+          <w:bCs/>
+          <w:color w:val="000000"/>
+          <w:sz w:val="27"/>
+          <w:szCs w:val="27"/>
+          <w:lang w:eastAsia="es-ES"/>
+        </w:rPr>
+      </w:pPr>
+      <w:r>
+        <w:rPr>
+          <w:rFonts w:ascii="Consolas" w:eastAsia="Times New Roman" w:hAnsi="Consolas" w:cs="Times New Roman"/>
+          <w:b/>
+          <w:bCs/>
+          <w:color w:val="000000"/>
+          <w:sz w:val="27"/>
+          <w:szCs w:val="27"/>
+          <w:lang w:eastAsia="es-ES"/>
+        </w:rPr>
+        <w:t>        @</w:t>
+      </w:r>
+      <w:proofErr w:type="spellStart"/>
+      <w:r>
+        <w:rPr>
+          <w:rFonts w:ascii="Consolas" w:eastAsia="Times New Roman" w:hAnsi="Consolas" w:cs="Times New Roman"/>
+          <w:b/>
+          <w:bCs/>
+          <w:color w:val="000000"/>
+          <w:sz w:val="27"/>
+          <w:szCs w:val="27"/>
+          <w:lang w:eastAsia="es-ES"/>
+        </w:rPr>
+        <w:t>for</w:t>
+      </w:r>
+      <w:proofErr w:type="spellEnd"/>
+      <w:r>
+        <w:rPr>
+          <w:rFonts w:ascii="Consolas" w:eastAsia="Times New Roman" w:hAnsi="Consolas" w:cs="Times New Roman"/>
+          <w:b/>
+          <w:bCs/>
+          <w:color w:val="000000"/>
+          <w:sz w:val="27"/>
+          <w:szCs w:val="27"/>
+          <w:lang w:eastAsia="es-ES"/>
+        </w:rPr>
+        <w:t xml:space="preserve"> (</w:t>
+      </w:r>
+      <w:proofErr w:type="spellStart"/>
+      <w:r>
+        <w:rPr>
+          <w:rFonts w:ascii="Consolas" w:eastAsia="Times New Roman" w:hAnsi="Consolas" w:cs="Times New Roman"/>
+          <w:b/>
+          <w:bCs/>
+          <w:color w:val="000000"/>
+          <w:sz w:val="27"/>
+          <w:szCs w:val="27"/>
+          <w:lang w:eastAsia="es-ES"/>
+        </w:rPr>
+        <w:t>num</w:t>
+      </w:r>
+      <w:proofErr w:type="spellEnd"/>
+      <w:r>
+        <w:rPr>
+          <w:rFonts w:ascii="Consolas" w:eastAsia="Times New Roman" w:hAnsi="Consolas" w:cs="Times New Roman"/>
+          <w:b/>
+          <w:bCs/>
+          <w:color w:val="000000"/>
+          <w:sz w:val="27"/>
+          <w:szCs w:val="27"/>
+          <w:lang w:eastAsia="es-ES"/>
+        </w:rPr>
+        <w:t xml:space="preserve"> of </w:t>
+      </w:r>
+      <w:proofErr w:type="spellStart"/>
+      <w:r>
+        <w:rPr>
+          <w:rFonts w:ascii="Consolas" w:eastAsia="Times New Roman" w:hAnsi="Consolas" w:cs="Times New Roman"/>
+          <w:b/>
+          <w:bCs/>
+          <w:color w:val="000000"/>
+          <w:sz w:val="27"/>
+          <w:szCs w:val="27"/>
+          <w:lang w:eastAsia="es-ES"/>
+        </w:rPr>
+        <w:t>numerosRandom</w:t>
+      </w:r>
+      <w:proofErr w:type="spellEnd"/>
+      <w:r>
+        <w:rPr>
+          <w:rFonts w:ascii="Consolas" w:eastAsia="Times New Roman" w:hAnsi="Consolas" w:cs="Times New Roman"/>
+          <w:b/>
+          <w:bCs/>
+          <w:color w:val="000000"/>
+          <w:sz w:val="27"/>
+          <w:szCs w:val="27"/>
+          <w:lang w:eastAsia="es-ES"/>
+        </w:rPr>
+        <w:t xml:space="preserve">; </w:t>
+      </w:r>
+      <w:proofErr w:type="spellStart"/>
+      <w:r>
+        <w:rPr>
+          <w:rFonts w:ascii="Consolas" w:eastAsia="Times New Roman" w:hAnsi="Consolas" w:cs="Times New Roman"/>
+          <w:b/>
+          <w:bCs/>
+          <w:color w:val="000000"/>
+          <w:sz w:val="27"/>
+          <w:szCs w:val="27"/>
+          <w:lang w:eastAsia="es-ES"/>
+        </w:rPr>
+        <w:t>track</w:t>
+      </w:r>
+      <w:proofErr w:type="spellEnd"/>
+      <w:r>
+        <w:rPr>
+          <w:rFonts w:ascii="Consolas" w:eastAsia="Times New Roman" w:hAnsi="Consolas" w:cs="Times New Roman"/>
+          <w:b/>
+          <w:bCs/>
+          <w:color w:val="000000"/>
+          <w:sz w:val="27"/>
+          <w:szCs w:val="27"/>
+          <w:lang w:eastAsia="es-ES"/>
+        </w:rPr>
+        <w:t xml:space="preserve"> </w:t>
+      </w:r>
+      <w:proofErr w:type="spellStart"/>
+      <w:r>
+        <w:rPr>
+          <w:rFonts w:ascii="Consolas" w:eastAsia="Times New Roman" w:hAnsi="Consolas" w:cs="Times New Roman"/>
+          <w:b/>
+          <w:bCs/>
+          <w:color w:val="000000"/>
+          <w:sz w:val="27"/>
+          <w:szCs w:val="27"/>
+          <w:lang w:eastAsia="es-ES"/>
+        </w:rPr>
+        <w:t>num</w:t>
+      </w:r>
+      <w:proofErr w:type="spellEnd"/>
+      <w:proofErr w:type="gramStart"/>
+      <w:r>
+        <w:rPr>
+          <w:rFonts w:ascii="Consolas" w:eastAsia="Times New Roman" w:hAnsi="Consolas" w:cs="Times New Roman"/>
+          <w:b/>
+          <w:bCs/>
+          <w:color w:val="000000"/>
+          <w:sz w:val="27"/>
+          <w:szCs w:val="27"/>
+          <w:lang w:eastAsia="es-ES"/>
+        </w:rPr>
+        <w:t>){</w:t>
+      </w:r>
+      <w:proofErr w:type="gramEnd"/>
+    </w:p>
+    <w:p>
+      <w:pPr>
+        <w:shd w:val="clear" w:color="auto" w:fill="FFFFFF"/>
+        <w:spacing w:after="0" w:line="360" w:lineRule="atLeast"/>
+        <w:rPr>
+          <w:rFonts w:ascii="Consolas" w:eastAsia="Times New Roman" w:hAnsi="Consolas" w:cs="Times New Roman"/>
+          <w:b/>
+          <w:bCs/>
+          <w:color w:val="000000"/>
+          <w:sz w:val="27"/>
+          <w:szCs w:val="27"/>
+          <w:lang w:eastAsia="es-ES"/>
+        </w:rPr>
+      </w:pPr>
+      <w:r>
+        <w:rPr>
+          <w:rFonts w:ascii="Consolas" w:eastAsia="Times New Roman" w:hAnsi="Consolas" w:cs="Times New Roman"/>
+          <w:b/>
+          <w:bCs/>
+          <w:color w:val="000000"/>
+          <w:sz w:val="27"/>
+          <w:szCs w:val="27"/>
+          <w:lang w:eastAsia="es-ES"/>
+        </w:rPr>
+        <w:t>            &lt;</w:t>
+      </w:r>
+      <w:proofErr w:type="gramStart"/>
+      <w:r>
+        <w:rPr>
+          <w:rFonts w:ascii="Consolas" w:eastAsia="Times New Roman" w:hAnsi="Consolas" w:cs="Times New Roman"/>
+          <w:b/>
+          <w:bCs/>
+          <w:color w:val="F92672"/>
+          <w:sz w:val="27"/>
+          <w:szCs w:val="27"/>
+          <w:lang w:eastAsia="es-ES"/>
+        </w:rPr>
+        <w:t>li</w:t>
+      </w:r>
+      <w:proofErr w:type="gramEnd"/>
+      <w:r>
+        <w:rPr>
+          <w:rFonts w:ascii="Consolas" w:eastAsia="Times New Roman" w:hAnsi="Consolas" w:cs="Times New Roman"/>
+          <w:b/>
+          <w:bCs/>
+          <w:color w:val="000000"/>
+          <w:sz w:val="27"/>
+          <w:szCs w:val="27"/>
+          <w:lang w:eastAsia="es-ES"/>
+        </w:rPr>
+        <w:t>&gt;</w:t>
+      </w:r>
+    </w:p>
+    <w:p>
+      <w:pPr>
+        <w:shd w:val="clear" w:color="auto" w:fill="FFFFFF"/>
+        <w:spacing w:after="0" w:line="360" w:lineRule="atLeast"/>
+        <w:rPr>
+          <w:rFonts w:ascii="Consolas" w:eastAsia="Times New Roman" w:hAnsi="Consolas" w:cs="Times New Roman"/>
+          <w:b/>
+          <w:bCs/>
+          <w:color w:val="000000"/>
+          <w:sz w:val="27"/>
+          <w:szCs w:val="27"/>
+          <w:lang w:eastAsia="es-ES"/>
+        </w:rPr>
+      </w:pPr>
+      <w:r>
+        <w:rPr>
+          <w:rFonts w:ascii="Consolas" w:eastAsia="Times New Roman" w:hAnsi="Consolas" w:cs="Times New Roman"/>
+          <w:b/>
+          <w:bCs/>
+          <w:color w:val="000000"/>
+          <w:sz w:val="27"/>
+          <w:szCs w:val="27"/>
+          <w:lang w:eastAsia="es-ES"/>
+        </w:rPr>
+        <w:t>                &lt;</w:t>
+      </w:r>
+      <w:proofErr w:type="gramStart"/>
+      <w:r>
+        <w:rPr>
+          <w:rFonts w:ascii="Consolas" w:eastAsia="Times New Roman" w:hAnsi="Consolas" w:cs="Times New Roman"/>
+          <w:b/>
+          <w:bCs/>
+          <w:color w:val="F92672"/>
+          <w:sz w:val="27"/>
+          <w:szCs w:val="27"/>
+          <w:lang w:eastAsia="es-ES"/>
+        </w:rPr>
+        <w:t>a</w:t>
+      </w:r>
+      <w:proofErr w:type="gramEnd"/>
+      <w:r>
+        <w:rPr>
+          <w:rFonts w:ascii="Consolas" w:eastAsia="Times New Roman" w:hAnsi="Consolas" w:cs="Times New Roman"/>
+          <w:b/>
+          <w:bCs/>
+          <w:color w:val="000000"/>
+          <w:sz w:val="27"/>
+          <w:szCs w:val="27"/>
+          <w:lang w:eastAsia="es-ES"/>
+        </w:rPr>
+        <w:t xml:space="preserve"> </w:t>
+      </w:r>
+      <w:r>
+        <w:rPr>
+          <w:rFonts w:ascii="Consolas" w:eastAsia="Times New Roman" w:hAnsi="Consolas" w:cs="Times New Roman"/>
+          <w:b/>
+          <w:bCs/>
+          <w:color w:val="6AAF19"/>
+          <w:sz w:val="27"/>
+          <w:szCs w:val="27"/>
+          <w:lang w:eastAsia="es-ES"/>
+        </w:rPr>
+        <w:t>[</w:t>
+      </w:r>
+      <w:proofErr w:type="spellStart"/>
+      <w:r>
+        <w:rPr>
+          <w:rFonts w:ascii="Consolas" w:eastAsia="Times New Roman" w:hAnsi="Consolas" w:cs="Times New Roman"/>
+          <w:b/>
+          <w:bCs/>
+          <w:color w:val="6AAF19"/>
+          <w:sz w:val="27"/>
+          <w:szCs w:val="27"/>
+          <w:lang w:eastAsia="es-ES"/>
+        </w:rPr>
+        <w:t>routerLink</w:t>
+      </w:r>
+      <w:proofErr w:type="spellEnd"/>
+      <w:r>
+        <w:rPr>
+          <w:rFonts w:ascii="Consolas" w:eastAsia="Times New Roman" w:hAnsi="Consolas" w:cs="Times New Roman"/>
+          <w:b/>
+          <w:bCs/>
+          <w:color w:val="6AAF19"/>
+          <w:sz w:val="27"/>
+          <w:szCs w:val="27"/>
+          <w:lang w:eastAsia="es-ES"/>
+        </w:rPr>
+        <w:t>]</w:t>
+      </w:r>
+      <w:r>
+        <w:rPr>
+          <w:rFonts w:ascii="Consolas" w:eastAsia="Times New Roman" w:hAnsi="Consolas" w:cs="Times New Roman"/>
+          <w:b/>
+          <w:bCs/>
+          <w:i/>
+          <w:iCs/>
+          <w:color w:val="CD3704"/>
+          <w:sz w:val="27"/>
+          <w:szCs w:val="27"/>
+          <w:lang w:eastAsia="es-ES"/>
+        </w:rPr>
+        <w:t>=</w:t>
+      </w:r>
+      <w:r>
+        <w:rPr>
+          <w:rFonts w:ascii="Consolas" w:eastAsia="Times New Roman" w:hAnsi="Consolas" w:cs="Times New Roman"/>
+          <w:b/>
+          <w:bCs/>
+          <w:i/>
+          <w:iCs/>
+          <w:color w:val="F25A00"/>
+          <w:sz w:val="27"/>
+          <w:szCs w:val="27"/>
+          <w:lang w:eastAsia="es-ES"/>
+        </w:rPr>
+        <w:t>"['/</w:t>
+      </w:r>
+      <w:proofErr w:type="spellStart"/>
+      <w:r>
+        <w:rPr>
+          <w:rFonts w:ascii="Consolas" w:eastAsia="Times New Roman" w:hAnsi="Consolas" w:cs="Times New Roman"/>
+          <w:b/>
+          <w:bCs/>
+          <w:i/>
+          <w:iCs/>
+          <w:color w:val="F25A00"/>
+          <w:sz w:val="27"/>
+          <w:szCs w:val="27"/>
+          <w:lang w:eastAsia="es-ES"/>
+        </w:rPr>
+        <w:t>numerosrouter</w:t>
+      </w:r>
+      <w:proofErr w:type="spellEnd"/>
+      <w:r>
+        <w:rPr>
+          <w:rFonts w:ascii="Consolas" w:eastAsia="Times New Roman" w:hAnsi="Consolas" w:cs="Times New Roman"/>
+          <w:b/>
+          <w:bCs/>
+          <w:i/>
+          <w:iCs/>
+          <w:color w:val="F25A00"/>
+          <w:sz w:val="27"/>
+          <w:szCs w:val="27"/>
+          <w:lang w:eastAsia="es-ES"/>
+        </w:rPr>
+        <w:t xml:space="preserve">', </w:t>
+      </w:r>
+      <w:proofErr w:type="spellStart"/>
+      <w:r>
+        <w:rPr>
+          <w:rFonts w:ascii="Consolas" w:eastAsia="Times New Roman" w:hAnsi="Consolas" w:cs="Times New Roman"/>
+          <w:b/>
+          <w:bCs/>
+          <w:i/>
+          <w:iCs/>
+          <w:color w:val="F25A00"/>
+          <w:sz w:val="27"/>
+          <w:szCs w:val="27"/>
+          <w:lang w:eastAsia="es-ES"/>
+        </w:rPr>
+        <w:t>num</w:t>
+      </w:r>
+      <w:proofErr w:type="spellEnd"/>
+      <w:r>
+        <w:rPr>
+          <w:rFonts w:ascii="Consolas" w:eastAsia="Times New Roman" w:hAnsi="Consolas" w:cs="Times New Roman"/>
+          <w:b/>
+          <w:bCs/>
+          <w:i/>
+          <w:iCs/>
+          <w:color w:val="F25A00"/>
+          <w:sz w:val="27"/>
+          <w:szCs w:val="27"/>
+          <w:lang w:eastAsia="es-ES"/>
+        </w:rPr>
+        <w:t>]"</w:t>
+      </w:r>
+      <w:r>
+        <w:rPr>
+          <w:rFonts w:ascii="Consolas" w:eastAsia="Times New Roman" w:hAnsi="Consolas" w:cs="Times New Roman"/>
+          <w:b/>
+          <w:bCs/>
+          <w:color w:val="000000"/>
+          <w:sz w:val="27"/>
+          <w:szCs w:val="27"/>
+          <w:lang w:eastAsia="es-ES"/>
+        </w:rPr>
+        <w:t>&gt;</w:t>
+      </w:r>
+    </w:p>
+    <w:p>
+      <w:pPr>
+        <w:shd w:val="clear" w:color="auto" w:fill="FFFFFF"/>
+        <w:spacing w:after="0" w:line="360" w:lineRule="atLeast"/>
+        <w:rPr>
+          <w:rFonts w:ascii="Consolas" w:eastAsia="Times New Roman" w:hAnsi="Consolas" w:cs="Times New Roman"/>
+          <w:b/>
+          <w:bCs/>
+          <w:color w:val="000000"/>
+          <w:sz w:val="27"/>
+          <w:szCs w:val="27"/>
+          <w:lang w:eastAsia="es-ES"/>
+        </w:rPr>
+      </w:pPr>
+      <w:r>
+        <w:rPr>
+          <w:rFonts w:ascii="Consolas" w:eastAsia="Times New Roman" w:hAnsi="Consolas" w:cs="Times New Roman"/>
+          <w:b/>
+          <w:bCs/>
+          <w:color w:val="000000"/>
+          <w:sz w:val="27"/>
+          <w:szCs w:val="27"/>
+          <w:lang w:eastAsia="es-ES"/>
+        </w:rPr>
+        <w:t>                    Doble {{</w:t>
+      </w:r>
+      <w:proofErr w:type="spellStart"/>
+      <w:r>
+        <w:rPr>
+          <w:rFonts w:ascii="Consolas" w:eastAsia="Times New Roman" w:hAnsi="Consolas" w:cs="Times New Roman"/>
+          <w:b/>
+          <w:bCs/>
+          <w:color w:val="000000"/>
+          <w:sz w:val="27"/>
+          <w:szCs w:val="27"/>
+          <w:lang w:eastAsia="es-ES"/>
+        </w:rPr>
+        <w:t>num</w:t>
+      </w:r>
+      <w:proofErr w:type="spellEnd"/>
+      <w:r>
+        <w:rPr>
+          <w:rFonts w:ascii="Consolas" w:eastAsia="Times New Roman" w:hAnsi="Consolas" w:cs="Times New Roman"/>
+          <w:b/>
+          <w:bCs/>
+          <w:color w:val="000000"/>
+          <w:sz w:val="27"/>
+          <w:szCs w:val="27"/>
+          <w:lang w:eastAsia="es-ES"/>
+        </w:rPr>
+        <w:t>}}</w:t>
+      </w:r>
+    </w:p>
+    <w:p>
+      <w:pPr>
+        <w:shd w:val="clear" w:color="auto" w:fill="FFFFFF"/>
+        <w:spacing w:after="0" w:line="360" w:lineRule="atLeast"/>
+        <w:rPr>
+          <w:rFonts w:ascii="Consolas" w:eastAsia="Times New Roman" w:hAnsi="Consolas" w:cs="Times New Roman"/>
+          <w:b/>
+          <w:bCs/>
+          <w:color w:val="000000"/>
+          <w:sz w:val="27"/>
+          <w:szCs w:val="27"/>
+          <w:lang w:eastAsia="es-ES"/>
+        </w:rPr>
+      </w:pPr>
+      <w:r>
+        <w:rPr>
+          <w:rFonts w:ascii="Consolas" w:eastAsia="Times New Roman" w:hAnsi="Consolas" w:cs="Times New Roman"/>
+          <w:b/>
+          <w:bCs/>
+          <w:color w:val="000000"/>
+          <w:sz w:val="27"/>
+          <w:szCs w:val="27"/>
+          <w:lang w:eastAsia="es-ES"/>
+        </w:rPr>
+        <w:t>                &lt;/</w:t>
+      </w:r>
+      <w:r>
+        <w:rPr>
+          <w:rFonts w:ascii="Consolas" w:eastAsia="Times New Roman" w:hAnsi="Consolas" w:cs="Times New Roman"/>
+          <w:b/>
+          <w:bCs/>
+          <w:color w:val="F92672"/>
+          <w:sz w:val="27"/>
+          <w:szCs w:val="27"/>
+          <w:lang w:eastAsia="es-ES"/>
+        </w:rPr>
+        <w:t>a</w:t>
+      </w:r>
+      <w:r>
+        <w:rPr>
+          <w:rFonts w:ascii="Consolas" w:eastAsia="Times New Roman" w:hAnsi="Consolas" w:cs="Times New Roman"/>
+          <w:b/>
+          <w:bCs/>
+          <w:color w:val="000000"/>
+          <w:sz w:val="27"/>
+          <w:szCs w:val="27"/>
+          <w:lang w:eastAsia="es-ES"/>
+        </w:rPr>
+        <w:t>&gt;</w:t>
+      </w:r>
+    </w:p>
+    <w:p>
+      <w:pPr>
+        <w:shd w:val="clear" w:color="auto" w:fill="FFFFFF"/>
+        <w:spacing w:after="0" w:line="360" w:lineRule="atLeast"/>
+        <w:rPr>
+          <w:rFonts w:ascii="Consolas" w:eastAsia="Times New Roman" w:hAnsi="Consolas" w:cs="Times New Roman"/>
+          <w:b/>
+          <w:bCs/>
+          <w:color w:val="000000"/>
+          <w:sz w:val="27"/>
+          <w:szCs w:val="27"/>
+          <w:lang w:eastAsia="es-ES"/>
+        </w:rPr>
+      </w:pPr>
+      <w:r>
+        <w:rPr>
+          <w:rFonts w:ascii="Consolas" w:eastAsia="Times New Roman" w:hAnsi="Consolas" w:cs="Times New Roman"/>
+          <w:b/>
+          <w:bCs/>
+          <w:color w:val="000000"/>
+          <w:sz w:val="27"/>
+          <w:szCs w:val="27"/>
+          <w:lang w:eastAsia="es-ES"/>
+        </w:rPr>
+        <w:t>            &lt;/</w:t>
+      </w:r>
+      <w:proofErr w:type="gramStart"/>
+      <w:r>
+        <w:rPr>
+          <w:rFonts w:ascii="Consolas" w:eastAsia="Times New Roman" w:hAnsi="Consolas" w:cs="Times New Roman"/>
+          <w:b/>
+          <w:bCs/>
+          <w:color w:val="F92672"/>
+          <w:sz w:val="27"/>
+          <w:szCs w:val="27"/>
+          <w:lang w:eastAsia="es-ES"/>
+        </w:rPr>
+        <w:t>li</w:t>
+      </w:r>
+      <w:proofErr w:type="gramEnd"/>
+      <w:r>
+        <w:rPr>
+          <w:rFonts w:ascii="Consolas" w:eastAsia="Times New Roman" w:hAnsi="Consolas" w:cs="Times New Roman"/>
+          <w:b/>
+          <w:bCs/>
+          <w:color w:val="000000"/>
+          <w:sz w:val="27"/>
+          <w:szCs w:val="27"/>
+          <w:lang w:eastAsia="es-ES"/>
+        </w:rPr>
+        <w:t>&gt;</w:t>
+      </w:r>
+    </w:p>
+    <w:p>
+      <w:pPr>
+        <w:shd w:val="clear" w:color="auto" w:fill="FFFFFF"/>
+        <w:spacing w:after="0" w:line="360" w:lineRule="atLeast"/>
+        <w:rPr>
+          <w:rFonts w:ascii="Consolas" w:eastAsia="Times New Roman" w:hAnsi="Consolas" w:cs="Times New Roman"/>
+          <w:b/>
+          <w:bCs/>
+          <w:color w:val="000000"/>
+          <w:sz w:val="27"/>
+          <w:szCs w:val="27"/>
+          <w:lang w:eastAsia="es-ES"/>
+        </w:rPr>
+      </w:pPr>
+      <w:r>
+        <w:rPr>
+          <w:rFonts w:ascii="Consolas" w:eastAsia="Times New Roman" w:hAnsi="Consolas" w:cs="Times New Roman"/>
+          <w:b/>
+          <w:bCs/>
+          <w:color w:val="000000"/>
+          <w:sz w:val="27"/>
+          <w:szCs w:val="27"/>
+          <w:lang w:eastAsia="es-ES"/>
+        </w:rPr>
+        <w:lastRenderedPageBreak/>
+        <w:t>        }</w:t>
+      </w:r>
+    </w:p>
+    <w:p>
+      <w:pPr>
+        <w:shd w:val="clear" w:color="auto" w:fill="FFFFFF"/>
+        <w:spacing w:after="0" w:line="360" w:lineRule="atLeast"/>
+        <w:rPr>
+          <w:rFonts w:ascii="Consolas" w:eastAsia="Times New Roman" w:hAnsi="Consolas" w:cs="Times New Roman"/>
+          <w:b/>
+          <w:bCs/>
+          <w:color w:val="000000"/>
+          <w:sz w:val="27"/>
+          <w:szCs w:val="27"/>
+          <w:lang w:eastAsia="es-ES"/>
+        </w:rPr>
+      </w:pPr>
+      <w:r>
+        <w:rPr>
+          <w:rFonts w:ascii="Consolas" w:eastAsia="Times New Roman" w:hAnsi="Consolas" w:cs="Times New Roman"/>
+          <w:b/>
+          <w:bCs/>
+          <w:color w:val="000000"/>
+          <w:sz w:val="27"/>
+          <w:szCs w:val="27"/>
+          <w:lang w:eastAsia="es-ES"/>
+        </w:rPr>
+        <w:t>     &lt;/</w:t>
+      </w:r>
+      <w:proofErr w:type="spellStart"/>
+      <w:proofErr w:type="gramStart"/>
+      <w:r>
+        <w:rPr>
+          <w:rFonts w:ascii="Consolas" w:eastAsia="Times New Roman" w:hAnsi="Consolas" w:cs="Times New Roman"/>
+          <w:b/>
+          <w:bCs/>
+          <w:color w:val="F92672"/>
+          <w:sz w:val="27"/>
+          <w:szCs w:val="27"/>
+          <w:lang w:eastAsia="es-ES"/>
+        </w:rPr>
+        <w:t>ul</w:t>
+      </w:r>
+      <w:proofErr w:type="spellEnd"/>
+      <w:proofErr w:type="gramEnd"/>
+      <w:r>
+        <w:rPr>
+          <w:rFonts w:ascii="Consolas" w:eastAsia="Times New Roman" w:hAnsi="Consolas" w:cs="Times New Roman"/>
+          <w:b/>
+          <w:bCs/>
+          <w:color w:val="000000"/>
+          <w:sz w:val="27"/>
+          <w:szCs w:val="27"/>
+          <w:lang w:eastAsia="es-ES"/>
+        </w:rPr>
+        <w:t>&gt;</w:t>
+      </w:r>
+    </w:p>
+    <w:p>
+      <w:pPr>
+        <w:shd w:val="clear" w:color="auto" w:fill="FFFFFF"/>
+        <w:spacing w:after="0" w:line="360" w:lineRule="atLeast"/>
+        <w:rPr>
+          <w:rFonts w:ascii="Consolas" w:eastAsia="Times New Roman" w:hAnsi="Consolas" w:cs="Times New Roman"/>
+          <w:b/>
+          <w:bCs/>
+          <w:color w:val="000000"/>
+          <w:sz w:val="27"/>
+          <w:szCs w:val="27"/>
+          <w:lang w:eastAsia="es-ES"/>
+        </w:rPr>
+      </w:pPr>
+      <w:r>
+        <w:rPr>
+          <w:rFonts w:ascii="Consolas" w:eastAsia="Times New Roman" w:hAnsi="Consolas" w:cs="Times New Roman"/>
+          <w:b/>
+          <w:bCs/>
+          <w:color w:val="000000"/>
+          <w:sz w:val="27"/>
+          <w:szCs w:val="27"/>
+          <w:lang w:eastAsia="es-ES"/>
+        </w:rPr>
+        <w:t>&lt;/</w:t>
+      </w:r>
+      <w:proofErr w:type="gramStart"/>
+      <w:r>
+        <w:rPr>
+          <w:rFonts w:ascii="Consolas" w:eastAsia="Times New Roman" w:hAnsi="Consolas" w:cs="Times New Roman"/>
+          <w:b/>
+          <w:bCs/>
+          <w:color w:val="F92672"/>
+          <w:sz w:val="27"/>
+          <w:szCs w:val="27"/>
+          <w:lang w:eastAsia="es-ES"/>
+        </w:rPr>
+        <w:t>div</w:t>
+      </w:r>
+      <w:proofErr w:type="gramEnd"/>
+      <w:r>
+        <w:rPr>
+          <w:rFonts w:ascii="Consolas" w:eastAsia="Times New Roman" w:hAnsi="Consolas" w:cs="Times New Roman"/>
+          <w:b/>
+          <w:bCs/>
+          <w:color w:val="000000"/>
+          <w:sz w:val="27"/>
+          <w:szCs w:val="27"/>
+          <w:lang w:eastAsia="es-ES"/>
+        </w:rPr>
+        <w:t>&gt;</w:t>
+      </w:r>
+    </w:p>
+    <w:p/>
+    <w:p>
       <w:bookmarkStart w:id="0" w:name="_GoBack"/>
       <w:bookmarkEnd w:id="0"/>
     </w:p>
-    <w:p/>
-    <w:p/>
     <w:p/>
     <w:p/>
     <w:sectPr>
@@ -39388,6 +44491,95 @@
     </w:lvl>
   </w:abstractNum>
   <w:abstractNum w:abstractNumId="8" w15:restartNumberingAfterBreak="0">
+    <w:nsid w:val="610E1C3D"/>
+    <w:multiLevelType w:val="hybridMultilevel"/>
+    <w:tmpl w:val="A1E089A2"/>
+    <w:lvl w:ilvl="0" w:tplc="0C0A0011">
+      <w:start w:val="1"/>
+      <w:numFmt w:val="decimal"/>
+      <w:lvlText w:val="%1)"/>
+      <w:lvlJc w:val="left"/>
+      <w:pPr>
+        <w:ind w:left="720" w:hanging="360"/>
+      </w:pPr>
+      <w:rPr>
+        <w:rFonts w:hint="default"/>
+      </w:rPr>
+    </w:lvl>
+    <w:lvl w:ilvl="1" w:tplc="0C0A0019" w:tentative="1">
+      <w:start w:val="1"/>
+      <w:numFmt w:val="lowerLetter"/>
+      <w:lvlText w:val="%2."/>
+      <w:lvlJc w:val="left"/>
+      <w:pPr>
+        <w:ind w:left="1440" w:hanging="360"/>
+      </w:pPr>
+    </w:lvl>
+    <w:lvl w:ilvl="2" w:tplc="0C0A001B" w:tentative="1">
+      <w:start w:val="1"/>
+      <w:numFmt w:val="lowerRoman"/>
+      <w:lvlText w:val="%3."/>
+      <w:lvlJc w:val="right"/>
+      <w:pPr>
+        <w:ind w:left="2160" w:hanging="180"/>
+      </w:pPr>
+    </w:lvl>
+    <w:lvl w:ilvl="3" w:tplc="0C0A000F" w:tentative="1">
+      <w:start w:val="1"/>
+      <w:numFmt w:val="decimal"/>
+      <w:lvlText w:val="%4."/>
+      <w:lvlJc w:val="left"/>
+      <w:pPr>
+        <w:ind w:left="2880" w:hanging="360"/>
+      </w:pPr>
+    </w:lvl>
+    <w:lvl w:ilvl="4" w:tplc="0C0A0019" w:tentative="1">
+      <w:start w:val="1"/>
+      <w:numFmt w:val="lowerLetter"/>
+      <w:lvlText w:val="%5."/>
+      <w:lvlJc w:val="left"/>
+      <w:pPr>
+        <w:ind w:left="3600" w:hanging="360"/>
+      </w:pPr>
+    </w:lvl>
+    <w:lvl w:ilvl="5" w:tplc="0C0A001B" w:tentative="1">
+      <w:start w:val="1"/>
+      <w:numFmt w:val="lowerRoman"/>
+      <w:lvlText w:val="%6."/>
+      <w:lvlJc w:val="right"/>
+      <w:pPr>
+        <w:ind w:left="4320" w:hanging="180"/>
+      </w:pPr>
+    </w:lvl>
+    <w:lvl w:ilvl="6" w:tplc="0C0A000F" w:tentative="1">
+      <w:start w:val="1"/>
+      <w:numFmt w:val="decimal"/>
+      <w:lvlText w:val="%7."/>
+      <w:lvlJc w:val="left"/>
+      <w:pPr>
+        <w:ind w:left="5040" w:hanging="360"/>
+      </w:pPr>
+    </w:lvl>
+    <w:lvl w:ilvl="7" w:tplc="0C0A0019" w:tentative="1">
+      <w:start w:val="1"/>
+      <w:numFmt w:val="lowerLetter"/>
+      <w:lvlText w:val="%8."/>
+      <w:lvlJc w:val="left"/>
+      <w:pPr>
+        <w:ind w:left="5760" w:hanging="360"/>
+      </w:pPr>
+    </w:lvl>
+    <w:lvl w:ilvl="8" w:tplc="0C0A001B" w:tentative="1">
+      <w:start w:val="1"/>
+      <w:numFmt w:val="lowerRoman"/>
+      <w:lvlText w:val="%9."/>
+      <w:lvlJc w:val="right"/>
+      <w:pPr>
+        <w:ind w:left="6480" w:hanging="180"/>
+      </w:pPr>
+    </w:lvl>
+  </w:abstractNum>
+  <w:abstractNum w:abstractNumId="9" w15:restartNumberingAfterBreak="0">
     <w:nsid w:val="646C5616"/>
     <w:multiLevelType w:val="hybridMultilevel"/>
     <w:tmpl w:val="779055F0"/>
@@ -39499,7 +44691,7 @@
       </w:rPr>
     </w:lvl>
   </w:abstractNum>
-  <w:abstractNum w:abstractNumId="9" w15:restartNumberingAfterBreak="0">
+  <w:abstractNum w:abstractNumId="10" w15:restartNumberingAfterBreak="0">
     <w:nsid w:val="6C467D6F"/>
     <w:multiLevelType w:val="hybridMultilevel"/>
     <w:tmpl w:val="EB4EC516"/>
@@ -39589,10 +44781,10 @@
     </w:lvl>
   </w:abstractNum>
   <w:num w:numId="1">
-    <w:abstractNumId w:val="8"/>
+    <w:abstractNumId w:val="9"/>
   </w:num>
   <w:num w:numId="2">
-    <w:abstractNumId w:val="9"/>
+    <w:abstractNumId w:val="10"/>
   </w:num>
   <w:num w:numId="3">
     <w:abstractNumId w:val="3"/>
@@ -39617,6 +44809,9 @@
   </w:num>
   <w:num w:numId="10">
     <w:abstractNumId w:val="7"/>
+  </w:num>
+  <w:num w:numId="11">
+    <w:abstractNumId w:val="8"/>
   </w:num>
 </w:numbering>
 </file>

--- a/Angular Emergencias.docx
+++ b/Angular Emergencias.docx
@@ -43761,9 +43761,154 @@
     </w:p>
     <w:p/>
     <w:p>
+      <w:pPr>
+        <w:pStyle w:val="Ttulo1"/>
+      </w:pPr>
+      <w:r>
+        <w:t>PROYECTOS STANDALONE</w:t>
+      </w:r>
+    </w:p>
+    <w:p/>
+    <w:p>
+      <w:r>
+        <w:t xml:space="preserve">Un proyecto </w:t>
+      </w:r>
+      <w:proofErr w:type="spellStart"/>
+      <w:r>
+        <w:t>Standalone</w:t>
+      </w:r>
+      <w:proofErr w:type="spellEnd"/>
+      <w:r>
+        <w:t xml:space="preserve"> a TRUE indica que no existirá un jefe, simplemente cada </w:t>
+      </w:r>
+      <w:proofErr w:type="spellStart"/>
+      <w:r>
+        <w:t>component</w:t>
+      </w:r>
+      <w:proofErr w:type="spellEnd"/>
+      <w:r>
+        <w:t xml:space="preserve"> debe utilizar sus propias características de forma aislada.</w:t>
+      </w:r>
+    </w:p>
+    <w:p>
+      <w:r>
+        <w:t xml:space="preserve">Creamos un nuevo proyecto llamado </w:t>
+      </w:r>
+      <w:proofErr w:type="spellStart"/>
+      <w:r>
+        <w:rPr>
+          <w:b/>
+        </w:rPr>
+        <w:t>standaloneangular</w:t>
+      </w:r>
+      <w:proofErr w:type="spellEnd"/>
+    </w:p>
+    <w:p>
+      <w:proofErr w:type="spellStart"/>
+      <w:proofErr w:type="gramStart"/>
+      <w:r>
+        <w:rPr>
+          <w:b/>
+        </w:rPr>
+        <w:t>ng</w:t>
+      </w:r>
+      <w:proofErr w:type="spellEnd"/>
+      <w:proofErr w:type="gramEnd"/>
+      <w:r>
+        <w:rPr>
+          <w:b/>
+        </w:rPr>
+        <w:t xml:space="preserve"> new </w:t>
+      </w:r>
+      <w:proofErr w:type="spellStart"/>
+      <w:r>
+        <w:rPr>
+          <w:b/>
+        </w:rPr>
+        <w:t>standaloneangular</w:t>
+      </w:r>
+      <w:proofErr w:type="spellEnd"/>
+    </w:p>
+    <w:p>
+      <w:r>
+        <w:t xml:space="preserve">Esta nueva forma de visualizar los proyectos de Angular nace por la necesidad de migrar </w:t>
+      </w:r>
+      <w:proofErr w:type="spellStart"/>
+      <w:r>
+        <w:t>components</w:t>
+      </w:r>
+      <w:proofErr w:type="spellEnd"/>
+      <w:r>
+        <w:t xml:space="preserve"> entre proyectos.   Si no vamos a migrar </w:t>
+      </w:r>
+      <w:proofErr w:type="spellStart"/>
+      <w:r>
+        <w:t>components</w:t>
+      </w:r>
+      <w:proofErr w:type="spellEnd"/>
+      <w:r>
+        <w:t>, esto da igual.</w:t>
+      </w:r>
+    </w:p>
+    <w:p>
+      <w:r>
+        <w:t xml:space="preserve">Los </w:t>
+      </w:r>
+      <w:proofErr w:type="spellStart"/>
+      <w:r>
+        <w:t>components</w:t>
+      </w:r>
+      <w:proofErr w:type="spellEnd"/>
+      <w:r>
+        <w:t xml:space="preserve"> no dejan de ser piezas dentro de un proyecto.  Si tenemos un </w:t>
+      </w:r>
+      <w:proofErr w:type="spellStart"/>
+      <w:r>
+        <w:t>component</w:t>
+      </w:r>
+      <w:proofErr w:type="spellEnd"/>
+      <w:r>
+        <w:t xml:space="preserve"> que NO sabe qué es lo que utiliza, para migrarlo a otro proyecto, tendríamos que estar buscando sus librerías dentro de Module para incluirlas.</w:t>
+      </w:r>
+    </w:p>
+    <w:p>
+      <w:r>
+        <w:t xml:space="preserve">La única diferencia es que un </w:t>
+      </w:r>
+      <w:proofErr w:type="spellStart"/>
+      <w:r>
+        <w:t>component</w:t>
+      </w:r>
+      <w:proofErr w:type="spellEnd"/>
+      <w:r>
+        <w:t xml:space="preserve"> utilizará todas las librerías por sí mismo, de modo que, cuando lo llevemos a otro proyecto, simplemente funcionará.</w:t>
+      </w:r>
+    </w:p>
+    <w:p>
+      <w:pPr>
+        <w:rPr>
+          <w:b/>
+        </w:rPr>
+      </w:pPr>
+      <w:r>
+        <w:t xml:space="preserve">Lo primero que vemos al abrir el proyecto es que NO existe </w:t>
+      </w:r>
+      <w:r>
+        <w:rPr>
+          <w:b/>
+        </w:rPr>
+        <w:t>MODULE/JEFE</w:t>
+      </w:r>
+    </w:p>
+    <w:p>
       <w:bookmarkStart w:id="0" w:name="_GoBack"/>
       <w:bookmarkEnd w:id="0"/>
     </w:p>
+    <w:p/>
+    <w:p/>
+    <w:p/>
+    <w:p/>
+    <w:p/>
     <w:p/>
     <w:p/>
     <w:sectPr>
